--- a/lab3/Lab3.docx
+++ b/lab3/Lab3.docx
@@ -21440,7 +21440,7 @@
           <w:bCs/>
           <w:sz w:val="40"/>
           <w:szCs w:val="40"/>
-          <w:u w:val="single"/>
+          <w:u w:val="none"/>
         </w:rPr>
       </w:pPr>
       <w:r>
@@ -21449,683 +21449,4632 @@
           <w:bCs/>
           <w:sz w:val="40"/>
           <w:szCs w:val="40"/>
-          <w:u w:val="single"/>
+          <w:u w:val="none"/>
         </w:rPr>
         <w:t>Test.vhd</w:t>
       </w:r>
     </w:p>
     <w:p>
+      <w:pPr>
+        <w:pStyle w:val="8"/>
+        <w:keepNext w:val="0"/>
+        <w:keepLines w:val="0"/>
+        <w:widowControl/>
+        <w:suppressLineNumbers w:val="0"/>
+        <w:pBdr>
+          <w:top w:val="none" w:color="auto" w:sz="0" w:space="0"/>
+          <w:left w:val="none" w:color="auto" w:sz="0" w:space="0"/>
+          <w:bottom w:val="none" w:color="auto" w:sz="0" w:space="0"/>
+          <w:right w:val="none" w:color="auto" w:sz="0" w:space="0"/>
+        </w:pBdr>
+        <w:shd w:val="clear" w:fill="FFFFFF"/>
+        <w:spacing w:before="0" w:beforeAutospacing="0" w:after="0" w:afterAutospacing="0"/>
+        <w:ind w:left="0" w:right="0" w:firstLine="0"/>
+        <w:jc w:val="left"/>
+        <w:textAlignment w:val="baseline"/>
+        <w:rPr>
+          <w:b w:val="0"/>
+          <w:bCs w:val="0"/>
+          <w:i w:val="0"/>
+          <w:iCs w:val="0"/>
+          <w:color w:val="auto"/>
+          <w:sz w:val="20"/>
+          <w:szCs w:val="20"/>
+          <w:lang w:val="en-US"/>
+        </w:rPr>
+      </w:pPr>
       <w:r>
-        <w:t>library IEEE;</w:t>
+        <w:rPr>
+          <w:rFonts w:ascii="Consolas" w:hAnsi="Consolas" w:eastAsia="Consolas" w:cs="Consolas"/>
+          <w:b w:val="0"/>
+          <w:bCs w:val="0"/>
+          <w:i w:val="0"/>
+          <w:iCs w:val="0"/>
+          <w:caps w:val="0"/>
+          <w:color w:val="auto"/>
+          <w:spacing w:val="0"/>
+          <w:sz w:val="20"/>
+          <w:szCs w:val="20"/>
+          <w:shd w:val="clear" w:fill="FFFFFF"/>
+          <w:vertAlign w:val="baseline"/>
+          <w:lang w:val="en-US"/>
+        </w:rPr>
+        <w:t>library</w:t>
+      </w:r>
+      <w:r>
+        <w:rPr>
+          <w:rFonts w:hint="default" w:ascii="Consolas" w:hAnsi="Consolas" w:eastAsia="Consolas" w:cs="Consolas"/>
+          <w:b w:val="0"/>
+          <w:bCs w:val="0"/>
+          <w:i w:val="0"/>
+          <w:iCs w:val="0"/>
+          <w:caps w:val="0"/>
+          <w:color w:val="auto"/>
+          <w:spacing w:val="0"/>
+          <w:sz w:val="20"/>
+          <w:szCs w:val="20"/>
+          <w:shd w:val="clear" w:fill="FFFFFF"/>
+          <w:vertAlign w:val="baseline"/>
+          <w:lang w:val="en-US"/>
+        </w:rPr>
+        <w:t xml:space="preserve"> IEEE;</w:t>
       </w:r>
     </w:p>
     <w:p>
+      <w:pPr>
+        <w:pStyle w:val="8"/>
+        <w:keepNext w:val="0"/>
+        <w:keepLines w:val="0"/>
+        <w:widowControl/>
+        <w:suppressLineNumbers w:val="0"/>
+        <w:pBdr>
+          <w:top w:val="none" w:color="auto" w:sz="0" w:space="0"/>
+          <w:left w:val="none" w:color="auto" w:sz="0" w:space="0"/>
+          <w:bottom w:val="none" w:color="auto" w:sz="0" w:space="0"/>
+          <w:right w:val="none" w:color="auto" w:sz="0" w:space="0"/>
+        </w:pBdr>
+        <w:shd w:val="clear" w:fill="FFFFFF"/>
+        <w:spacing w:before="0" w:beforeAutospacing="0" w:after="0" w:afterAutospacing="0"/>
+        <w:ind w:left="0" w:right="0" w:firstLine="0"/>
+        <w:jc w:val="left"/>
+        <w:textAlignment w:val="baseline"/>
+        <w:rPr>
+          <w:b w:val="0"/>
+          <w:bCs w:val="0"/>
+          <w:i w:val="0"/>
+          <w:iCs w:val="0"/>
+          <w:color w:val="auto"/>
+          <w:sz w:val="20"/>
+          <w:szCs w:val="20"/>
+          <w:lang w:val="en-US"/>
+        </w:rPr>
+      </w:pPr>
       <w:r>
+        <w:rPr>
+          <w:rFonts w:hint="default" w:ascii="Consolas" w:hAnsi="Consolas" w:eastAsia="Consolas" w:cs="Consolas"/>
+          <w:b w:val="0"/>
+          <w:bCs w:val="0"/>
+          <w:i w:val="0"/>
+          <w:iCs w:val="0"/>
+          <w:caps w:val="0"/>
+          <w:color w:val="auto"/>
+          <w:spacing w:val="0"/>
+          <w:sz w:val="20"/>
+          <w:szCs w:val="20"/>
+          <w:shd w:val="clear" w:fill="FFFFFF"/>
+          <w:vertAlign w:val="baseline"/>
+          <w:lang w:val="en-US"/>
+        </w:rPr>
         <w:t>use IEEE.STD_LOGIC_1164.ALL;</w:t>
       </w:r>
     </w:p>
-    <w:p/>
     <w:p>
+      <w:pPr>
+        <w:pStyle w:val="8"/>
+        <w:keepNext w:val="0"/>
+        <w:keepLines w:val="0"/>
+        <w:widowControl/>
+        <w:suppressLineNumbers w:val="0"/>
+        <w:pBdr>
+          <w:top w:val="none" w:color="auto" w:sz="0" w:space="0"/>
+          <w:left w:val="none" w:color="auto" w:sz="0" w:space="0"/>
+          <w:bottom w:val="none" w:color="auto" w:sz="0" w:space="0"/>
+          <w:right w:val="none" w:color="auto" w:sz="0" w:space="0"/>
+        </w:pBdr>
+        <w:shd w:val="clear" w:fill="FFFFFF"/>
+        <w:spacing w:before="0" w:beforeAutospacing="0" w:after="0" w:afterAutospacing="0"/>
+        <w:ind w:left="0" w:right="0" w:firstLine="0"/>
+        <w:jc w:val="left"/>
+        <w:textAlignment w:val="baseline"/>
+        <w:rPr>
+          <w:b w:val="0"/>
+          <w:bCs w:val="0"/>
+          <w:i w:val="0"/>
+          <w:iCs w:val="0"/>
+          <w:color w:val="auto"/>
+          <w:sz w:val="20"/>
+          <w:szCs w:val="20"/>
+          <w:lang w:val="en-US"/>
+        </w:rPr>
+      </w:pPr>
       <w:r>
+        <w:rPr>
+          <w:rFonts w:hint="default" w:ascii="Consolas" w:hAnsi="Consolas" w:eastAsia="Consolas" w:cs="Consolas"/>
+          <w:b w:val="0"/>
+          <w:bCs w:val="0"/>
+          <w:i w:val="0"/>
+          <w:iCs w:val="0"/>
+          <w:caps w:val="0"/>
+          <w:color w:val="auto"/>
+          <w:spacing w:val="0"/>
+          <w:sz w:val="20"/>
+          <w:szCs w:val="20"/>
+          <w:shd w:val="clear" w:fill="FFFFFF"/>
+          <w:vertAlign w:val="baseline"/>
+          <w:lang w:val="en-US"/>
+        </w:rPr>
         <w:t>entity test is</w:t>
       </w:r>
     </w:p>
     <w:p>
+      <w:pPr>
+        <w:pStyle w:val="8"/>
+        <w:keepNext w:val="0"/>
+        <w:keepLines w:val="0"/>
+        <w:widowControl/>
+        <w:suppressLineNumbers w:val="0"/>
+        <w:pBdr>
+          <w:top w:val="none" w:color="auto" w:sz="0" w:space="0"/>
+          <w:left w:val="none" w:color="auto" w:sz="0" w:space="0"/>
+          <w:bottom w:val="none" w:color="auto" w:sz="0" w:space="0"/>
+          <w:right w:val="none" w:color="auto" w:sz="0" w:space="0"/>
+        </w:pBdr>
+        <w:shd w:val="clear" w:fill="FFFFFF"/>
+        <w:spacing w:before="0" w:beforeAutospacing="0" w:after="0" w:afterAutospacing="0"/>
+        <w:ind w:left="0" w:right="0" w:firstLine="0"/>
+        <w:jc w:val="left"/>
+        <w:textAlignment w:val="baseline"/>
+        <w:rPr>
+          <w:b w:val="0"/>
+          <w:bCs w:val="0"/>
+          <w:i w:val="0"/>
+          <w:iCs w:val="0"/>
+          <w:color w:val="auto"/>
+          <w:sz w:val="20"/>
+          <w:szCs w:val="20"/>
+          <w:lang w:val="en-US"/>
+        </w:rPr>
+      </w:pPr>
       <w:r>
+        <w:rPr>
+          <w:rFonts w:hint="default" w:ascii="Consolas" w:hAnsi="Consolas" w:eastAsia="Consolas" w:cs="Consolas"/>
+          <w:b w:val="0"/>
+          <w:bCs w:val="0"/>
+          <w:i w:val="0"/>
+          <w:iCs w:val="0"/>
+          <w:caps w:val="0"/>
+          <w:color w:val="auto"/>
+          <w:spacing w:val="0"/>
+          <w:sz w:val="20"/>
+          <w:szCs w:val="20"/>
+          <w:shd w:val="clear" w:fill="FFFFFF"/>
+          <w:vertAlign w:val="baseline"/>
+          <w:lang w:val="en-US"/>
+        </w:rPr>
         <w:t>    Port (</w:t>
       </w:r>
     </w:p>
     <w:p>
+      <w:pPr>
+        <w:pStyle w:val="8"/>
+        <w:keepNext w:val="0"/>
+        <w:keepLines w:val="0"/>
+        <w:widowControl/>
+        <w:suppressLineNumbers w:val="0"/>
+        <w:pBdr>
+          <w:top w:val="none" w:color="auto" w:sz="0" w:space="0"/>
+          <w:left w:val="none" w:color="auto" w:sz="0" w:space="0"/>
+          <w:bottom w:val="none" w:color="auto" w:sz="0" w:space="0"/>
+          <w:right w:val="none" w:color="auto" w:sz="0" w:space="0"/>
+        </w:pBdr>
+        <w:shd w:val="clear" w:fill="FFFFFF"/>
+        <w:spacing w:before="0" w:beforeAutospacing="0" w:after="0" w:afterAutospacing="0"/>
+        <w:ind w:left="0" w:right="0" w:firstLine="0"/>
+        <w:jc w:val="left"/>
+        <w:textAlignment w:val="baseline"/>
+        <w:rPr>
+          <w:b w:val="0"/>
+          <w:bCs w:val="0"/>
+          <w:i w:val="0"/>
+          <w:iCs w:val="0"/>
+          <w:color w:val="auto"/>
+          <w:sz w:val="20"/>
+          <w:szCs w:val="20"/>
+          <w:lang w:val="en-US"/>
+        </w:rPr>
+      </w:pPr>
       <w:r>
+        <w:rPr>
+          <w:rFonts w:hint="default" w:ascii="Consolas" w:hAnsi="Consolas" w:eastAsia="Consolas" w:cs="Consolas"/>
+          <w:b w:val="0"/>
+          <w:bCs w:val="0"/>
+          <w:i w:val="0"/>
+          <w:iCs w:val="0"/>
+          <w:caps w:val="0"/>
+          <w:color w:val="auto"/>
+          <w:spacing w:val="0"/>
+          <w:sz w:val="20"/>
+          <w:szCs w:val="20"/>
+          <w:shd w:val="clear" w:fill="FFFFFF"/>
+          <w:vertAlign w:val="baseline"/>
+          <w:lang w:val="en-US"/>
+        </w:rPr>
         <w:t>        A2, A1, A0 : in STD_LOGIC;</w:t>
       </w:r>
     </w:p>
     <w:p>
+      <w:pPr>
+        <w:pStyle w:val="8"/>
+        <w:keepNext w:val="0"/>
+        <w:keepLines w:val="0"/>
+        <w:widowControl/>
+        <w:suppressLineNumbers w:val="0"/>
+        <w:pBdr>
+          <w:top w:val="none" w:color="auto" w:sz="0" w:space="0"/>
+          <w:left w:val="none" w:color="auto" w:sz="0" w:space="0"/>
+          <w:bottom w:val="none" w:color="auto" w:sz="0" w:space="0"/>
+          <w:right w:val="none" w:color="auto" w:sz="0" w:space="0"/>
+        </w:pBdr>
+        <w:shd w:val="clear" w:fill="FFFFFF"/>
+        <w:spacing w:before="0" w:beforeAutospacing="0" w:after="0" w:afterAutospacing="0"/>
+        <w:ind w:left="0" w:right="0" w:firstLine="0"/>
+        <w:jc w:val="left"/>
+        <w:textAlignment w:val="baseline"/>
+        <w:rPr>
+          <w:b w:val="0"/>
+          <w:bCs w:val="0"/>
+          <w:i w:val="0"/>
+          <w:iCs w:val="0"/>
+          <w:color w:val="auto"/>
+          <w:sz w:val="20"/>
+          <w:szCs w:val="20"/>
+          <w:lang w:val="en-US"/>
+        </w:rPr>
+      </w:pPr>
       <w:r>
+        <w:rPr>
+          <w:rFonts w:hint="default" w:ascii="Consolas" w:hAnsi="Consolas" w:eastAsia="Consolas" w:cs="Consolas"/>
+          <w:b w:val="0"/>
+          <w:bCs w:val="0"/>
+          <w:i w:val="0"/>
+          <w:iCs w:val="0"/>
+          <w:caps w:val="0"/>
+          <w:color w:val="auto"/>
+          <w:spacing w:val="0"/>
+          <w:sz w:val="20"/>
+          <w:szCs w:val="20"/>
+          <w:shd w:val="clear" w:fill="FFFFFF"/>
+          <w:vertAlign w:val="baseline"/>
+          <w:lang w:val="en-US"/>
+        </w:rPr>
         <w:t>        B2, B1, B0 : in STD_LOGIC;</w:t>
       </w:r>
     </w:p>
     <w:p>
+      <w:pPr>
+        <w:pStyle w:val="8"/>
+        <w:keepNext w:val="0"/>
+        <w:keepLines w:val="0"/>
+        <w:widowControl/>
+        <w:suppressLineNumbers w:val="0"/>
+        <w:pBdr>
+          <w:top w:val="none" w:color="auto" w:sz="0" w:space="0"/>
+          <w:left w:val="none" w:color="auto" w:sz="0" w:space="0"/>
+          <w:bottom w:val="none" w:color="auto" w:sz="0" w:space="0"/>
+          <w:right w:val="none" w:color="auto" w:sz="0" w:space="0"/>
+        </w:pBdr>
+        <w:shd w:val="clear" w:fill="FFFFFF"/>
+        <w:spacing w:before="0" w:beforeAutospacing="0" w:after="0" w:afterAutospacing="0"/>
+        <w:ind w:left="0" w:right="0" w:firstLine="0"/>
+        <w:jc w:val="left"/>
+        <w:textAlignment w:val="baseline"/>
+        <w:rPr>
+          <w:b w:val="0"/>
+          <w:bCs w:val="0"/>
+          <w:i w:val="0"/>
+          <w:iCs w:val="0"/>
+          <w:color w:val="auto"/>
+          <w:sz w:val="20"/>
+          <w:szCs w:val="20"/>
+          <w:lang w:val="en-US"/>
+        </w:rPr>
+      </w:pPr>
       <w:r>
+        <w:rPr>
+          <w:rFonts w:hint="default" w:ascii="Consolas" w:hAnsi="Consolas" w:eastAsia="Consolas" w:cs="Consolas"/>
+          <w:b w:val="0"/>
+          <w:bCs w:val="0"/>
+          <w:i w:val="0"/>
+          <w:iCs w:val="0"/>
+          <w:caps w:val="0"/>
+          <w:color w:val="auto"/>
+          <w:spacing w:val="0"/>
+          <w:sz w:val="20"/>
+          <w:szCs w:val="20"/>
+          <w:shd w:val="clear" w:fill="FFFFFF"/>
+          <w:vertAlign w:val="baseline"/>
+          <w:lang w:val="en-US"/>
+        </w:rPr>
         <w:t>        A_more_B   : out STD_LOGIC;</w:t>
       </w:r>
     </w:p>
     <w:p>
+      <w:pPr>
+        <w:pStyle w:val="8"/>
+        <w:keepNext w:val="0"/>
+        <w:keepLines w:val="0"/>
+        <w:widowControl/>
+        <w:suppressLineNumbers w:val="0"/>
+        <w:pBdr>
+          <w:top w:val="none" w:color="auto" w:sz="0" w:space="0"/>
+          <w:left w:val="none" w:color="auto" w:sz="0" w:space="0"/>
+          <w:bottom w:val="none" w:color="auto" w:sz="0" w:space="0"/>
+          <w:right w:val="none" w:color="auto" w:sz="0" w:space="0"/>
+        </w:pBdr>
+        <w:shd w:val="clear" w:fill="FFFFFF"/>
+        <w:spacing w:before="0" w:beforeAutospacing="0" w:after="0" w:afterAutospacing="0"/>
+        <w:ind w:left="0" w:right="0" w:firstLine="0"/>
+        <w:jc w:val="left"/>
+        <w:textAlignment w:val="baseline"/>
+        <w:rPr>
+          <w:b w:val="0"/>
+          <w:bCs w:val="0"/>
+          <w:i w:val="0"/>
+          <w:iCs w:val="0"/>
+          <w:color w:val="auto"/>
+          <w:sz w:val="20"/>
+          <w:szCs w:val="20"/>
+          <w:lang w:val="en-US"/>
+        </w:rPr>
+      </w:pPr>
       <w:r>
+        <w:rPr>
+          <w:rFonts w:hint="default" w:ascii="Consolas" w:hAnsi="Consolas" w:eastAsia="Consolas" w:cs="Consolas"/>
+          <w:b w:val="0"/>
+          <w:bCs w:val="0"/>
+          <w:i w:val="0"/>
+          <w:iCs w:val="0"/>
+          <w:caps w:val="0"/>
+          <w:color w:val="auto"/>
+          <w:spacing w:val="0"/>
+          <w:sz w:val="20"/>
+          <w:szCs w:val="20"/>
+          <w:shd w:val="clear" w:fill="FFFFFF"/>
+          <w:vertAlign w:val="baseline"/>
+          <w:lang w:val="en-US"/>
+        </w:rPr>
         <w:t>        A_less_B   : out STD_LOGIC;</w:t>
       </w:r>
     </w:p>
     <w:p>
+      <w:pPr>
+        <w:pStyle w:val="8"/>
+        <w:keepNext w:val="0"/>
+        <w:keepLines w:val="0"/>
+        <w:widowControl/>
+        <w:suppressLineNumbers w:val="0"/>
+        <w:pBdr>
+          <w:top w:val="none" w:color="auto" w:sz="0" w:space="0"/>
+          <w:left w:val="none" w:color="auto" w:sz="0" w:space="0"/>
+          <w:bottom w:val="none" w:color="auto" w:sz="0" w:space="0"/>
+          <w:right w:val="none" w:color="auto" w:sz="0" w:space="0"/>
+        </w:pBdr>
+        <w:shd w:val="clear" w:fill="FFFFFF"/>
+        <w:spacing w:before="0" w:beforeAutospacing="0" w:after="0" w:afterAutospacing="0"/>
+        <w:ind w:left="0" w:right="0" w:firstLine="0"/>
+        <w:jc w:val="left"/>
+        <w:textAlignment w:val="baseline"/>
+        <w:rPr>
+          <w:b w:val="0"/>
+          <w:bCs w:val="0"/>
+          <w:i w:val="0"/>
+          <w:iCs w:val="0"/>
+          <w:color w:val="auto"/>
+          <w:sz w:val="20"/>
+          <w:szCs w:val="20"/>
+          <w:lang w:val="en-US"/>
+        </w:rPr>
+      </w:pPr>
       <w:r>
+        <w:rPr>
+          <w:rFonts w:hint="default" w:ascii="Consolas" w:hAnsi="Consolas" w:eastAsia="Consolas" w:cs="Consolas"/>
+          <w:b w:val="0"/>
+          <w:bCs w:val="0"/>
+          <w:i w:val="0"/>
+          <w:iCs w:val="0"/>
+          <w:caps w:val="0"/>
+          <w:color w:val="auto"/>
+          <w:spacing w:val="0"/>
+          <w:sz w:val="20"/>
+          <w:szCs w:val="20"/>
+          <w:shd w:val="clear" w:fill="FFFFFF"/>
+          <w:vertAlign w:val="baseline"/>
+          <w:lang w:val="en-US"/>
+        </w:rPr>
         <w:t>        A_equal_B  : out STD_LOGIC</w:t>
       </w:r>
     </w:p>
     <w:p>
+      <w:pPr>
+        <w:pStyle w:val="8"/>
+        <w:keepNext w:val="0"/>
+        <w:keepLines w:val="0"/>
+        <w:widowControl/>
+        <w:suppressLineNumbers w:val="0"/>
+        <w:pBdr>
+          <w:top w:val="none" w:color="auto" w:sz="0" w:space="0"/>
+          <w:left w:val="none" w:color="auto" w:sz="0" w:space="0"/>
+          <w:bottom w:val="none" w:color="auto" w:sz="0" w:space="0"/>
+          <w:right w:val="none" w:color="auto" w:sz="0" w:space="0"/>
+        </w:pBdr>
+        <w:shd w:val="clear" w:fill="FFFFFF"/>
+        <w:spacing w:before="0" w:beforeAutospacing="0" w:after="0" w:afterAutospacing="0"/>
+        <w:ind w:left="0" w:right="0" w:firstLine="0"/>
+        <w:jc w:val="left"/>
+        <w:textAlignment w:val="baseline"/>
+        <w:rPr>
+          <w:b w:val="0"/>
+          <w:bCs w:val="0"/>
+          <w:i w:val="0"/>
+          <w:iCs w:val="0"/>
+          <w:color w:val="auto"/>
+          <w:sz w:val="20"/>
+          <w:szCs w:val="20"/>
+          <w:lang w:val="en-US"/>
+        </w:rPr>
+      </w:pPr>
       <w:r>
+        <w:rPr>
+          <w:rFonts w:hint="default" w:ascii="Consolas" w:hAnsi="Consolas" w:eastAsia="Consolas" w:cs="Consolas"/>
+          <w:b w:val="0"/>
+          <w:bCs w:val="0"/>
+          <w:i w:val="0"/>
+          <w:iCs w:val="0"/>
+          <w:caps w:val="0"/>
+          <w:color w:val="auto"/>
+          <w:spacing w:val="0"/>
+          <w:sz w:val="20"/>
+          <w:szCs w:val="20"/>
+          <w:shd w:val="clear" w:fill="FFFFFF"/>
+          <w:vertAlign w:val="baseline"/>
+          <w:lang w:val="en-US"/>
+        </w:rPr>
         <w:t>    );</w:t>
       </w:r>
     </w:p>
     <w:p>
+      <w:pPr>
+        <w:pStyle w:val="8"/>
+        <w:keepNext w:val="0"/>
+        <w:keepLines w:val="0"/>
+        <w:widowControl/>
+        <w:suppressLineNumbers w:val="0"/>
+        <w:pBdr>
+          <w:top w:val="none" w:color="auto" w:sz="0" w:space="0"/>
+          <w:left w:val="none" w:color="auto" w:sz="0" w:space="0"/>
+          <w:bottom w:val="none" w:color="auto" w:sz="0" w:space="0"/>
+          <w:right w:val="none" w:color="auto" w:sz="0" w:space="0"/>
+        </w:pBdr>
+        <w:shd w:val="clear" w:fill="FFFFFF"/>
+        <w:spacing w:before="0" w:beforeAutospacing="0" w:after="0" w:afterAutospacing="0"/>
+        <w:ind w:left="0" w:right="0" w:firstLine="0"/>
+        <w:jc w:val="left"/>
+        <w:textAlignment w:val="baseline"/>
+        <w:rPr>
+          <w:b w:val="0"/>
+          <w:bCs w:val="0"/>
+          <w:i w:val="0"/>
+          <w:iCs w:val="0"/>
+          <w:color w:val="auto"/>
+          <w:sz w:val="20"/>
+          <w:szCs w:val="20"/>
+          <w:lang w:val="en-US"/>
+        </w:rPr>
+      </w:pPr>
       <w:r>
+        <w:rPr>
+          <w:rFonts w:hint="default" w:ascii="Consolas" w:hAnsi="Consolas" w:eastAsia="Consolas" w:cs="Consolas"/>
+          <w:b w:val="0"/>
+          <w:bCs w:val="0"/>
+          <w:i w:val="0"/>
+          <w:iCs w:val="0"/>
+          <w:caps w:val="0"/>
+          <w:color w:val="auto"/>
+          <w:spacing w:val="0"/>
+          <w:sz w:val="20"/>
+          <w:szCs w:val="20"/>
+          <w:shd w:val="clear" w:fill="FFFFFF"/>
+          <w:vertAlign w:val="baseline"/>
+          <w:lang w:val="en-US"/>
+        </w:rPr>
         <w:t>end test;</w:t>
       </w:r>
     </w:p>
-    <w:p/>
     <w:p>
+      <w:pPr>
+        <w:pStyle w:val="8"/>
+        <w:keepNext w:val="0"/>
+        <w:keepLines w:val="0"/>
+        <w:widowControl/>
+        <w:suppressLineNumbers w:val="0"/>
+        <w:pBdr>
+          <w:top w:val="none" w:color="auto" w:sz="0" w:space="0"/>
+          <w:left w:val="none" w:color="auto" w:sz="0" w:space="0"/>
+          <w:bottom w:val="none" w:color="auto" w:sz="0" w:space="0"/>
+          <w:right w:val="none" w:color="auto" w:sz="0" w:space="0"/>
+        </w:pBdr>
+        <w:shd w:val="clear" w:fill="FFFFFF"/>
+        <w:spacing w:before="0" w:beforeAutospacing="0" w:after="0" w:afterAutospacing="0"/>
+        <w:ind w:left="0" w:right="0" w:firstLine="0"/>
+        <w:jc w:val="left"/>
+        <w:textAlignment w:val="baseline"/>
+        <w:rPr>
+          <w:b w:val="0"/>
+          <w:bCs w:val="0"/>
+          <w:i w:val="0"/>
+          <w:iCs w:val="0"/>
+          <w:color w:val="auto"/>
+          <w:sz w:val="20"/>
+          <w:szCs w:val="20"/>
+          <w:lang w:val="en-US"/>
+        </w:rPr>
+      </w:pPr>
       <w:r>
+        <w:rPr>
+          <w:rFonts w:hint="default" w:ascii="Consolas" w:hAnsi="Consolas" w:eastAsia="Consolas" w:cs="Consolas"/>
+          <w:b w:val="0"/>
+          <w:bCs w:val="0"/>
+          <w:i w:val="0"/>
+          <w:iCs w:val="0"/>
+          <w:caps w:val="0"/>
+          <w:color w:val="auto"/>
+          <w:spacing w:val="0"/>
+          <w:sz w:val="20"/>
+          <w:szCs w:val="20"/>
+          <w:shd w:val="clear" w:fill="FFFFFF"/>
+          <w:vertAlign w:val="baseline"/>
+          <w:lang w:val="en-US"/>
+        </w:rPr>
         <w:t>architecture Behavioral of test is</w:t>
       </w:r>
     </w:p>
-    <w:p/>
     <w:p>
+      <w:pPr>
+        <w:pStyle w:val="8"/>
+        <w:keepNext w:val="0"/>
+        <w:keepLines w:val="0"/>
+        <w:widowControl/>
+        <w:suppressLineNumbers w:val="0"/>
+        <w:pBdr>
+          <w:top w:val="none" w:color="auto" w:sz="0" w:space="0"/>
+          <w:left w:val="none" w:color="auto" w:sz="0" w:space="0"/>
+          <w:bottom w:val="none" w:color="auto" w:sz="0" w:space="0"/>
+          <w:right w:val="none" w:color="auto" w:sz="0" w:space="0"/>
+        </w:pBdr>
+        <w:shd w:val="clear" w:fill="FFFFFF"/>
+        <w:spacing w:before="0" w:beforeAutospacing="0" w:after="0" w:afterAutospacing="0"/>
+        <w:ind w:left="0" w:right="0" w:firstLine="0"/>
+        <w:jc w:val="left"/>
+        <w:textAlignment w:val="baseline"/>
+        <w:rPr>
+          <w:b w:val="0"/>
+          <w:bCs w:val="0"/>
+          <w:i w:val="0"/>
+          <w:iCs w:val="0"/>
+          <w:color w:val="auto"/>
+          <w:sz w:val="20"/>
+          <w:szCs w:val="20"/>
+          <w:lang w:val="en-US"/>
+        </w:rPr>
+      </w:pPr>
       <w:r>
-        <w:t>    signal L0, L1, L2, L3 : STD_LOGIC;</w:t>
+        <w:rPr>
+          <w:rFonts w:hint="default" w:ascii="Consolas" w:hAnsi="Consolas" w:eastAsia="Consolas" w:cs="Consolas"/>
+          <w:b w:val="0"/>
+          <w:bCs w:val="0"/>
+          <w:i w:val="0"/>
+          <w:iCs w:val="0"/>
+          <w:caps w:val="0"/>
+          <w:color w:val="auto"/>
+          <w:spacing w:val="0"/>
+          <w:sz w:val="20"/>
+          <w:szCs w:val="20"/>
+          <w:shd w:val="clear" w:fill="FFFFFF"/>
+          <w:vertAlign w:val="baseline"/>
+          <w:lang w:val="en-US"/>
+        </w:rPr>
+        <w:t>begin</w:t>
       </w:r>
     </w:p>
     <w:p>
+      <w:pPr>
+        <w:pStyle w:val="8"/>
+        <w:keepNext w:val="0"/>
+        <w:keepLines w:val="0"/>
+        <w:widowControl/>
+        <w:suppressLineNumbers w:val="0"/>
+        <w:pBdr>
+          <w:top w:val="none" w:color="auto" w:sz="0" w:space="0"/>
+          <w:left w:val="none" w:color="auto" w:sz="0" w:space="0"/>
+          <w:bottom w:val="none" w:color="auto" w:sz="0" w:space="0"/>
+          <w:right w:val="none" w:color="auto" w:sz="0" w:space="0"/>
+        </w:pBdr>
+        <w:shd w:val="clear" w:fill="FFFFFF"/>
+        <w:spacing w:before="0" w:beforeAutospacing="0" w:after="0" w:afterAutospacing="0"/>
+        <w:ind w:left="0" w:right="0" w:firstLine="0"/>
+        <w:jc w:val="left"/>
+        <w:textAlignment w:val="baseline"/>
+        <w:rPr>
+          <w:b w:val="0"/>
+          <w:bCs w:val="0"/>
+          <w:i w:val="0"/>
+          <w:iCs w:val="0"/>
+          <w:color w:val="auto"/>
+          <w:sz w:val="20"/>
+          <w:szCs w:val="20"/>
+          <w:lang w:val="en-US"/>
+        </w:rPr>
+      </w:pPr>
       <w:r>
-        <w:t>    signal L4, L5, L6, L7 : STD_LOGIC;</w:t>
+        <w:rPr>
+          <w:rFonts w:hint="default" w:ascii="Consolas" w:hAnsi="Consolas" w:eastAsia="Consolas" w:cs="Consolas"/>
+          <w:b w:val="0"/>
+          <w:bCs w:val="0"/>
+          <w:i w:val="0"/>
+          <w:iCs w:val="0"/>
+          <w:caps w:val="0"/>
+          <w:color w:val="auto"/>
+          <w:spacing w:val="0"/>
+          <w:sz w:val="20"/>
+          <w:szCs w:val="20"/>
+          <w:shd w:val="clear" w:fill="FFFFFF"/>
+          <w:vertAlign w:val="baseline"/>
+          <w:lang w:val="en-US"/>
+        </w:rPr>
+        <w:t>    process(A2, A1, A0, B2, B1, B0)</w:t>
       </w:r>
     </w:p>
     <w:p>
+      <w:pPr>
+        <w:pStyle w:val="8"/>
+        <w:keepNext w:val="0"/>
+        <w:keepLines w:val="0"/>
+        <w:widowControl/>
+        <w:suppressLineNumbers w:val="0"/>
+        <w:pBdr>
+          <w:top w:val="none" w:color="auto" w:sz="0" w:space="0"/>
+          <w:left w:val="none" w:color="auto" w:sz="0" w:space="0"/>
+          <w:bottom w:val="none" w:color="auto" w:sz="0" w:space="0"/>
+          <w:right w:val="none" w:color="auto" w:sz="0" w:space="0"/>
+        </w:pBdr>
+        <w:shd w:val="clear" w:fill="FFFFFF"/>
+        <w:spacing w:before="0" w:beforeAutospacing="0" w:after="0" w:afterAutospacing="0"/>
+        <w:ind w:left="0" w:right="0" w:firstLine="0"/>
+        <w:jc w:val="left"/>
+        <w:textAlignment w:val="baseline"/>
+        <w:rPr>
+          <w:b w:val="0"/>
+          <w:bCs w:val="0"/>
+          <w:i w:val="0"/>
+          <w:iCs w:val="0"/>
+          <w:color w:val="auto"/>
+          <w:sz w:val="20"/>
+          <w:szCs w:val="20"/>
+          <w:lang w:val="en-US"/>
+        </w:rPr>
+      </w:pPr>
       <w:r>
-        <w:t>    signal L8, L9, L10, L11 : STD_LOGIC;</w:t>
+        <w:rPr>
+          <w:rFonts w:hint="default" w:ascii="Consolas" w:hAnsi="Consolas" w:eastAsia="Consolas" w:cs="Consolas"/>
+          <w:b w:val="0"/>
+          <w:bCs w:val="0"/>
+          <w:i w:val="0"/>
+          <w:iCs w:val="0"/>
+          <w:caps w:val="0"/>
+          <w:color w:val="auto"/>
+          <w:spacing w:val="0"/>
+          <w:sz w:val="20"/>
+          <w:szCs w:val="20"/>
+          <w:shd w:val="clear" w:fill="FFFFFF"/>
+          <w:vertAlign w:val="baseline"/>
+          <w:lang w:val="en-US"/>
+        </w:rPr>
+        <w:t>        variable SEL : STD_LOGIC_VECTOR(1 downto 0);</w:t>
       </w:r>
     </w:p>
     <w:p>
+      <w:pPr>
+        <w:pStyle w:val="8"/>
+        <w:keepNext w:val="0"/>
+        <w:keepLines w:val="0"/>
+        <w:widowControl/>
+        <w:suppressLineNumbers w:val="0"/>
+        <w:pBdr>
+          <w:top w:val="none" w:color="auto" w:sz="0" w:space="0"/>
+          <w:left w:val="none" w:color="auto" w:sz="0" w:space="0"/>
+          <w:bottom w:val="none" w:color="auto" w:sz="0" w:space="0"/>
+          <w:right w:val="none" w:color="auto" w:sz="0" w:space="0"/>
+        </w:pBdr>
+        <w:shd w:val="clear" w:fill="FFFFFF"/>
+        <w:spacing w:before="0" w:beforeAutospacing="0" w:after="0" w:afterAutospacing="0"/>
+        <w:ind w:left="0" w:right="0" w:firstLine="0"/>
+        <w:jc w:val="left"/>
+        <w:textAlignment w:val="baseline"/>
+        <w:rPr>
+          <w:b w:val="0"/>
+          <w:bCs w:val="0"/>
+          <w:i w:val="0"/>
+          <w:iCs w:val="0"/>
+          <w:color w:val="auto"/>
+          <w:sz w:val="20"/>
+          <w:szCs w:val="20"/>
+          <w:lang w:val="en-US"/>
+        </w:rPr>
+      </w:pPr>
+      <w:r>
+        <w:rPr>
+          <w:rFonts w:hint="default" w:ascii="Consolas" w:hAnsi="Consolas" w:eastAsia="Consolas" w:cs="Consolas"/>
+          <w:b w:val="0"/>
+          <w:bCs w:val="0"/>
+          <w:i w:val="0"/>
+          <w:iCs w:val="0"/>
+          <w:caps w:val="0"/>
+          <w:color w:val="auto"/>
+          <w:spacing w:val="0"/>
+          <w:sz w:val="20"/>
+          <w:szCs w:val="20"/>
+          <w:shd w:val="clear" w:fill="FFFFFF"/>
+          <w:vertAlign w:val="baseline"/>
+          <w:lang w:val="en-US"/>
+        </w:rPr>
+        <w:t>    begin</w:t>
+      </w:r>
+    </w:p>
+    <w:p>
+      <w:pPr>
+        <w:pStyle w:val="8"/>
+        <w:keepNext w:val="0"/>
+        <w:keepLines w:val="0"/>
+        <w:widowControl/>
+        <w:suppressLineNumbers w:val="0"/>
+        <w:pBdr>
+          <w:top w:val="none" w:color="auto" w:sz="0" w:space="0"/>
+          <w:left w:val="none" w:color="auto" w:sz="0" w:space="0"/>
+          <w:bottom w:val="none" w:color="auto" w:sz="0" w:space="0"/>
+          <w:right w:val="none" w:color="auto" w:sz="0" w:space="0"/>
+        </w:pBdr>
+        <w:shd w:val="clear" w:fill="FFFFFF"/>
+        <w:spacing w:before="0" w:beforeAutospacing="0" w:after="0" w:afterAutospacing="0"/>
+        <w:ind w:left="0" w:right="0" w:firstLine="0"/>
+        <w:jc w:val="left"/>
+        <w:textAlignment w:val="baseline"/>
+        <w:rPr>
+          <w:b w:val="0"/>
+          <w:bCs w:val="0"/>
+          <w:i w:val="0"/>
+          <w:iCs w:val="0"/>
+          <w:color w:val="auto"/>
+          <w:sz w:val="20"/>
+          <w:szCs w:val="20"/>
+          <w:lang w:val="en-US"/>
+        </w:rPr>
+      </w:pPr>
+      <w:r>
+        <w:rPr>
+          <w:rFonts w:hint="default" w:ascii="Consolas" w:hAnsi="Consolas" w:eastAsia="Consolas" w:cs="Consolas"/>
+          <w:b w:val="0"/>
+          <w:bCs w:val="0"/>
+          <w:i w:val="0"/>
+          <w:iCs w:val="0"/>
+          <w:caps w:val="0"/>
+          <w:color w:val="auto"/>
+          <w:spacing w:val="0"/>
+          <w:sz w:val="20"/>
+          <w:szCs w:val="20"/>
+          <w:shd w:val="clear" w:fill="FFFFFF"/>
+          <w:vertAlign w:val="baseline"/>
+          <w:lang w:val="en-US"/>
+        </w:rPr>
+        <w:t>        SEL := A2 &amp; A1;</w:t>
+      </w:r>
+    </w:p>
+    <w:p>
+      <w:pPr>
+        <w:pStyle w:val="8"/>
+        <w:keepNext w:val="0"/>
+        <w:keepLines w:val="0"/>
+        <w:widowControl/>
+        <w:suppressLineNumbers w:val="0"/>
+        <w:pBdr>
+          <w:top w:val="none" w:color="auto" w:sz="0" w:space="0"/>
+          <w:left w:val="none" w:color="auto" w:sz="0" w:space="0"/>
+          <w:bottom w:val="none" w:color="auto" w:sz="0" w:space="0"/>
+          <w:right w:val="none" w:color="auto" w:sz="0" w:space="0"/>
+        </w:pBdr>
+        <w:shd w:val="clear" w:fill="FFFFFF"/>
+        <w:spacing w:before="0" w:beforeAutospacing="0" w:after="0" w:afterAutospacing="0"/>
+        <w:ind w:left="0" w:right="0" w:firstLine="0"/>
+        <w:jc w:val="left"/>
+        <w:textAlignment w:val="baseline"/>
+        <w:rPr>
+          <w:b w:val="0"/>
+          <w:bCs w:val="0"/>
+          <w:i w:val="0"/>
+          <w:iCs w:val="0"/>
+          <w:color w:val="auto"/>
+          <w:sz w:val="20"/>
+          <w:szCs w:val="20"/>
+          <w:lang w:val="en-US"/>
+        </w:rPr>
+      </w:pPr>
+      <w:r>
+        <w:rPr>
+          <w:rFonts w:hint="default" w:ascii="Consolas" w:hAnsi="Consolas" w:eastAsia="Consolas" w:cs="Consolas"/>
+          <w:b w:val="0"/>
+          <w:bCs w:val="0"/>
+          <w:i w:val="0"/>
+          <w:iCs w:val="0"/>
+          <w:caps w:val="0"/>
+          <w:color w:val="auto"/>
+          <w:spacing w:val="0"/>
+          <w:sz w:val="20"/>
+          <w:szCs w:val="20"/>
+          <w:shd w:val="clear" w:fill="FFFFFF"/>
+          <w:vertAlign w:val="baseline"/>
+          <w:lang w:val="en-US"/>
+        </w:rPr>
+        <w:t>        case SEL is</w:t>
+      </w:r>
+    </w:p>
+    <w:p>
+      <w:pPr>
+        <w:pStyle w:val="8"/>
+        <w:keepNext w:val="0"/>
+        <w:keepLines w:val="0"/>
+        <w:widowControl/>
+        <w:suppressLineNumbers w:val="0"/>
+        <w:pBdr>
+          <w:top w:val="none" w:color="auto" w:sz="0" w:space="0"/>
+          <w:left w:val="none" w:color="auto" w:sz="0" w:space="0"/>
+          <w:bottom w:val="none" w:color="auto" w:sz="0" w:space="0"/>
+          <w:right w:val="none" w:color="auto" w:sz="0" w:space="0"/>
+        </w:pBdr>
+        <w:shd w:val="clear" w:fill="FFFFFF"/>
+        <w:spacing w:before="0" w:beforeAutospacing="0" w:after="0" w:afterAutospacing="0"/>
+        <w:ind w:left="0" w:right="0" w:firstLine="0"/>
+        <w:jc w:val="left"/>
+        <w:textAlignment w:val="baseline"/>
+        <w:rPr>
+          <w:b w:val="0"/>
+          <w:bCs w:val="0"/>
+          <w:i w:val="0"/>
+          <w:iCs w:val="0"/>
+          <w:color w:val="auto"/>
+          <w:sz w:val="20"/>
+          <w:szCs w:val="20"/>
+          <w:lang w:val="en-US"/>
+        </w:rPr>
+      </w:pPr>
+      <w:r>
+        <w:rPr>
+          <w:rFonts w:hint="default" w:ascii="Consolas" w:hAnsi="Consolas" w:eastAsia="Consolas" w:cs="Consolas"/>
+          <w:b w:val="0"/>
+          <w:bCs w:val="0"/>
+          <w:i w:val="0"/>
+          <w:iCs w:val="0"/>
+          <w:caps w:val="0"/>
+          <w:color w:val="auto"/>
+          <w:spacing w:val="0"/>
+          <w:sz w:val="20"/>
+          <w:szCs w:val="20"/>
+          <w:shd w:val="clear" w:fill="FFFFFF"/>
+          <w:vertAlign w:val="baseline"/>
+          <w:lang w:val="en-US"/>
+        </w:rPr>
+        <w:t>            when "00" =&gt; A_more_B &lt;= (A0 and not B2 and not B1 and not B0);</w:t>
+      </w:r>
+    </w:p>
+    <w:p>
+      <w:pPr>
+        <w:pStyle w:val="8"/>
+        <w:keepNext w:val="0"/>
+        <w:keepLines w:val="0"/>
+        <w:widowControl/>
+        <w:suppressLineNumbers w:val="0"/>
+        <w:pBdr>
+          <w:top w:val="none" w:color="auto" w:sz="0" w:space="0"/>
+          <w:left w:val="none" w:color="auto" w:sz="0" w:space="0"/>
+          <w:bottom w:val="none" w:color="auto" w:sz="0" w:space="0"/>
+          <w:right w:val="none" w:color="auto" w:sz="0" w:space="0"/>
+        </w:pBdr>
+        <w:shd w:val="clear" w:fill="FFFFFF"/>
+        <w:spacing w:before="0" w:beforeAutospacing="0" w:after="0" w:afterAutospacing="0"/>
+        <w:ind w:left="0" w:right="0" w:firstLine="0"/>
+        <w:jc w:val="left"/>
+        <w:textAlignment w:val="baseline"/>
+        <w:rPr>
+          <w:b w:val="0"/>
+          <w:bCs w:val="0"/>
+          <w:i w:val="0"/>
+          <w:iCs w:val="0"/>
+          <w:color w:val="auto"/>
+          <w:sz w:val="20"/>
+          <w:szCs w:val="20"/>
+          <w:lang w:val="en-US"/>
+        </w:rPr>
+      </w:pPr>
+      <w:r>
+        <w:rPr>
+          <w:rFonts w:hint="default" w:ascii="Consolas" w:hAnsi="Consolas" w:eastAsia="Consolas" w:cs="Consolas"/>
+          <w:b w:val="0"/>
+          <w:bCs w:val="0"/>
+          <w:i w:val="0"/>
+          <w:iCs w:val="0"/>
+          <w:caps w:val="0"/>
+          <w:color w:val="auto"/>
+          <w:spacing w:val="0"/>
+          <w:sz w:val="20"/>
+          <w:szCs w:val="20"/>
+          <w:shd w:val="clear" w:fill="FFFFFF"/>
+          <w:vertAlign w:val="baseline"/>
+          <w:lang w:val="en-US"/>
+        </w:rPr>
+        <w:t>            when "01" =&gt; A_more_B &lt;= ((not B2 and not B1) or (A0 and not B2 and B1 and not B0));</w:t>
+      </w:r>
+    </w:p>
+    <w:p>
+      <w:pPr>
+        <w:pStyle w:val="8"/>
+        <w:keepNext w:val="0"/>
+        <w:keepLines w:val="0"/>
+        <w:widowControl/>
+        <w:suppressLineNumbers w:val="0"/>
+        <w:pBdr>
+          <w:top w:val="none" w:color="auto" w:sz="0" w:space="0"/>
+          <w:left w:val="none" w:color="auto" w:sz="0" w:space="0"/>
+          <w:bottom w:val="none" w:color="auto" w:sz="0" w:space="0"/>
+          <w:right w:val="none" w:color="auto" w:sz="0" w:space="0"/>
+        </w:pBdr>
+        <w:shd w:val="clear" w:fill="FFFFFF"/>
+        <w:spacing w:before="0" w:beforeAutospacing="0" w:after="0" w:afterAutospacing="0"/>
+        <w:ind w:left="0" w:right="0" w:firstLine="0"/>
+        <w:jc w:val="left"/>
+        <w:textAlignment w:val="baseline"/>
+        <w:rPr>
+          <w:b w:val="0"/>
+          <w:bCs w:val="0"/>
+          <w:i w:val="0"/>
+          <w:iCs w:val="0"/>
+          <w:color w:val="auto"/>
+          <w:sz w:val="20"/>
+          <w:szCs w:val="20"/>
+          <w:lang w:val="en-US"/>
+        </w:rPr>
+      </w:pPr>
+      <w:r>
+        <w:rPr>
+          <w:rFonts w:hint="default" w:ascii="Consolas" w:hAnsi="Consolas" w:eastAsia="Consolas" w:cs="Consolas"/>
+          <w:b w:val="0"/>
+          <w:bCs w:val="0"/>
+          <w:i w:val="0"/>
+          <w:iCs w:val="0"/>
+          <w:caps w:val="0"/>
+          <w:color w:val="auto"/>
+          <w:spacing w:val="0"/>
+          <w:sz w:val="20"/>
+          <w:szCs w:val="20"/>
+          <w:shd w:val="clear" w:fill="FFFFFF"/>
+          <w:vertAlign w:val="baseline"/>
+          <w:lang w:val="en-US"/>
+        </w:rPr>
+        <w:t>            when "10" =&gt; A_more_B &lt;= (B2 or (A0 and B2 and not B1 and not B0));</w:t>
+      </w:r>
+    </w:p>
+    <w:p>
+      <w:pPr>
+        <w:pStyle w:val="8"/>
+        <w:keepNext w:val="0"/>
+        <w:keepLines w:val="0"/>
+        <w:widowControl/>
+        <w:suppressLineNumbers w:val="0"/>
+        <w:pBdr>
+          <w:top w:val="none" w:color="auto" w:sz="0" w:space="0"/>
+          <w:left w:val="none" w:color="auto" w:sz="0" w:space="0"/>
+          <w:bottom w:val="none" w:color="auto" w:sz="0" w:space="0"/>
+          <w:right w:val="none" w:color="auto" w:sz="0" w:space="0"/>
+        </w:pBdr>
+        <w:shd w:val="clear" w:fill="FFFFFF"/>
+        <w:spacing w:before="0" w:beforeAutospacing="0" w:after="0" w:afterAutospacing="0"/>
+        <w:ind w:left="0" w:right="0" w:firstLine="0"/>
+        <w:jc w:val="left"/>
+        <w:textAlignment w:val="baseline"/>
+        <w:rPr>
+          <w:b w:val="0"/>
+          <w:bCs w:val="0"/>
+          <w:i w:val="0"/>
+          <w:iCs w:val="0"/>
+          <w:color w:val="auto"/>
+          <w:sz w:val="20"/>
+          <w:szCs w:val="20"/>
+          <w:lang w:val="en-US"/>
+        </w:rPr>
+      </w:pPr>
+      <w:r>
+        <w:rPr>
+          <w:rFonts w:hint="default" w:ascii="Consolas" w:hAnsi="Consolas" w:eastAsia="Consolas" w:cs="Consolas"/>
+          <w:b w:val="0"/>
+          <w:bCs w:val="0"/>
+          <w:i w:val="0"/>
+          <w:iCs w:val="0"/>
+          <w:caps w:val="0"/>
+          <w:color w:val="auto"/>
+          <w:spacing w:val="0"/>
+          <w:sz w:val="20"/>
+          <w:szCs w:val="20"/>
+          <w:shd w:val="clear" w:fill="FFFFFF"/>
+          <w:vertAlign w:val="baseline"/>
+          <w:lang w:val="en-US"/>
+        </w:rPr>
+        <w:t>            when others =&gt; A_more_B &lt;= (not B2 or not B1 or (A0 and B2 and B1 and not B0));</w:t>
+      </w:r>
+    </w:p>
+    <w:p>
+      <w:pPr>
+        <w:pStyle w:val="8"/>
+        <w:keepNext w:val="0"/>
+        <w:keepLines w:val="0"/>
+        <w:widowControl/>
+        <w:suppressLineNumbers w:val="0"/>
+        <w:pBdr>
+          <w:top w:val="none" w:color="auto" w:sz="0" w:space="0"/>
+          <w:left w:val="none" w:color="auto" w:sz="0" w:space="0"/>
+          <w:bottom w:val="none" w:color="auto" w:sz="0" w:space="0"/>
+          <w:right w:val="none" w:color="auto" w:sz="0" w:space="0"/>
+        </w:pBdr>
+        <w:shd w:val="clear" w:fill="FFFFFF"/>
+        <w:spacing w:before="0" w:beforeAutospacing="0" w:after="0" w:afterAutospacing="0"/>
+        <w:ind w:left="0" w:right="0" w:firstLine="0"/>
+        <w:jc w:val="left"/>
+        <w:textAlignment w:val="baseline"/>
+        <w:rPr>
+          <w:b w:val="0"/>
+          <w:bCs w:val="0"/>
+          <w:i w:val="0"/>
+          <w:iCs w:val="0"/>
+          <w:color w:val="auto"/>
+          <w:sz w:val="20"/>
+          <w:szCs w:val="20"/>
+          <w:lang w:val="en-US"/>
+        </w:rPr>
+      </w:pPr>
+      <w:r>
+        <w:rPr>
+          <w:rFonts w:hint="default" w:ascii="Consolas" w:hAnsi="Consolas" w:eastAsia="Consolas" w:cs="Consolas"/>
+          <w:b w:val="0"/>
+          <w:bCs w:val="0"/>
+          <w:i w:val="0"/>
+          <w:iCs w:val="0"/>
+          <w:caps w:val="0"/>
+          <w:color w:val="auto"/>
+          <w:spacing w:val="0"/>
+          <w:sz w:val="20"/>
+          <w:szCs w:val="20"/>
+          <w:shd w:val="clear" w:fill="FFFFFF"/>
+          <w:vertAlign w:val="baseline"/>
+          <w:lang w:val="en-US"/>
+        </w:rPr>
+        <w:t>        end case;</w:t>
+      </w:r>
+    </w:p>
+    <w:p>
+      <w:pPr>
+        <w:pStyle w:val="8"/>
+        <w:keepNext w:val="0"/>
+        <w:keepLines w:val="0"/>
+        <w:widowControl/>
+        <w:suppressLineNumbers w:val="0"/>
+        <w:pBdr>
+          <w:top w:val="none" w:color="auto" w:sz="0" w:space="0"/>
+          <w:left w:val="none" w:color="auto" w:sz="0" w:space="0"/>
+          <w:bottom w:val="none" w:color="auto" w:sz="0" w:space="0"/>
+          <w:right w:val="none" w:color="auto" w:sz="0" w:space="0"/>
+        </w:pBdr>
+        <w:shd w:val="clear" w:fill="FFFFFF"/>
+        <w:spacing w:before="0" w:beforeAutospacing="0" w:after="0" w:afterAutospacing="0"/>
+        <w:ind w:left="0" w:right="0" w:firstLine="0"/>
+        <w:jc w:val="left"/>
+        <w:textAlignment w:val="baseline"/>
+        <w:rPr>
+          <w:b w:val="0"/>
+          <w:bCs w:val="0"/>
+          <w:i w:val="0"/>
+          <w:iCs w:val="0"/>
+          <w:color w:val="auto"/>
+          <w:sz w:val="20"/>
+          <w:szCs w:val="20"/>
+          <w:lang w:val="en-US"/>
+        </w:rPr>
+      </w:pPr>
+      <w:r>
+        <w:rPr>
+          <w:rFonts w:hint="default" w:ascii="Consolas" w:hAnsi="Consolas" w:eastAsia="Consolas" w:cs="Consolas"/>
+          <w:b w:val="0"/>
+          <w:bCs w:val="0"/>
+          <w:i w:val="0"/>
+          <w:iCs w:val="0"/>
+          <w:caps w:val="0"/>
+          <w:color w:val="auto"/>
+          <w:spacing w:val="0"/>
+          <w:sz w:val="20"/>
+          <w:szCs w:val="20"/>
+          <w:shd w:val="clear" w:fill="FFFFFF"/>
+          <w:vertAlign w:val="baseline"/>
+          <w:lang w:val="en-US"/>
+        </w:rPr>
+        <w:t>    end process;</w:t>
+      </w:r>
+    </w:p>
+    <w:p>
+      <w:pPr>
+        <w:pStyle w:val="8"/>
+        <w:keepNext w:val="0"/>
+        <w:keepLines w:val="0"/>
+        <w:widowControl/>
+        <w:suppressLineNumbers w:val="0"/>
+        <w:pBdr>
+          <w:top w:val="none" w:color="auto" w:sz="0" w:space="0"/>
+          <w:left w:val="none" w:color="auto" w:sz="0" w:space="0"/>
+          <w:bottom w:val="none" w:color="auto" w:sz="0" w:space="0"/>
+          <w:right w:val="none" w:color="auto" w:sz="0" w:space="0"/>
+        </w:pBdr>
+        <w:shd w:val="clear" w:fill="FFFFFF"/>
+        <w:spacing w:before="0" w:beforeAutospacing="0" w:after="0" w:afterAutospacing="0"/>
+        <w:ind w:left="0" w:right="0" w:firstLine="0"/>
+        <w:jc w:val="left"/>
+        <w:textAlignment w:val="baseline"/>
+        <w:rPr>
+          <w:b w:val="0"/>
+          <w:bCs w:val="0"/>
+          <w:i w:val="0"/>
+          <w:iCs w:val="0"/>
+          <w:color w:val="auto"/>
+          <w:sz w:val="20"/>
+          <w:szCs w:val="20"/>
+          <w:lang w:val="en-US"/>
+        </w:rPr>
+      </w:pPr>
+      <w:r>
+        <w:rPr>
+          <w:rFonts w:hint="default" w:ascii="Consolas" w:hAnsi="Consolas" w:eastAsia="Consolas" w:cs="Consolas"/>
+          <w:b w:val="0"/>
+          <w:bCs w:val="0"/>
+          <w:i w:val="0"/>
+          <w:iCs w:val="0"/>
+          <w:caps w:val="0"/>
+          <w:color w:val="auto"/>
+          <w:spacing w:val="0"/>
+          <w:sz w:val="20"/>
+          <w:szCs w:val="20"/>
+          <w:shd w:val="clear" w:fill="FFFFFF"/>
+          <w:vertAlign w:val="baseline"/>
+          <w:lang w:val="en-US"/>
+        </w:rPr>
+        <w:t>    process(A2, A1, A0, B2, B1, B0)</w:t>
+      </w:r>
+    </w:p>
+    <w:p>
+      <w:pPr>
+        <w:pStyle w:val="8"/>
+        <w:keepNext w:val="0"/>
+        <w:keepLines w:val="0"/>
+        <w:widowControl/>
+        <w:suppressLineNumbers w:val="0"/>
+        <w:pBdr>
+          <w:top w:val="none" w:color="auto" w:sz="0" w:space="0"/>
+          <w:left w:val="none" w:color="auto" w:sz="0" w:space="0"/>
+          <w:bottom w:val="none" w:color="auto" w:sz="0" w:space="0"/>
+          <w:right w:val="none" w:color="auto" w:sz="0" w:space="0"/>
+        </w:pBdr>
+        <w:shd w:val="clear" w:fill="FFFFFF"/>
+        <w:spacing w:before="0" w:beforeAutospacing="0" w:after="0" w:afterAutospacing="0"/>
+        <w:ind w:left="0" w:right="0" w:firstLine="0"/>
+        <w:jc w:val="left"/>
+        <w:textAlignment w:val="baseline"/>
+        <w:rPr>
+          <w:b w:val="0"/>
+          <w:bCs w:val="0"/>
+          <w:i w:val="0"/>
+          <w:iCs w:val="0"/>
+          <w:color w:val="auto"/>
+          <w:sz w:val="20"/>
+          <w:szCs w:val="20"/>
+          <w:lang w:val="en-US"/>
+        </w:rPr>
+      </w:pPr>
+      <w:r>
+        <w:rPr>
+          <w:rFonts w:hint="default" w:ascii="Consolas" w:hAnsi="Consolas" w:eastAsia="Consolas" w:cs="Consolas"/>
+          <w:b w:val="0"/>
+          <w:bCs w:val="0"/>
+          <w:i w:val="0"/>
+          <w:iCs w:val="0"/>
+          <w:caps w:val="0"/>
+          <w:color w:val="auto"/>
+          <w:spacing w:val="0"/>
+          <w:sz w:val="20"/>
+          <w:szCs w:val="20"/>
+          <w:shd w:val="clear" w:fill="FFFFFF"/>
+          <w:vertAlign w:val="baseline"/>
+          <w:lang w:val="en-US"/>
+        </w:rPr>
+        <w:t>        variable SEL : STD_LOGIC_VECTOR(1 downto 0);</w:t>
+      </w:r>
+    </w:p>
+    <w:p>
+      <w:pPr>
+        <w:pStyle w:val="8"/>
+        <w:keepNext w:val="0"/>
+        <w:keepLines w:val="0"/>
+        <w:widowControl/>
+        <w:suppressLineNumbers w:val="0"/>
+        <w:pBdr>
+          <w:top w:val="none" w:color="auto" w:sz="0" w:space="0"/>
+          <w:left w:val="none" w:color="auto" w:sz="0" w:space="0"/>
+          <w:bottom w:val="none" w:color="auto" w:sz="0" w:space="0"/>
+          <w:right w:val="none" w:color="auto" w:sz="0" w:space="0"/>
+        </w:pBdr>
+        <w:shd w:val="clear" w:fill="FFFFFF"/>
+        <w:spacing w:before="0" w:beforeAutospacing="0" w:after="0" w:afterAutospacing="0"/>
+        <w:ind w:left="0" w:right="0" w:firstLine="0"/>
+        <w:jc w:val="left"/>
+        <w:textAlignment w:val="baseline"/>
+        <w:rPr>
+          <w:b w:val="0"/>
+          <w:bCs w:val="0"/>
+          <w:i w:val="0"/>
+          <w:iCs w:val="0"/>
+          <w:color w:val="auto"/>
+          <w:sz w:val="20"/>
+          <w:szCs w:val="20"/>
+          <w:lang w:val="en-US"/>
+        </w:rPr>
+      </w:pPr>
+      <w:r>
+        <w:rPr>
+          <w:rFonts w:hint="default" w:ascii="Consolas" w:hAnsi="Consolas" w:eastAsia="Consolas" w:cs="Consolas"/>
+          <w:b w:val="0"/>
+          <w:bCs w:val="0"/>
+          <w:i w:val="0"/>
+          <w:iCs w:val="0"/>
+          <w:caps w:val="0"/>
+          <w:color w:val="auto"/>
+          <w:spacing w:val="0"/>
+          <w:sz w:val="20"/>
+          <w:szCs w:val="20"/>
+          <w:shd w:val="clear" w:fill="FFFFFF"/>
+          <w:vertAlign w:val="baseline"/>
+          <w:lang w:val="en-US"/>
+        </w:rPr>
+        <w:t>    begin</w:t>
+      </w:r>
+    </w:p>
+    <w:p>
+      <w:pPr>
+        <w:pStyle w:val="8"/>
+        <w:keepNext w:val="0"/>
+        <w:keepLines w:val="0"/>
+        <w:widowControl/>
+        <w:suppressLineNumbers w:val="0"/>
+        <w:pBdr>
+          <w:top w:val="none" w:color="auto" w:sz="0" w:space="0"/>
+          <w:left w:val="none" w:color="auto" w:sz="0" w:space="0"/>
+          <w:bottom w:val="none" w:color="auto" w:sz="0" w:space="0"/>
+          <w:right w:val="none" w:color="auto" w:sz="0" w:space="0"/>
+        </w:pBdr>
+        <w:shd w:val="clear" w:fill="FFFFFF"/>
+        <w:spacing w:before="0" w:beforeAutospacing="0" w:after="0" w:afterAutospacing="0"/>
+        <w:ind w:left="0" w:right="0" w:firstLine="0"/>
+        <w:jc w:val="left"/>
+        <w:textAlignment w:val="baseline"/>
+        <w:rPr>
+          <w:b w:val="0"/>
+          <w:bCs w:val="0"/>
+          <w:i w:val="0"/>
+          <w:iCs w:val="0"/>
+          <w:color w:val="auto"/>
+          <w:sz w:val="20"/>
+          <w:szCs w:val="20"/>
+          <w:lang w:val="en-US"/>
+        </w:rPr>
+      </w:pPr>
+      <w:r>
+        <w:rPr>
+          <w:rFonts w:hint="default" w:ascii="Consolas" w:hAnsi="Consolas" w:eastAsia="Consolas" w:cs="Consolas"/>
+          <w:b w:val="0"/>
+          <w:bCs w:val="0"/>
+          <w:i w:val="0"/>
+          <w:iCs w:val="0"/>
+          <w:caps w:val="0"/>
+          <w:color w:val="auto"/>
+          <w:spacing w:val="0"/>
+          <w:sz w:val="20"/>
+          <w:szCs w:val="20"/>
+          <w:shd w:val="clear" w:fill="FFFFFF"/>
+          <w:vertAlign w:val="baseline"/>
+          <w:lang w:val="en-US"/>
+        </w:rPr>
+        <w:t>        SEL := A2 &amp; A1;</w:t>
+      </w:r>
+    </w:p>
+    <w:p>
+      <w:pPr>
+        <w:pStyle w:val="8"/>
+        <w:keepNext w:val="0"/>
+        <w:keepLines w:val="0"/>
+        <w:widowControl/>
+        <w:suppressLineNumbers w:val="0"/>
+        <w:pBdr>
+          <w:top w:val="none" w:color="auto" w:sz="0" w:space="0"/>
+          <w:left w:val="none" w:color="auto" w:sz="0" w:space="0"/>
+          <w:bottom w:val="none" w:color="auto" w:sz="0" w:space="0"/>
+          <w:right w:val="none" w:color="auto" w:sz="0" w:space="0"/>
+        </w:pBdr>
+        <w:shd w:val="clear" w:fill="FFFFFF"/>
+        <w:spacing w:before="0" w:beforeAutospacing="0" w:after="0" w:afterAutospacing="0"/>
+        <w:ind w:left="0" w:right="0" w:firstLine="0"/>
+        <w:jc w:val="left"/>
+        <w:textAlignment w:val="baseline"/>
+        <w:rPr>
+          <w:b w:val="0"/>
+          <w:bCs w:val="0"/>
+          <w:i w:val="0"/>
+          <w:iCs w:val="0"/>
+          <w:color w:val="auto"/>
+          <w:sz w:val="20"/>
+          <w:szCs w:val="20"/>
+          <w:lang w:val="en-US"/>
+        </w:rPr>
+      </w:pPr>
+      <w:r>
+        <w:rPr>
+          <w:rFonts w:hint="default" w:ascii="Consolas" w:hAnsi="Consolas" w:eastAsia="Consolas" w:cs="Consolas"/>
+          <w:b w:val="0"/>
+          <w:bCs w:val="0"/>
+          <w:i w:val="0"/>
+          <w:iCs w:val="0"/>
+          <w:caps w:val="0"/>
+          <w:color w:val="auto"/>
+          <w:spacing w:val="0"/>
+          <w:sz w:val="20"/>
+          <w:szCs w:val="20"/>
+          <w:shd w:val="clear" w:fill="FFFFFF"/>
+          <w:vertAlign w:val="baseline"/>
+          <w:lang w:val="en-US"/>
+        </w:rPr>
+        <w:t>        case SEL is</w:t>
+      </w:r>
+    </w:p>
+    <w:p>
+      <w:pPr>
+        <w:pStyle w:val="8"/>
+        <w:keepNext w:val="0"/>
+        <w:keepLines w:val="0"/>
+        <w:widowControl/>
+        <w:suppressLineNumbers w:val="0"/>
+        <w:pBdr>
+          <w:top w:val="none" w:color="auto" w:sz="0" w:space="0"/>
+          <w:left w:val="none" w:color="auto" w:sz="0" w:space="0"/>
+          <w:bottom w:val="none" w:color="auto" w:sz="0" w:space="0"/>
+          <w:right w:val="none" w:color="auto" w:sz="0" w:space="0"/>
+        </w:pBdr>
+        <w:shd w:val="clear" w:fill="FFFFFF"/>
+        <w:spacing w:before="0" w:beforeAutospacing="0" w:after="0" w:afterAutospacing="0"/>
+        <w:ind w:left="0" w:right="0" w:firstLine="0"/>
+        <w:jc w:val="left"/>
+        <w:textAlignment w:val="baseline"/>
+        <w:rPr>
+          <w:b w:val="0"/>
+          <w:bCs w:val="0"/>
+          <w:i w:val="0"/>
+          <w:iCs w:val="0"/>
+          <w:color w:val="auto"/>
+          <w:sz w:val="20"/>
+          <w:szCs w:val="20"/>
+          <w:lang w:val="en-US"/>
+        </w:rPr>
+      </w:pPr>
+      <w:r>
+        <w:rPr>
+          <w:rFonts w:hint="default" w:ascii="Consolas" w:hAnsi="Consolas" w:eastAsia="Consolas" w:cs="Consolas"/>
+          <w:b w:val="0"/>
+          <w:bCs w:val="0"/>
+          <w:i w:val="0"/>
+          <w:iCs w:val="0"/>
+          <w:caps w:val="0"/>
+          <w:color w:val="auto"/>
+          <w:spacing w:val="0"/>
+          <w:sz w:val="20"/>
+          <w:szCs w:val="20"/>
+          <w:shd w:val="clear" w:fill="FFFFFF"/>
+          <w:vertAlign w:val="baseline"/>
+          <w:lang w:val="en-US"/>
+        </w:rPr>
+        <w:t>            when "00" =&gt; A_less_B &lt;= (B1 or B2 or (not A0 and not B2 and not B1 and B0));</w:t>
+      </w:r>
+    </w:p>
+    <w:p>
+      <w:pPr>
+        <w:pStyle w:val="8"/>
+        <w:keepNext w:val="0"/>
+        <w:keepLines w:val="0"/>
+        <w:widowControl/>
+        <w:suppressLineNumbers w:val="0"/>
+        <w:pBdr>
+          <w:top w:val="none" w:color="auto" w:sz="0" w:space="0"/>
+          <w:left w:val="none" w:color="auto" w:sz="0" w:space="0"/>
+          <w:bottom w:val="none" w:color="auto" w:sz="0" w:space="0"/>
+          <w:right w:val="none" w:color="auto" w:sz="0" w:space="0"/>
+        </w:pBdr>
+        <w:shd w:val="clear" w:fill="FFFFFF"/>
+        <w:spacing w:before="0" w:beforeAutospacing="0" w:after="0" w:afterAutospacing="0"/>
+        <w:ind w:left="0" w:right="0" w:firstLine="0"/>
+        <w:jc w:val="left"/>
+        <w:textAlignment w:val="baseline"/>
+        <w:rPr>
+          <w:b w:val="0"/>
+          <w:bCs w:val="0"/>
+          <w:i w:val="0"/>
+          <w:iCs w:val="0"/>
+          <w:color w:val="auto"/>
+          <w:sz w:val="20"/>
+          <w:szCs w:val="20"/>
+          <w:lang w:val="en-US"/>
+        </w:rPr>
+      </w:pPr>
+      <w:r>
+        <w:rPr>
+          <w:rFonts w:hint="default" w:ascii="Consolas" w:hAnsi="Consolas" w:eastAsia="Consolas" w:cs="Consolas"/>
+          <w:b w:val="0"/>
+          <w:bCs w:val="0"/>
+          <w:i w:val="0"/>
+          <w:iCs w:val="0"/>
+          <w:caps w:val="0"/>
+          <w:color w:val="auto"/>
+          <w:spacing w:val="0"/>
+          <w:sz w:val="20"/>
+          <w:szCs w:val="20"/>
+          <w:shd w:val="clear" w:fill="FFFFFF"/>
+          <w:vertAlign w:val="baseline"/>
+          <w:lang w:val="en-US"/>
+        </w:rPr>
+        <w:t>            when "01" =&gt; A_less_B &lt;= (B2 or (not A0 and not B2 and B1 and B0));</w:t>
+      </w:r>
+    </w:p>
+    <w:p>
+      <w:pPr>
+        <w:pStyle w:val="8"/>
+        <w:keepNext w:val="0"/>
+        <w:keepLines w:val="0"/>
+        <w:widowControl/>
+        <w:suppressLineNumbers w:val="0"/>
+        <w:pBdr>
+          <w:top w:val="none" w:color="auto" w:sz="0" w:space="0"/>
+          <w:left w:val="none" w:color="auto" w:sz="0" w:space="0"/>
+          <w:bottom w:val="none" w:color="auto" w:sz="0" w:space="0"/>
+          <w:right w:val="none" w:color="auto" w:sz="0" w:space="0"/>
+        </w:pBdr>
+        <w:shd w:val="clear" w:fill="FFFFFF"/>
+        <w:spacing w:before="0" w:beforeAutospacing="0" w:after="0" w:afterAutospacing="0"/>
+        <w:ind w:left="0" w:right="0" w:firstLine="0"/>
+        <w:jc w:val="left"/>
+        <w:textAlignment w:val="baseline"/>
+        <w:rPr>
+          <w:b w:val="0"/>
+          <w:bCs w:val="0"/>
+          <w:i w:val="0"/>
+          <w:iCs w:val="0"/>
+          <w:color w:val="auto"/>
+          <w:sz w:val="20"/>
+          <w:szCs w:val="20"/>
+          <w:lang w:val="en-US"/>
+        </w:rPr>
+      </w:pPr>
+      <w:r>
+        <w:rPr>
+          <w:rFonts w:hint="default" w:ascii="Consolas" w:hAnsi="Consolas" w:eastAsia="Consolas" w:cs="Consolas"/>
+          <w:b w:val="0"/>
+          <w:bCs w:val="0"/>
+          <w:i w:val="0"/>
+          <w:iCs w:val="0"/>
+          <w:caps w:val="0"/>
+          <w:color w:val="auto"/>
+          <w:spacing w:val="0"/>
+          <w:sz w:val="20"/>
+          <w:szCs w:val="20"/>
+          <w:shd w:val="clear" w:fill="FFFFFF"/>
+          <w:vertAlign w:val="baseline"/>
+          <w:lang w:val="en-US"/>
+        </w:rPr>
+        <w:t>            when "10" =&gt; A_less_B &lt;= ((B2 and B1) or (not A0 and B2 and not B1 and B0));</w:t>
+      </w:r>
+    </w:p>
+    <w:p>
+      <w:pPr>
+        <w:pStyle w:val="8"/>
+        <w:keepNext w:val="0"/>
+        <w:keepLines w:val="0"/>
+        <w:widowControl/>
+        <w:suppressLineNumbers w:val="0"/>
+        <w:pBdr>
+          <w:top w:val="none" w:color="auto" w:sz="0" w:space="0"/>
+          <w:left w:val="none" w:color="auto" w:sz="0" w:space="0"/>
+          <w:bottom w:val="none" w:color="auto" w:sz="0" w:space="0"/>
+          <w:right w:val="none" w:color="auto" w:sz="0" w:space="0"/>
+        </w:pBdr>
+        <w:shd w:val="clear" w:fill="FFFFFF"/>
+        <w:spacing w:before="0" w:beforeAutospacing="0" w:after="0" w:afterAutospacing="0"/>
+        <w:ind w:left="0" w:right="0" w:firstLine="0"/>
+        <w:jc w:val="left"/>
+        <w:textAlignment w:val="baseline"/>
+        <w:rPr>
+          <w:b w:val="0"/>
+          <w:bCs w:val="0"/>
+          <w:i w:val="0"/>
+          <w:iCs w:val="0"/>
+          <w:color w:val="auto"/>
+          <w:sz w:val="20"/>
+          <w:szCs w:val="20"/>
+          <w:lang w:val="en-US"/>
+        </w:rPr>
+      </w:pPr>
+      <w:r>
+        <w:rPr>
+          <w:rFonts w:hint="default" w:ascii="Consolas" w:hAnsi="Consolas" w:eastAsia="Consolas" w:cs="Consolas"/>
+          <w:b w:val="0"/>
+          <w:bCs w:val="0"/>
+          <w:i w:val="0"/>
+          <w:iCs w:val="0"/>
+          <w:caps w:val="0"/>
+          <w:color w:val="auto"/>
+          <w:spacing w:val="0"/>
+          <w:sz w:val="20"/>
+          <w:szCs w:val="20"/>
+          <w:shd w:val="clear" w:fill="FFFFFF"/>
+          <w:vertAlign w:val="baseline"/>
+          <w:lang w:val="en-US"/>
+        </w:rPr>
+        <w:t>            when others =&gt; A_less_B &lt;= (not A0 and B2 and B1 and B0);</w:t>
+      </w:r>
+    </w:p>
+    <w:p>
+      <w:pPr>
+        <w:pStyle w:val="8"/>
+        <w:keepNext w:val="0"/>
+        <w:keepLines w:val="0"/>
+        <w:widowControl/>
+        <w:suppressLineNumbers w:val="0"/>
+        <w:pBdr>
+          <w:top w:val="none" w:color="auto" w:sz="0" w:space="0"/>
+          <w:left w:val="none" w:color="auto" w:sz="0" w:space="0"/>
+          <w:bottom w:val="none" w:color="auto" w:sz="0" w:space="0"/>
+          <w:right w:val="none" w:color="auto" w:sz="0" w:space="0"/>
+        </w:pBdr>
+        <w:shd w:val="clear" w:fill="FFFFFF"/>
+        <w:spacing w:before="0" w:beforeAutospacing="0" w:after="0" w:afterAutospacing="0"/>
+        <w:ind w:left="0" w:right="0" w:firstLine="0"/>
+        <w:jc w:val="left"/>
+        <w:textAlignment w:val="baseline"/>
+        <w:rPr>
+          <w:b w:val="0"/>
+          <w:bCs w:val="0"/>
+          <w:i w:val="0"/>
+          <w:iCs w:val="0"/>
+          <w:color w:val="auto"/>
+          <w:sz w:val="20"/>
+          <w:szCs w:val="20"/>
+          <w:lang w:val="en-US"/>
+        </w:rPr>
+      </w:pPr>
+      <w:r>
+        <w:rPr>
+          <w:rFonts w:hint="default" w:ascii="Consolas" w:hAnsi="Consolas" w:eastAsia="Consolas" w:cs="Consolas"/>
+          <w:b w:val="0"/>
+          <w:bCs w:val="0"/>
+          <w:i w:val="0"/>
+          <w:iCs w:val="0"/>
+          <w:caps w:val="0"/>
+          <w:color w:val="auto"/>
+          <w:spacing w:val="0"/>
+          <w:sz w:val="20"/>
+          <w:szCs w:val="20"/>
+          <w:shd w:val="clear" w:fill="FFFFFF"/>
+          <w:vertAlign w:val="baseline"/>
+          <w:lang w:val="en-US"/>
+        </w:rPr>
+        <w:t>        end case;</w:t>
+      </w:r>
+    </w:p>
+    <w:p>
+      <w:pPr>
+        <w:pStyle w:val="8"/>
+        <w:keepNext w:val="0"/>
+        <w:keepLines w:val="0"/>
+        <w:widowControl/>
+        <w:suppressLineNumbers w:val="0"/>
+        <w:pBdr>
+          <w:top w:val="none" w:color="auto" w:sz="0" w:space="0"/>
+          <w:left w:val="none" w:color="auto" w:sz="0" w:space="0"/>
+          <w:bottom w:val="none" w:color="auto" w:sz="0" w:space="0"/>
+          <w:right w:val="none" w:color="auto" w:sz="0" w:space="0"/>
+        </w:pBdr>
+        <w:shd w:val="clear" w:fill="FFFFFF"/>
+        <w:spacing w:before="0" w:beforeAutospacing="0" w:after="0" w:afterAutospacing="0"/>
+        <w:ind w:left="0" w:right="0" w:firstLine="0"/>
+        <w:jc w:val="left"/>
+        <w:textAlignment w:val="baseline"/>
+        <w:rPr>
+          <w:b w:val="0"/>
+          <w:bCs w:val="0"/>
+          <w:i w:val="0"/>
+          <w:iCs w:val="0"/>
+          <w:color w:val="auto"/>
+          <w:sz w:val="20"/>
+          <w:szCs w:val="20"/>
+          <w:lang w:val="en-US"/>
+        </w:rPr>
+      </w:pPr>
+      <w:r>
+        <w:rPr>
+          <w:rFonts w:hint="default" w:ascii="Consolas" w:hAnsi="Consolas" w:eastAsia="Consolas" w:cs="Consolas"/>
+          <w:b w:val="0"/>
+          <w:bCs w:val="0"/>
+          <w:i w:val="0"/>
+          <w:iCs w:val="0"/>
+          <w:caps w:val="0"/>
+          <w:color w:val="auto"/>
+          <w:spacing w:val="0"/>
+          <w:sz w:val="20"/>
+          <w:szCs w:val="20"/>
+          <w:shd w:val="clear" w:fill="FFFFFF"/>
+          <w:vertAlign w:val="baseline"/>
+          <w:lang w:val="en-US"/>
+        </w:rPr>
+        <w:t>    end process;</w:t>
+      </w:r>
+    </w:p>
+    <w:p>
+      <w:pPr>
+        <w:pStyle w:val="8"/>
+        <w:keepNext w:val="0"/>
+        <w:keepLines w:val="0"/>
+        <w:widowControl/>
+        <w:suppressLineNumbers w:val="0"/>
+        <w:pBdr>
+          <w:top w:val="none" w:color="auto" w:sz="0" w:space="0"/>
+          <w:left w:val="none" w:color="auto" w:sz="0" w:space="0"/>
+          <w:bottom w:val="none" w:color="auto" w:sz="0" w:space="0"/>
+          <w:right w:val="none" w:color="auto" w:sz="0" w:space="0"/>
+        </w:pBdr>
+        <w:shd w:val="clear" w:fill="FFFFFF"/>
+        <w:spacing w:before="0" w:beforeAutospacing="0" w:after="0" w:afterAutospacing="0"/>
+        <w:ind w:left="0" w:right="0" w:firstLine="0"/>
+        <w:jc w:val="left"/>
+        <w:textAlignment w:val="baseline"/>
+        <w:rPr>
+          <w:b w:val="0"/>
+          <w:bCs w:val="0"/>
+          <w:i w:val="0"/>
+          <w:iCs w:val="0"/>
+          <w:color w:val="auto"/>
+          <w:sz w:val="20"/>
+          <w:szCs w:val="20"/>
+          <w:lang w:val="en-US"/>
+        </w:rPr>
+      </w:pPr>
+      <w:r>
+        <w:rPr>
+          <w:rFonts w:hint="default" w:ascii="Consolas" w:hAnsi="Consolas" w:eastAsia="Consolas" w:cs="Consolas"/>
+          <w:b w:val="0"/>
+          <w:bCs w:val="0"/>
+          <w:i w:val="0"/>
+          <w:iCs w:val="0"/>
+          <w:caps w:val="0"/>
+          <w:color w:val="auto"/>
+          <w:spacing w:val="0"/>
+          <w:sz w:val="20"/>
+          <w:szCs w:val="20"/>
+          <w:shd w:val="clear" w:fill="FFFFFF"/>
+          <w:vertAlign w:val="baseline"/>
+          <w:lang w:val="en-US"/>
+        </w:rPr>
+        <w:t>    process(A2, A1, A0, B2, B1, B0)</w:t>
+      </w:r>
+    </w:p>
+    <w:p>
+      <w:pPr>
+        <w:pStyle w:val="8"/>
+        <w:keepNext w:val="0"/>
+        <w:keepLines w:val="0"/>
+        <w:widowControl/>
+        <w:suppressLineNumbers w:val="0"/>
+        <w:pBdr>
+          <w:top w:val="none" w:color="auto" w:sz="0" w:space="0"/>
+          <w:left w:val="none" w:color="auto" w:sz="0" w:space="0"/>
+          <w:bottom w:val="none" w:color="auto" w:sz="0" w:space="0"/>
+          <w:right w:val="none" w:color="auto" w:sz="0" w:space="0"/>
+        </w:pBdr>
+        <w:shd w:val="clear" w:fill="FFFFFF"/>
+        <w:spacing w:before="0" w:beforeAutospacing="0" w:after="0" w:afterAutospacing="0"/>
+        <w:ind w:left="0" w:right="0" w:firstLine="0"/>
+        <w:jc w:val="left"/>
+        <w:textAlignment w:val="baseline"/>
+        <w:rPr>
+          <w:b w:val="0"/>
+          <w:bCs w:val="0"/>
+          <w:i w:val="0"/>
+          <w:iCs w:val="0"/>
+          <w:color w:val="auto"/>
+          <w:sz w:val="20"/>
+          <w:szCs w:val="20"/>
+          <w:lang w:val="en-US"/>
+        </w:rPr>
+      </w:pPr>
+      <w:r>
+        <w:rPr>
+          <w:rFonts w:hint="default" w:ascii="Consolas" w:hAnsi="Consolas" w:eastAsia="Consolas" w:cs="Consolas"/>
+          <w:b w:val="0"/>
+          <w:bCs w:val="0"/>
+          <w:i w:val="0"/>
+          <w:iCs w:val="0"/>
+          <w:caps w:val="0"/>
+          <w:color w:val="auto"/>
+          <w:spacing w:val="0"/>
+          <w:sz w:val="20"/>
+          <w:szCs w:val="20"/>
+          <w:shd w:val="clear" w:fill="FFFFFF"/>
+          <w:vertAlign w:val="baseline"/>
+          <w:lang w:val="en-US"/>
+        </w:rPr>
+        <w:t>        variable SEL : STD_LOGIC_VECTOR(1 downto 0);</w:t>
+      </w:r>
+    </w:p>
+    <w:p>
+      <w:pPr>
+        <w:pStyle w:val="8"/>
+        <w:keepNext w:val="0"/>
+        <w:keepLines w:val="0"/>
+        <w:widowControl/>
+        <w:suppressLineNumbers w:val="0"/>
+        <w:pBdr>
+          <w:top w:val="none" w:color="auto" w:sz="0" w:space="0"/>
+          <w:left w:val="none" w:color="auto" w:sz="0" w:space="0"/>
+          <w:bottom w:val="none" w:color="auto" w:sz="0" w:space="0"/>
+          <w:right w:val="none" w:color="auto" w:sz="0" w:space="0"/>
+        </w:pBdr>
+        <w:shd w:val="clear" w:fill="FFFFFF"/>
+        <w:spacing w:before="0" w:beforeAutospacing="0" w:after="0" w:afterAutospacing="0"/>
+        <w:ind w:left="0" w:right="0" w:firstLine="0"/>
+        <w:jc w:val="left"/>
+        <w:textAlignment w:val="baseline"/>
+        <w:rPr>
+          <w:b w:val="0"/>
+          <w:bCs w:val="0"/>
+          <w:i w:val="0"/>
+          <w:iCs w:val="0"/>
+          <w:color w:val="auto"/>
+          <w:sz w:val="20"/>
+          <w:szCs w:val="20"/>
+          <w:lang w:val="en-US"/>
+        </w:rPr>
+      </w:pPr>
+      <w:r>
+        <w:rPr>
+          <w:rFonts w:hint="default" w:ascii="Consolas" w:hAnsi="Consolas" w:eastAsia="Consolas" w:cs="Consolas"/>
+          <w:b w:val="0"/>
+          <w:bCs w:val="0"/>
+          <w:i w:val="0"/>
+          <w:iCs w:val="0"/>
+          <w:caps w:val="0"/>
+          <w:color w:val="auto"/>
+          <w:spacing w:val="0"/>
+          <w:sz w:val="20"/>
+          <w:szCs w:val="20"/>
+          <w:shd w:val="clear" w:fill="FFFFFF"/>
+          <w:vertAlign w:val="baseline"/>
+          <w:lang w:val="en-US"/>
+        </w:rPr>
+        <w:t>    begin</w:t>
+      </w:r>
+    </w:p>
+    <w:p>
+      <w:pPr>
+        <w:pStyle w:val="8"/>
+        <w:keepNext w:val="0"/>
+        <w:keepLines w:val="0"/>
+        <w:widowControl/>
+        <w:suppressLineNumbers w:val="0"/>
+        <w:pBdr>
+          <w:top w:val="none" w:color="auto" w:sz="0" w:space="0"/>
+          <w:left w:val="none" w:color="auto" w:sz="0" w:space="0"/>
+          <w:bottom w:val="none" w:color="auto" w:sz="0" w:space="0"/>
+          <w:right w:val="none" w:color="auto" w:sz="0" w:space="0"/>
+        </w:pBdr>
+        <w:shd w:val="clear" w:fill="FFFFFF"/>
+        <w:spacing w:before="0" w:beforeAutospacing="0" w:after="0" w:afterAutospacing="0"/>
+        <w:ind w:left="0" w:right="0" w:firstLine="0"/>
+        <w:jc w:val="left"/>
+        <w:textAlignment w:val="baseline"/>
+        <w:rPr>
+          <w:b w:val="0"/>
+          <w:bCs w:val="0"/>
+          <w:i w:val="0"/>
+          <w:iCs w:val="0"/>
+          <w:color w:val="auto"/>
+          <w:sz w:val="20"/>
+          <w:szCs w:val="20"/>
+          <w:lang w:val="en-US"/>
+        </w:rPr>
+      </w:pPr>
+      <w:r>
+        <w:rPr>
+          <w:rFonts w:hint="default" w:ascii="Consolas" w:hAnsi="Consolas" w:eastAsia="Consolas" w:cs="Consolas"/>
+          <w:b w:val="0"/>
+          <w:bCs w:val="0"/>
+          <w:i w:val="0"/>
+          <w:iCs w:val="0"/>
+          <w:caps w:val="0"/>
+          <w:color w:val="auto"/>
+          <w:spacing w:val="0"/>
+          <w:sz w:val="20"/>
+          <w:szCs w:val="20"/>
+          <w:shd w:val="clear" w:fill="FFFFFF"/>
+          <w:vertAlign w:val="baseline"/>
+          <w:lang w:val="en-US"/>
+        </w:rPr>
+        <w:t>        SEL := A2 &amp; A1;</w:t>
+      </w:r>
+    </w:p>
+    <w:p>
+      <w:pPr>
+        <w:pStyle w:val="8"/>
+        <w:keepNext w:val="0"/>
+        <w:keepLines w:val="0"/>
+        <w:widowControl/>
+        <w:suppressLineNumbers w:val="0"/>
+        <w:pBdr>
+          <w:top w:val="none" w:color="auto" w:sz="0" w:space="0"/>
+          <w:left w:val="none" w:color="auto" w:sz="0" w:space="0"/>
+          <w:bottom w:val="none" w:color="auto" w:sz="0" w:space="0"/>
+          <w:right w:val="none" w:color="auto" w:sz="0" w:space="0"/>
+        </w:pBdr>
+        <w:shd w:val="clear" w:fill="FFFFFF"/>
+        <w:spacing w:before="0" w:beforeAutospacing="0" w:after="0" w:afterAutospacing="0"/>
+        <w:ind w:left="0" w:right="0" w:firstLine="0"/>
+        <w:jc w:val="left"/>
+        <w:textAlignment w:val="baseline"/>
+        <w:rPr>
+          <w:b w:val="0"/>
+          <w:bCs w:val="0"/>
+          <w:i w:val="0"/>
+          <w:iCs w:val="0"/>
+          <w:color w:val="auto"/>
+          <w:sz w:val="20"/>
+          <w:szCs w:val="20"/>
+          <w:lang w:val="en-US"/>
+        </w:rPr>
+      </w:pPr>
+      <w:r>
+        <w:rPr>
+          <w:rFonts w:hint="default" w:ascii="Consolas" w:hAnsi="Consolas" w:eastAsia="Consolas" w:cs="Consolas"/>
+          <w:b w:val="0"/>
+          <w:bCs w:val="0"/>
+          <w:i w:val="0"/>
+          <w:iCs w:val="0"/>
+          <w:caps w:val="0"/>
+          <w:color w:val="auto"/>
+          <w:spacing w:val="0"/>
+          <w:sz w:val="20"/>
+          <w:szCs w:val="20"/>
+          <w:shd w:val="clear" w:fill="FFFFFF"/>
+          <w:vertAlign w:val="baseline"/>
+          <w:lang w:val="en-US"/>
+        </w:rPr>
+        <w:t>        case SEL is</w:t>
+      </w:r>
+    </w:p>
+    <w:p>
+      <w:pPr>
+        <w:pStyle w:val="8"/>
+        <w:keepNext w:val="0"/>
+        <w:keepLines w:val="0"/>
+        <w:widowControl/>
+        <w:suppressLineNumbers w:val="0"/>
+        <w:pBdr>
+          <w:top w:val="none" w:color="auto" w:sz="0" w:space="0"/>
+          <w:left w:val="none" w:color="auto" w:sz="0" w:space="0"/>
+          <w:bottom w:val="none" w:color="auto" w:sz="0" w:space="0"/>
+          <w:right w:val="none" w:color="auto" w:sz="0" w:space="0"/>
+        </w:pBdr>
+        <w:shd w:val="clear" w:fill="FFFFFF"/>
+        <w:spacing w:before="0" w:beforeAutospacing="0" w:after="0" w:afterAutospacing="0"/>
+        <w:ind w:left="0" w:right="0" w:firstLine="0"/>
+        <w:jc w:val="left"/>
+        <w:textAlignment w:val="baseline"/>
+        <w:rPr>
+          <w:b w:val="0"/>
+          <w:bCs w:val="0"/>
+          <w:i w:val="0"/>
+          <w:iCs w:val="0"/>
+          <w:color w:val="auto"/>
+          <w:sz w:val="20"/>
+          <w:szCs w:val="20"/>
+          <w:lang w:val="en-US"/>
+        </w:rPr>
+      </w:pPr>
+      <w:r>
+        <w:rPr>
+          <w:rFonts w:hint="default" w:ascii="Consolas" w:hAnsi="Consolas" w:eastAsia="Consolas" w:cs="Consolas"/>
+          <w:b w:val="0"/>
+          <w:bCs w:val="0"/>
+          <w:i w:val="0"/>
+          <w:iCs w:val="0"/>
+          <w:caps w:val="0"/>
+          <w:color w:val="auto"/>
+          <w:spacing w:val="0"/>
+          <w:sz w:val="20"/>
+          <w:szCs w:val="20"/>
+          <w:shd w:val="clear" w:fill="FFFFFF"/>
+          <w:vertAlign w:val="baseline"/>
+          <w:lang w:val="en-US"/>
+        </w:rPr>
+        <w:t>            when "00" =&gt; A_equal_B &lt;= ((not A0 and not B2 and not B1 and not B0) or (A0 and not B2 and not B1 and B0));</w:t>
+      </w:r>
+    </w:p>
+    <w:p>
+      <w:pPr>
+        <w:pStyle w:val="8"/>
+        <w:keepNext w:val="0"/>
+        <w:keepLines w:val="0"/>
+        <w:widowControl/>
+        <w:suppressLineNumbers w:val="0"/>
+        <w:pBdr>
+          <w:top w:val="none" w:color="auto" w:sz="0" w:space="0"/>
+          <w:left w:val="none" w:color="auto" w:sz="0" w:space="0"/>
+          <w:bottom w:val="none" w:color="auto" w:sz="0" w:space="0"/>
+          <w:right w:val="none" w:color="auto" w:sz="0" w:space="0"/>
+        </w:pBdr>
+        <w:shd w:val="clear" w:fill="FFFFFF"/>
+        <w:spacing w:before="0" w:beforeAutospacing="0" w:after="0" w:afterAutospacing="0"/>
+        <w:ind w:left="0" w:right="0" w:firstLine="0"/>
+        <w:jc w:val="left"/>
+        <w:textAlignment w:val="baseline"/>
+        <w:rPr>
+          <w:b w:val="0"/>
+          <w:bCs w:val="0"/>
+          <w:i w:val="0"/>
+          <w:iCs w:val="0"/>
+          <w:color w:val="auto"/>
+          <w:sz w:val="20"/>
+          <w:szCs w:val="20"/>
+          <w:lang w:val="en-US"/>
+        </w:rPr>
+      </w:pPr>
+      <w:r>
+        <w:rPr>
+          <w:rFonts w:hint="default" w:ascii="Consolas" w:hAnsi="Consolas" w:eastAsia="Consolas" w:cs="Consolas"/>
+          <w:b w:val="0"/>
+          <w:bCs w:val="0"/>
+          <w:i w:val="0"/>
+          <w:iCs w:val="0"/>
+          <w:caps w:val="0"/>
+          <w:color w:val="auto"/>
+          <w:spacing w:val="0"/>
+          <w:sz w:val="20"/>
+          <w:szCs w:val="20"/>
+          <w:shd w:val="clear" w:fill="FFFFFF"/>
+          <w:vertAlign w:val="baseline"/>
+          <w:lang w:val="en-US"/>
+        </w:rPr>
+        <w:t>            when "01" =&gt; A_equal_B &lt;= ((A0 and not B2 and B1 and B0) or (not A0 and not B2 and B1 and not B0));</w:t>
+      </w:r>
+    </w:p>
+    <w:p>
+      <w:pPr>
+        <w:pStyle w:val="8"/>
+        <w:keepNext w:val="0"/>
+        <w:keepLines w:val="0"/>
+        <w:widowControl/>
+        <w:suppressLineNumbers w:val="0"/>
+        <w:pBdr>
+          <w:top w:val="none" w:color="auto" w:sz="0" w:space="0"/>
+          <w:left w:val="none" w:color="auto" w:sz="0" w:space="0"/>
+          <w:bottom w:val="none" w:color="auto" w:sz="0" w:space="0"/>
+          <w:right w:val="none" w:color="auto" w:sz="0" w:space="0"/>
+        </w:pBdr>
+        <w:shd w:val="clear" w:fill="FFFFFF"/>
+        <w:spacing w:before="0" w:beforeAutospacing="0" w:after="0" w:afterAutospacing="0"/>
+        <w:ind w:left="0" w:right="0" w:firstLine="0"/>
+        <w:jc w:val="left"/>
+        <w:textAlignment w:val="baseline"/>
+        <w:rPr>
+          <w:b w:val="0"/>
+          <w:bCs w:val="0"/>
+          <w:i w:val="0"/>
+          <w:iCs w:val="0"/>
+          <w:color w:val="auto"/>
+          <w:sz w:val="20"/>
+          <w:szCs w:val="20"/>
+          <w:lang w:val="en-US"/>
+        </w:rPr>
+      </w:pPr>
+      <w:r>
+        <w:rPr>
+          <w:rFonts w:hint="default" w:ascii="Consolas" w:hAnsi="Consolas" w:eastAsia="Consolas" w:cs="Consolas"/>
+          <w:b w:val="0"/>
+          <w:bCs w:val="0"/>
+          <w:i w:val="0"/>
+          <w:iCs w:val="0"/>
+          <w:caps w:val="0"/>
+          <w:color w:val="auto"/>
+          <w:spacing w:val="0"/>
+          <w:sz w:val="20"/>
+          <w:szCs w:val="20"/>
+          <w:shd w:val="clear" w:fill="FFFFFF"/>
+          <w:vertAlign w:val="baseline"/>
+          <w:lang w:val="en-US"/>
+        </w:rPr>
+        <w:t>            when "10" =&gt; A_equal_B &lt;= ((not A0 and B2 and not B1 and not B0) or (A0 and B2 and not B1 and B0));</w:t>
+      </w:r>
+    </w:p>
+    <w:p>
+      <w:pPr>
+        <w:pStyle w:val="8"/>
+        <w:keepNext w:val="0"/>
+        <w:keepLines w:val="0"/>
+        <w:widowControl/>
+        <w:suppressLineNumbers w:val="0"/>
+        <w:pBdr>
+          <w:top w:val="none" w:color="auto" w:sz="0" w:space="0"/>
+          <w:left w:val="none" w:color="auto" w:sz="0" w:space="0"/>
+          <w:bottom w:val="none" w:color="auto" w:sz="0" w:space="0"/>
+          <w:right w:val="none" w:color="auto" w:sz="0" w:space="0"/>
+        </w:pBdr>
+        <w:shd w:val="clear" w:fill="FFFFFF"/>
+        <w:spacing w:before="0" w:beforeAutospacing="0" w:after="0" w:afterAutospacing="0"/>
+        <w:ind w:left="0" w:right="0" w:firstLine="0"/>
+        <w:jc w:val="left"/>
+        <w:textAlignment w:val="baseline"/>
+        <w:rPr>
+          <w:b w:val="0"/>
+          <w:bCs w:val="0"/>
+          <w:i w:val="0"/>
+          <w:iCs w:val="0"/>
+          <w:color w:val="auto"/>
+          <w:sz w:val="20"/>
+          <w:szCs w:val="20"/>
+          <w:lang w:val="en-US"/>
+        </w:rPr>
+      </w:pPr>
+      <w:r>
+        <w:rPr>
+          <w:rFonts w:hint="default" w:ascii="Consolas" w:hAnsi="Consolas" w:eastAsia="Consolas" w:cs="Consolas"/>
+          <w:b w:val="0"/>
+          <w:bCs w:val="0"/>
+          <w:i w:val="0"/>
+          <w:iCs w:val="0"/>
+          <w:caps w:val="0"/>
+          <w:color w:val="auto"/>
+          <w:spacing w:val="0"/>
+          <w:sz w:val="20"/>
+          <w:szCs w:val="20"/>
+          <w:shd w:val="clear" w:fill="FFFFFF"/>
+          <w:vertAlign w:val="baseline"/>
+          <w:lang w:val="en-US"/>
+        </w:rPr>
+        <w:t>            when others =&gt; A_equal_B &lt;= ((A0 and B2 and B1 and B0) or (not A0 and B2 and B1 and not B0));</w:t>
+      </w:r>
+    </w:p>
+    <w:p>
+      <w:pPr>
+        <w:pStyle w:val="8"/>
+        <w:keepNext w:val="0"/>
+        <w:keepLines w:val="0"/>
+        <w:widowControl/>
+        <w:suppressLineNumbers w:val="0"/>
+        <w:pBdr>
+          <w:top w:val="none" w:color="auto" w:sz="0" w:space="0"/>
+          <w:left w:val="none" w:color="auto" w:sz="0" w:space="0"/>
+          <w:bottom w:val="none" w:color="auto" w:sz="0" w:space="0"/>
+          <w:right w:val="none" w:color="auto" w:sz="0" w:space="0"/>
+        </w:pBdr>
+        <w:shd w:val="clear" w:fill="FFFFFF"/>
+        <w:spacing w:before="0" w:beforeAutospacing="0" w:after="0" w:afterAutospacing="0"/>
+        <w:ind w:left="0" w:right="0" w:firstLine="0"/>
+        <w:jc w:val="left"/>
+        <w:textAlignment w:val="baseline"/>
+        <w:rPr>
+          <w:b w:val="0"/>
+          <w:bCs w:val="0"/>
+          <w:i w:val="0"/>
+          <w:iCs w:val="0"/>
+          <w:color w:val="auto"/>
+          <w:sz w:val="20"/>
+          <w:szCs w:val="20"/>
+          <w:lang w:val="en-US"/>
+        </w:rPr>
+      </w:pPr>
+      <w:r>
+        <w:rPr>
+          <w:rFonts w:hint="default" w:ascii="Consolas" w:hAnsi="Consolas" w:eastAsia="Consolas" w:cs="Consolas"/>
+          <w:b w:val="0"/>
+          <w:bCs w:val="0"/>
+          <w:i w:val="0"/>
+          <w:iCs w:val="0"/>
+          <w:caps w:val="0"/>
+          <w:color w:val="auto"/>
+          <w:spacing w:val="0"/>
+          <w:sz w:val="20"/>
+          <w:szCs w:val="20"/>
+          <w:shd w:val="clear" w:fill="FFFFFF"/>
+          <w:vertAlign w:val="baseline"/>
+          <w:lang w:val="en-US"/>
+        </w:rPr>
+        <w:t>        end case;</w:t>
+      </w:r>
+    </w:p>
+    <w:p>
+      <w:pPr>
+        <w:pStyle w:val="8"/>
+        <w:keepNext w:val="0"/>
+        <w:keepLines w:val="0"/>
+        <w:widowControl/>
+        <w:suppressLineNumbers w:val="0"/>
+        <w:pBdr>
+          <w:top w:val="none" w:color="auto" w:sz="0" w:space="0"/>
+          <w:left w:val="none" w:color="auto" w:sz="0" w:space="0"/>
+          <w:bottom w:val="none" w:color="auto" w:sz="0" w:space="0"/>
+          <w:right w:val="none" w:color="auto" w:sz="0" w:space="0"/>
+        </w:pBdr>
+        <w:shd w:val="clear" w:fill="FFFFFF"/>
+        <w:spacing w:before="0" w:beforeAutospacing="0" w:after="0" w:afterAutospacing="0"/>
+        <w:ind w:left="0" w:right="0" w:firstLine="0"/>
+        <w:jc w:val="left"/>
+        <w:textAlignment w:val="baseline"/>
+        <w:rPr>
+          <w:b w:val="0"/>
+          <w:bCs w:val="0"/>
+          <w:i w:val="0"/>
+          <w:iCs w:val="0"/>
+          <w:color w:val="auto"/>
+          <w:sz w:val="20"/>
+          <w:szCs w:val="20"/>
+          <w:lang w:val="en-US"/>
+        </w:rPr>
+      </w:pPr>
+      <w:r>
+        <w:rPr>
+          <w:rFonts w:hint="default" w:ascii="Consolas" w:hAnsi="Consolas" w:eastAsia="Consolas" w:cs="Consolas"/>
+          <w:b w:val="0"/>
+          <w:bCs w:val="0"/>
+          <w:i w:val="0"/>
+          <w:iCs w:val="0"/>
+          <w:caps w:val="0"/>
+          <w:color w:val="auto"/>
+          <w:spacing w:val="0"/>
+          <w:sz w:val="20"/>
+          <w:szCs w:val="20"/>
+          <w:shd w:val="clear" w:fill="FFFFFF"/>
+          <w:vertAlign w:val="baseline"/>
+          <w:lang w:val="en-US"/>
+        </w:rPr>
+        <w:t>    end process;</w:t>
+      </w:r>
+    </w:p>
+    <w:p>
+      <w:pPr>
+        <w:pStyle w:val="8"/>
+        <w:keepNext w:val="0"/>
+        <w:keepLines w:val="0"/>
+        <w:widowControl/>
+        <w:suppressLineNumbers w:val="0"/>
+        <w:pBdr>
+          <w:top w:val="none" w:color="auto" w:sz="0" w:space="0"/>
+          <w:left w:val="none" w:color="auto" w:sz="0" w:space="0"/>
+          <w:bottom w:val="none" w:color="auto" w:sz="0" w:space="0"/>
+          <w:right w:val="none" w:color="auto" w:sz="0" w:space="0"/>
+        </w:pBdr>
+        <w:shd w:val="clear" w:fill="FFFFFF"/>
+        <w:spacing w:before="0" w:beforeAutospacing="0" w:after="0" w:afterAutospacing="0"/>
+        <w:ind w:left="0" w:right="0" w:firstLine="0"/>
+        <w:jc w:val="left"/>
+        <w:textAlignment w:val="baseline"/>
+        <w:rPr>
+          <w:b/>
+          <w:bCs/>
+          <w:sz w:val="40"/>
+          <w:szCs w:val="40"/>
+          <w:u w:val="none"/>
+        </w:rPr>
+      </w:pPr>
+      <w:r>
+        <w:rPr>
+          <w:rFonts w:hint="default" w:ascii="Consolas" w:hAnsi="Consolas" w:eastAsia="Consolas" w:cs="Consolas"/>
+          <w:b w:val="0"/>
+          <w:bCs w:val="0"/>
+          <w:i w:val="0"/>
+          <w:iCs w:val="0"/>
+          <w:caps w:val="0"/>
+          <w:color w:val="auto"/>
+          <w:spacing w:val="0"/>
+          <w:sz w:val="20"/>
+          <w:szCs w:val="20"/>
+          <w:shd w:val="clear" w:fill="FFFFFF"/>
+          <w:vertAlign w:val="baseline"/>
+          <w:lang w:val="en-US"/>
+        </w:rPr>
+        <w:t>end Behavioral;</w:t>
+      </w:r>
+    </w:p>
+    <w:p>
+      <w:pPr>
+        <w:rPr>
+          <w:b/>
+          <w:bCs/>
+          <w:sz w:val="40"/>
+          <w:szCs w:val="40"/>
+          <w:u w:val="none"/>
+        </w:rPr>
+      </w:pPr>
+      <w:r>
+        <w:rPr>
+          <w:rFonts w:hint="default"/>
+          <w:b/>
+          <w:bCs/>
+          <w:sz w:val="40"/>
+          <w:szCs w:val="40"/>
+          <w:u w:val="none"/>
+          <w:lang w:val="en-US"/>
+        </w:rPr>
+        <w:t>TB_</w:t>
+      </w:r>
+      <w:r>
+        <w:rPr>
+          <w:b/>
+          <w:bCs/>
+          <w:sz w:val="40"/>
+          <w:szCs w:val="40"/>
+          <w:u w:val="none"/>
+        </w:rPr>
+        <w:t>test.vhd</w:t>
+      </w:r>
+    </w:p>
+    <w:p>
+      <w:pPr>
+        <w:pStyle w:val="8"/>
+        <w:keepNext w:val="0"/>
+        <w:keepLines w:val="0"/>
+        <w:widowControl/>
+        <w:suppressLineNumbers w:val="0"/>
+        <w:pBdr>
+          <w:top w:val="none" w:color="auto" w:sz="0" w:space="0"/>
+          <w:left w:val="none" w:color="auto" w:sz="0" w:space="0"/>
+          <w:bottom w:val="none" w:color="auto" w:sz="0" w:space="0"/>
+          <w:right w:val="none" w:color="auto" w:sz="0" w:space="0"/>
+        </w:pBdr>
+        <w:shd w:val="clear" w:fill="FFFFFF"/>
+        <w:spacing w:before="0" w:beforeAutospacing="0" w:after="0" w:afterAutospacing="0"/>
+        <w:ind w:left="0" w:right="0" w:firstLine="0"/>
+        <w:jc w:val="left"/>
+        <w:textAlignment w:val="baseline"/>
+        <w:rPr>
+          <w:b w:val="0"/>
+          <w:bCs w:val="0"/>
+          <w:i w:val="0"/>
+          <w:iCs w:val="0"/>
+          <w:color w:val="auto"/>
+          <w:sz w:val="21"/>
+          <w:szCs w:val="21"/>
+          <w:lang w:val="en-US"/>
+        </w:rPr>
+      </w:pPr>
+      <w:r>
+        <w:rPr>
+          <w:rFonts w:ascii="Consolas" w:hAnsi="Consolas" w:eastAsia="Consolas" w:cs="Consolas"/>
+          <w:b w:val="0"/>
+          <w:bCs w:val="0"/>
+          <w:i w:val="0"/>
+          <w:iCs w:val="0"/>
+          <w:caps w:val="0"/>
+          <w:color w:val="auto"/>
+          <w:spacing w:val="0"/>
+          <w:sz w:val="21"/>
+          <w:szCs w:val="21"/>
+          <w:bdr w:val="none" w:color="auto" w:sz="0" w:space="0"/>
+          <w:shd w:val="clear" w:fill="FFFFFF"/>
+          <w:vertAlign w:val="baseline"/>
+          <w:lang w:val="en-US"/>
+        </w:rPr>
+        <w:t>library</w:t>
+      </w:r>
+      <w:r>
+        <w:rPr>
+          <w:rFonts w:hint="default" w:ascii="Consolas" w:hAnsi="Consolas" w:eastAsia="Consolas" w:cs="Consolas"/>
+          <w:b w:val="0"/>
+          <w:bCs w:val="0"/>
+          <w:i w:val="0"/>
+          <w:iCs w:val="0"/>
+          <w:caps w:val="0"/>
+          <w:color w:val="auto"/>
+          <w:spacing w:val="0"/>
+          <w:sz w:val="21"/>
+          <w:szCs w:val="21"/>
+          <w:bdr w:val="none" w:color="auto" w:sz="0" w:space="0"/>
+          <w:shd w:val="clear" w:fill="FFFFFF"/>
+          <w:vertAlign w:val="baseline"/>
+          <w:lang w:val="en-US"/>
+        </w:rPr>
+        <w:t xml:space="preserve"> IEEE;</w:t>
+      </w:r>
+    </w:p>
+    <w:p>
+      <w:pPr>
+        <w:pStyle w:val="8"/>
+        <w:keepNext w:val="0"/>
+        <w:keepLines w:val="0"/>
+        <w:widowControl/>
+        <w:suppressLineNumbers w:val="0"/>
+        <w:pBdr>
+          <w:top w:val="none" w:color="auto" w:sz="0" w:space="0"/>
+          <w:left w:val="none" w:color="auto" w:sz="0" w:space="0"/>
+          <w:bottom w:val="none" w:color="auto" w:sz="0" w:space="0"/>
+          <w:right w:val="none" w:color="auto" w:sz="0" w:space="0"/>
+        </w:pBdr>
+        <w:shd w:val="clear" w:fill="FFFFFF"/>
+        <w:spacing w:before="0" w:beforeAutospacing="0" w:after="0" w:afterAutospacing="0"/>
+        <w:ind w:left="0" w:right="0" w:firstLine="0"/>
+        <w:jc w:val="left"/>
+        <w:textAlignment w:val="baseline"/>
+        <w:rPr>
+          <w:b w:val="0"/>
+          <w:bCs w:val="0"/>
+          <w:i w:val="0"/>
+          <w:iCs w:val="0"/>
+          <w:color w:val="auto"/>
+          <w:sz w:val="21"/>
+          <w:szCs w:val="21"/>
+          <w:lang w:val="en-US"/>
+        </w:rPr>
+      </w:pPr>
+      <w:r>
+        <w:rPr>
+          <w:rFonts w:hint="default" w:ascii="Consolas" w:hAnsi="Consolas" w:eastAsia="Consolas" w:cs="Consolas"/>
+          <w:b w:val="0"/>
+          <w:bCs w:val="0"/>
+          <w:i w:val="0"/>
+          <w:iCs w:val="0"/>
+          <w:caps w:val="0"/>
+          <w:color w:val="auto"/>
+          <w:spacing w:val="0"/>
+          <w:sz w:val="21"/>
+          <w:szCs w:val="21"/>
+          <w:bdr w:val="none" w:color="auto" w:sz="0" w:space="0"/>
+          <w:shd w:val="clear" w:fill="FFFFFF"/>
+          <w:vertAlign w:val="baseline"/>
+          <w:lang w:val="en-US"/>
+        </w:rPr>
+        <w:t>use IEEE.STD_LOGIC_1164.ALL;</w:t>
+      </w:r>
+    </w:p>
+    <w:p>
+      <w:pPr>
+        <w:pStyle w:val="8"/>
+        <w:keepNext w:val="0"/>
+        <w:keepLines w:val="0"/>
+        <w:widowControl/>
+        <w:suppressLineNumbers w:val="0"/>
+        <w:pBdr>
+          <w:top w:val="none" w:color="auto" w:sz="0" w:space="0"/>
+          <w:left w:val="none" w:color="auto" w:sz="0" w:space="0"/>
+          <w:bottom w:val="none" w:color="auto" w:sz="0" w:space="0"/>
+          <w:right w:val="none" w:color="auto" w:sz="0" w:space="0"/>
+        </w:pBdr>
+        <w:shd w:val="clear" w:fill="FFFFFF"/>
+        <w:spacing w:before="0" w:beforeAutospacing="0" w:after="0" w:afterAutospacing="0"/>
+        <w:ind w:left="0" w:right="0" w:firstLine="0"/>
+        <w:jc w:val="left"/>
+        <w:textAlignment w:val="baseline"/>
+        <w:rPr>
+          <w:b w:val="0"/>
+          <w:bCs w:val="0"/>
+          <w:i w:val="0"/>
+          <w:iCs w:val="0"/>
+          <w:color w:val="auto"/>
+          <w:sz w:val="21"/>
+          <w:szCs w:val="21"/>
+          <w:lang w:val="en-US"/>
+        </w:rPr>
+      </w:pPr>
+      <w:r>
+        <w:rPr>
+          <w:rFonts w:hint="default" w:ascii="Consolas" w:hAnsi="Consolas" w:eastAsia="Consolas" w:cs="Consolas"/>
+          <w:b w:val="0"/>
+          <w:bCs w:val="0"/>
+          <w:i w:val="0"/>
+          <w:iCs w:val="0"/>
+          <w:caps w:val="0"/>
+          <w:color w:val="auto"/>
+          <w:spacing w:val="0"/>
+          <w:sz w:val="21"/>
+          <w:szCs w:val="21"/>
+          <w:bdr w:val="none" w:color="auto" w:sz="0" w:space="0"/>
+          <w:shd w:val="clear" w:fill="FFFFFF"/>
+          <w:vertAlign w:val="baseline"/>
+          <w:lang w:val="en-US"/>
+        </w:rPr>
+        <w:t>entity tb_test is</w:t>
+      </w:r>
+    </w:p>
+    <w:p>
+      <w:pPr>
+        <w:pStyle w:val="8"/>
+        <w:keepNext w:val="0"/>
+        <w:keepLines w:val="0"/>
+        <w:widowControl/>
+        <w:suppressLineNumbers w:val="0"/>
+        <w:pBdr>
+          <w:top w:val="none" w:color="auto" w:sz="0" w:space="0"/>
+          <w:left w:val="none" w:color="auto" w:sz="0" w:space="0"/>
+          <w:bottom w:val="none" w:color="auto" w:sz="0" w:space="0"/>
+          <w:right w:val="none" w:color="auto" w:sz="0" w:space="0"/>
+        </w:pBdr>
+        <w:shd w:val="clear" w:fill="FFFFFF"/>
+        <w:spacing w:before="0" w:beforeAutospacing="0" w:after="0" w:afterAutospacing="0"/>
+        <w:ind w:left="0" w:right="0" w:firstLine="0"/>
+        <w:jc w:val="left"/>
+        <w:textAlignment w:val="baseline"/>
+        <w:rPr>
+          <w:b w:val="0"/>
+          <w:bCs w:val="0"/>
+          <w:i w:val="0"/>
+          <w:iCs w:val="0"/>
+          <w:color w:val="auto"/>
+          <w:sz w:val="21"/>
+          <w:szCs w:val="21"/>
+          <w:lang w:val="en-US"/>
+        </w:rPr>
+      </w:pPr>
+      <w:r>
+        <w:rPr>
+          <w:rFonts w:hint="default" w:ascii="Consolas" w:hAnsi="Consolas" w:eastAsia="Consolas" w:cs="Consolas"/>
+          <w:b w:val="0"/>
+          <w:bCs w:val="0"/>
+          <w:i w:val="0"/>
+          <w:iCs w:val="0"/>
+          <w:caps w:val="0"/>
+          <w:color w:val="auto"/>
+          <w:spacing w:val="0"/>
+          <w:sz w:val="21"/>
+          <w:szCs w:val="21"/>
+          <w:bdr w:val="none" w:color="auto" w:sz="0" w:space="0"/>
+          <w:shd w:val="clear" w:fill="FFFFFF"/>
+          <w:vertAlign w:val="baseline"/>
+          <w:lang w:val="en-US"/>
+        </w:rPr>
+        <w:t>end tb_test;</w:t>
+      </w:r>
+    </w:p>
+    <w:p>
+      <w:pPr>
+        <w:pStyle w:val="8"/>
+        <w:keepNext w:val="0"/>
+        <w:keepLines w:val="0"/>
+        <w:widowControl/>
+        <w:suppressLineNumbers w:val="0"/>
+        <w:pBdr>
+          <w:top w:val="none" w:color="auto" w:sz="0" w:space="0"/>
+          <w:left w:val="none" w:color="auto" w:sz="0" w:space="0"/>
+          <w:bottom w:val="none" w:color="auto" w:sz="0" w:space="0"/>
+          <w:right w:val="none" w:color="auto" w:sz="0" w:space="0"/>
+        </w:pBdr>
+        <w:shd w:val="clear" w:fill="FFFFFF"/>
+        <w:spacing w:before="0" w:beforeAutospacing="0" w:after="0" w:afterAutospacing="0"/>
+        <w:ind w:left="0" w:right="0" w:firstLine="0"/>
+        <w:jc w:val="left"/>
+        <w:textAlignment w:val="baseline"/>
+        <w:rPr>
+          <w:b w:val="0"/>
+          <w:bCs w:val="0"/>
+          <w:i w:val="0"/>
+          <w:iCs w:val="0"/>
+          <w:color w:val="auto"/>
+          <w:sz w:val="21"/>
+          <w:szCs w:val="21"/>
+          <w:lang w:val="en-US"/>
+        </w:rPr>
+      </w:pPr>
+      <w:r>
+        <w:rPr>
+          <w:rFonts w:hint="default" w:ascii="Consolas" w:hAnsi="Consolas" w:eastAsia="Consolas" w:cs="Consolas"/>
+          <w:b w:val="0"/>
+          <w:bCs w:val="0"/>
+          <w:i w:val="0"/>
+          <w:iCs w:val="0"/>
+          <w:caps w:val="0"/>
+          <w:color w:val="auto"/>
+          <w:spacing w:val="0"/>
+          <w:sz w:val="21"/>
+          <w:szCs w:val="21"/>
+          <w:bdr w:val="none" w:color="auto" w:sz="0" w:space="0"/>
+          <w:shd w:val="clear" w:fill="FFFFFF"/>
+          <w:vertAlign w:val="baseline"/>
+          <w:lang w:val="en-US"/>
+        </w:rPr>
+        <w:t>architecture Behavioral of tb_test is</w:t>
+      </w:r>
+    </w:p>
+    <w:p>
+      <w:pPr>
+        <w:pStyle w:val="8"/>
+        <w:keepNext w:val="0"/>
+        <w:keepLines w:val="0"/>
+        <w:widowControl/>
+        <w:suppressLineNumbers w:val="0"/>
+        <w:pBdr>
+          <w:top w:val="none" w:color="auto" w:sz="0" w:space="0"/>
+          <w:left w:val="none" w:color="auto" w:sz="0" w:space="0"/>
+          <w:bottom w:val="none" w:color="auto" w:sz="0" w:space="0"/>
+          <w:right w:val="none" w:color="auto" w:sz="0" w:space="0"/>
+        </w:pBdr>
+        <w:shd w:val="clear" w:fill="FFFFFF"/>
+        <w:spacing w:before="0" w:beforeAutospacing="0" w:after="0" w:afterAutospacing="0"/>
+        <w:ind w:left="0" w:right="0" w:firstLine="0"/>
+        <w:jc w:val="left"/>
+        <w:textAlignment w:val="baseline"/>
+        <w:rPr>
+          <w:b w:val="0"/>
+          <w:bCs w:val="0"/>
+          <w:i w:val="0"/>
+          <w:iCs w:val="0"/>
+          <w:color w:val="auto"/>
+          <w:sz w:val="21"/>
+          <w:szCs w:val="21"/>
+          <w:lang w:val="en-US"/>
+        </w:rPr>
+      </w:pPr>
+      <w:r>
+        <w:rPr>
+          <w:rFonts w:hint="default" w:ascii="Consolas" w:hAnsi="Consolas" w:eastAsia="Consolas" w:cs="Consolas"/>
+          <w:b w:val="0"/>
+          <w:bCs w:val="0"/>
+          <w:i w:val="0"/>
+          <w:iCs w:val="0"/>
+          <w:caps w:val="0"/>
+          <w:color w:val="auto"/>
+          <w:spacing w:val="0"/>
+          <w:sz w:val="21"/>
+          <w:szCs w:val="21"/>
+          <w:bdr w:val="none" w:color="auto" w:sz="0" w:space="0"/>
+          <w:shd w:val="clear" w:fill="FFFFFF"/>
+          <w:vertAlign w:val="baseline"/>
+          <w:lang w:val="en-US"/>
+        </w:rPr>
+        <w:t>    component test</w:t>
+      </w:r>
+    </w:p>
+    <w:p>
+      <w:pPr>
+        <w:pStyle w:val="8"/>
+        <w:keepNext w:val="0"/>
+        <w:keepLines w:val="0"/>
+        <w:widowControl/>
+        <w:suppressLineNumbers w:val="0"/>
+        <w:pBdr>
+          <w:top w:val="none" w:color="auto" w:sz="0" w:space="0"/>
+          <w:left w:val="none" w:color="auto" w:sz="0" w:space="0"/>
+          <w:bottom w:val="none" w:color="auto" w:sz="0" w:space="0"/>
+          <w:right w:val="none" w:color="auto" w:sz="0" w:space="0"/>
+        </w:pBdr>
+        <w:shd w:val="clear" w:fill="FFFFFF"/>
+        <w:spacing w:before="0" w:beforeAutospacing="0" w:after="0" w:afterAutospacing="0"/>
+        <w:ind w:left="0" w:right="0" w:firstLine="0"/>
+        <w:jc w:val="left"/>
+        <w:textAlignment w:val="baseline"/>
+        <w:rPr>
+          <w:b w:val="0"/>
+          <w:bCs w:val="0"/>
+          <w:i w:val="0"/>
+          <w:iCs w:val="0"/>
+          <w:color w:val="auto"/>
+          <w:sz w:val="21"/>
+          <w:szCs w:val="21"/>
+          <w:lang w:val="en-US"/>
+        </w:rPr>
+      </w:pPr>
+      <w:r>
+        <w:rPr>
+          <w:rFonts w:hint="default" w:ascii="Consolas" w:hAnsi="Consolas" w:eastAsia="Consolas" w:cs="Consolas"/>
+          <w:b w:val="0"/>
+          <w:bCs w:val="0"/>
+          <w:i w:val="0"/>
+          <w:iCs w:val="0"/>
+          <w:caps w:val="0"/>
+          <w:color w:val="auto"/>
+          <w:spacing w:val="0"/>
+          <w:sz w:val="21"/>
+          <w:szCs w:val="21"/>
+          <w:bdr w:val="none" w:color="auto" w:sz="0" w:space="0"/>
+          <w:shd w:val="clear" w:fill="FFFFFF"/>
+          <w:vertAlign w:val="baseline"/>
+          <w:lang w:val="en-US"/>
+        </w:rPr>
+        <w:t>        Port (</w:t>
+      </w:r>
+    </w:p>
+    <w:p>
+      <w:pPr>
+        <w:pStyle w:val="8"/>
+        <w:keepNext w:val="0"/>
+        <w:keepLines w:val="0"/>
+        <w:widowControl/>
+        <w:suppressLineNumbers w:val="0"/>
+        <w:pBdr>
+          <w:top w:val="none" w:color="auto" w:sz="0" w:space="0"/>
+          <w:left w:val="none" w:color="auto" w:sz="0" w:space="0"/>
+          <w:bottom w:val="none" w:color="auto" w:sz="0" w:space="0"/>
+          <w:right w:val="none" w:color="auto" w:sz="0" w:space="0"/>
+        </w:pBdr>
+        <w:shd w:val="clear" w:fill="FFFFFF"/>
+        <w:spacing w:before="0" w:beforeAutospacing="0" w:after="0" w:afterAutospacing="0"/>
+        <w:ind w:left="0" w:right="0" w:firstLine="0"/>
+        <w:jc w:val="left"/>
+        <w:textAlignment w:val="baseline"/>
+        <w:rPr>
+          <w:b w:val="0"/>
+          <w:bCs w:val="0"/>
+          <w:i w:val="0"/>
+          <w:iCs w:val="0"/>
+          <w:color w:val="auto"/>
+          <w:sz w:val="21"/>
+          <w:szCs w:val="21"/>
+          <w:lang w:val="en-US"/>
+        </w:rPr>
+      </w:pPr>
+      <w:r>
+        <w:rPr>
+          <w:rFonts w:hint="default" w:ascii="Consolas" w:hAnsi="Consolas" w:eastAsia="Consolas" w:cs="Consolas"/>
+          <w:b w:val="0"/>
+          <w:bCs w:val="0"/>
+          <w:i w:val="0"/>
+          <w:iCs w:val="0"/>
+          <w:caps w:val="0"/>
+          <w:color w:val="auto"/>
+          <w:spacing w:val="0"/>
+          <w:sz w:val="21"/>
+          <w:szCs w:val="21"/>
+          <w:bdr w:val="none" w:color="auto" w:sz="0" w:space="0"/>
+          <w:shd w:val="clear" w:fill="FFFFFF"/>
+          <w:vertAlign w:val="baseline"/>
+          <w:lang w:val="en-US"/>
+        </w:rPr>
+        <w:t>            A2, A1, A0 : in STD_LOGIC;</w:t>
+      </w:r>
+    </w:p>
+    <w:p>
+      <w:pPr>
+        <w:pStyle w:val="8"/>
+        <w:keepNext w:val="0"/>
+        <w:keepLines w:val="0"/>
+        <w:widowControl/>
+        <w:suppressLineNumbers w:val="0"/>
+        <w:pBdr>
+          <w:top w:val="none" w:color="auto" w:sz="0" w:space="0"/>
+          <w:left w:val="none" w:color="auto" w:sz="0" w:space="0"/>
+          <w:bottom w:val="none" w:color="auto" w:sz="0" w:space="0"/>
+          <w:right w:val="none" w:color="auto" w:sz="0" w:space="0"/>
+        </w:pBdr>
+        <w:shd w:val="clear" w:fill="FFFFFF"/>
+        <w:spacing w:before="0" w:beforeAutospacing="0" w:after="0" w:afterAutospacing="0"/>
+        <w:ind w:left="0" w:right="0" w:firstLine="0"/>
+        <w:jc w:val="left"/>
+        <w:textAlignment w:val="baseline"/>
+        <w:rPr>
+          <w:b w:val="0"/>
+          <w:bCs w:val="0"/>
+          <w:i w:val="0"/>
+          <w:iCs w:val="0"/>
+          <w:color w:val="auto"/>
+          <w:sz w:val="21"/>
+          <w:szCs w:val="21"/>
+          <w:lang w:val="en-US"/>
+        </w:rPr>
+      </w:pPr>
+      <w:r>
+        <w:rPr>
+          <w:rFonts w:hint="default" w:ascii="Consolas" w:hAnsi="Consolas" w:eastAsia="Consolas" w:cs="Consolas"/>
+          <w:b w:val="0"/>
+          <w:bCs w:val="0"/>
+          <w:i w:val="0"/>
+          <w:iCs w:val="0"/>
+          <w:caps w:val="0"/>
+          <w:color w:val="auto"/>
+          <w:spacing w:val="0"/>
+          <w:sz w:val="21"/>
+          <w:szCs w:val="21"/>
+          <w:bdr w:val="none" w:color="auto" w:sz="0" w:space="0"/>
+          <w:shd w:val="clear" w:fill="FFFFFF"/>
+          <w:vertAlign w:val="baseline"/>
+          <w:lang w:val="en-US"/>
+        </w:rPr>
+        <w:t>            B2, B1, B0 : in STD_LOGIC;</w:t>
+      </w:r>
+    </w:p>
+    <w:p>
+      <w:pPr>
+        <w:pStyle w:val="8"/>
+        <w:keepNext w:val="0"/>
+        <w:keepLines w:val="0"/>
+        <w:widowControl/>
+        <w:suppressLineNumbers w:val="0"/>
+        <w:pBdr>
+          <w:top w:val="none" w:color="auto" w:sz="0" w:space="0"/>
+          <w:left w:val="none" w:color="auto" w:sz="0" w:space="0"/>
+          <w:bottom w:val="none" w:color="auto" w:sz="0" w:space="0"/>
+          <w:right w:val="none" w:color="auto" w:sz="0" w:space="0"/>
+        </w:pBdr>
+        <w:shd w:val="clear" w:fill="FFFFFF"/>
+        <w:spacing w:before="0" w:beforeAutospacing="0" w:after="0" w:afterAutospacing="0"/>
+        <w:ind w:left="0" w:right="0" w:firstLine="0"/>
+        <w:jc w:val="left"/>
+        <w:textAlignment w:val="baseline"/>
+        <w:rPr>
+          <w:b w:val="0"/>
+          <w:bCs w:val="0"/>
+          <w:i w:val="0"/>
+          <w:iCs w:val="0"/>
+          <w:color w:val="auto"/>
+          <w:sz w:val="21"/>
+          <w:szCs w:val="21"/>
+          <w:lang w:val="en-US"/>
+        </w:rPr>
+      </w:pPr>
+      <w:r>
+        <w:rPr>
+          <w:rFonts w:hint="default" w:ascii="Consolas" w:hAnsi="Consolas" w:eastAsia="Consolas" w:cs="Consolas"/>
+          <w:b w:val="0"/>
+          <w:bCs w:val="0"/>
+          <w:i w:val="0"/>
+          <w:iCs w:val="0"/>
+          <w:caps w:val="0"/>
+          <w:color w:val="auto"/>
+          <w:spacing w:val="0"/>
+          <w:sz w:val="21"/>
+          <w:szCs w:val="21"/>
+          <w:bdr w:val="none" w:color="auto" w:sz="0" w:space="0"/>
+          <w:shd w:val="clear" w:fill="FFFFFF"/>
+          <w:vertAlign w:val="baseline"/>
+          <w:lang w:val="en-US"/>
+        </w:rPr>
+        <w:t>            A_more_B   : out STD_LOGIC;</w:t>
+      </w:r>
+    </w:p>
+    <w:p>
+      <w:pPr>
+        <w:pStyle w:val="8"/>
+        <w:keepNext w:val="0"/>
+        <w:keepLines w:val="0"/>
+        <w:widowControl/>
+        <w:suppressLineNumbers w:val="0"/>
+        <w:pBdr>
+          <w:top w:val="none" w:color="auto" w:sz="0" w:space="0"/>
+          <w:left w:val="none" w:color="auto" w:sz="0" w:space="0"/>
+          <w:bottom w:val="none" w:color="auto" w:sz="0" w:space="0"/>
+          <w:right w:val="none" w:color="auto" w:sz="0" w:space="0"/>
+        </w:pBdr>
+        <w:shd w:val="clear" w:fill="FFFFFF"/>
+        <w:spacing w:before="0" w:beforeAutospacing="0" w:after="0" w:afterAutospacing="0"/>
+        <w:ind w:left="0" w:right="0" w:firstLine="0"/>
+        <w:jc w:val="left"/>
+        <w:textAlignment w:val="baseline"/>
+        <w:rPr>
+          <w:b w:val="0"/>
+          <w:bCs w:val="0"/>
+          <w:i w:val="0"/>
+          <w:iCs w:val="0"/>
+          <w:color w:val="auto"/>
+          <w:sz w:val="21"/>
+          <w:szCs w:val="21"/>
+          <w:lang w:val="en-US"/>
+        </w:rPr>
+      </w:pPr>
+      <w:r>
+        <w:rPr>
+          <w:rFonts w:hint="default" w:ascii="Consolas" w:hAnsi="Consolas" w:eastAsia="Consolas" w:cs="Consolas"/>
+          <w:b w:val="0"/>
+          <w:bCs w:val="0"/>
+          <w:i w:val="0"/>
+          <w:iCs w:val="0"/>
+          <w:caps w:val="0"/>
+          <w:color w:val="auto"/>
+          <w:spacing w:val="0"/>
+          <w:sz w:val="21"/>
+          <w:szCs w:val="21"/>
+          <w:bdr w:val="none" w:color="auto" w:sz="0" w:space="0"/>
+          <w:shd w:val="clear" w:fill="FFFFFF"/>
+          <w:vertAlign w:val="baseline"/>
+          <w:lang w:val="en-US"/>
+        </w:rPr>
+        <w:t>            A_less_B   : out STD_LOGIC;</w:t>
+      </w:r>
+    </w:p>
+    <w:p>
+      <w:pPr>
+        <w:pStyle w:val="8"/>
+        <w:keepNext w:val="0"/>
+        <w:keepLines w:val="0"/>
+        <w:widowControl/>
+        <w:suppressLineNumbers w:val="0"/>
+        <w:pBdr>
+          <w:top w:val="none" w:color="auto" w:sz="0" w:space="0"/>
+          <w:left w:val="none" w:color="auto" w:sz="0" w:space="0"/>
+          <w:bottom w:val="none" w:color="auto" w:sz="0" w:space="0"/>
+          <w:right w:val="none" w:color="auto" w:sz="0" w:space="0"/>
+        </w:pBdr>
+        <w:shd w:val="clear" w:fill="FFFFFF"/>
+        <w:spacing w:before="0" w:beforeAutospacing="0" w:after="0" w:afterAutospacing="0"/>
+        <w:ind w:left="0" w:right="0" w:firstLine="0"/>
+        <w:jc w:val="left"/>
+        <w:textAlignment w:val="baseline"/>
+        <w:rPr>
+          <w:b w:val="0"/>
+          <w:bCs w:val="0"/>
+          <w:i w:val="0"/>
+          <w:iCs w:val="0"/>
+          <w:color w:val="auto"/>
+          <w:sz w:val="21"/>
+          <w:szCs w:val="21"/>
+          <w:lang w:val="en-US"/>
+        </w:rPr>
+      </w:pPr>
+      <w:r>
+        <w:rPr>
+          <w:rFonts w:hint="default" w:ascii="Consolas" w:hAnsi="Consolas" w:eastAsia="Consolas" w:cs="Consolas"/>
+          <w:b w:val="0"/>
+          <w:bCs w:val="0"/>
+          <w:i w:val="0"/>
+          <w:iCs w:val="0"/>
+          <w:caps w:val="0"/>
+          <w:color w:val="auto"/>
+          <w:spacing w:val="0"/>
+          <w:sz w:val="21"/>
+          <w:szCs w:val="21"/>
+          <w:bdr w:val="none" w:color="auto" w:sz="0" w:space="0"/>
+          <w:shd w:val="clear" w:fill="FFFFFF"/>
+          <w:vertAlign w:val="baseline"/>
+          <w:lang w:val="en-US"/>
+        </w:rPr>
+        <w:t>            A_equal_B  : out STD_LOGIC</w:t>
+      </w:r>
+    </w:p>
+    <w:p>
+      <w:pPr>
+        <w:pStyle w:val="8"/>
+        <w:keepNext w:val="0"/>
+        <w:keepLines w:val="0"/>
+        <w:widowControl/>
+        <w:suppressLineNumbers w:val="0"/>
+        <w:pBdr>
+          <w:top w:val="none" w:color="auto" w:sz="0" w:space="0"/>
+          <w:left w:val="none" w:color="auto" w:sz="0" w:space="0"/>
+          <w:bottom w:val="none" w:color="auto" w:sz="0" w:space="0"/>
+          <w:right w:val="none" w:color="auto" w:sz="0" w:space="0"/>
+        </w:pBdr>
+        <w:shd w:val="clear" w:fill="FFFFFF"/>
+        <w:spacing w:before="0" w:beforeAutospacing="0" w:after="0" w:afterAutospacing="0"/>
+        <w:ind w:left="0" w:right="0" w:firstLine="0"/>
+        <w:jc w:val="left"/>
+        <w:textAlignment w:val="baseline"/>
+        <w:rPr>
+          <w:b w:val="0"/>
+          <w:bCs w:val="0"/>
+          <w:i w:val="0"/>
+          <w:iCs w:val="0"/>
+          <w:color w:val="auto"/>
+          <w:sz w:val="21"/>
+          <w:szCs w:val="21"/>
+          <w:lang w:val="en-US"/>
+        </w:rPr>
+      </w:pPr>
+      <w:r>
+        <w:rPr>
+          <w:rFonts w:hint="default" w:ascii="Consolas" w:hAnsi="Consolas" w:eastAsia="Consolas" w:cs="Consolas"/>
+          <w:b w:val="0"/>
+          <w:bCs w:val="0"/>
+          <w:i w:val="0"/>
+          <w:iCs w:val="0"/>
+          <w:caps w:val="0"/>
+          <w:color w:val="auto"/>
+          <w:spacing w:val="0"/>
+          <w:sz w:val="21"/>
+          <w:szCs w:val="21"/>
+          <w:bdr w:val="none" w:color="auto" w:sz="0" w:space="0"/>
+          <w:shd w:val="clear" w:fill="FFFFFF"/>
+          <w:vertAlign w:val="baseline"/>
+          <w:lang w:val="en-US"/>
+        </w:rPr>
+        <w:t>        );</w:t>
+      </w:r>
+    </w:p>
+    <w:p>
+      <w:pPr>
+        <w:pStyle w:val="8"/>
+        <w:keepNext w:val="0"/>
+        <w:keepLines w:val="0"/>
+        <w:widowControl/>
+        <w:suppressLineNumbers w:val="0"/>
+        <w:pBdr>
+          <w:top w:val="none" w:color="auto" w:sz="0" w:space="0"/>
+          <w:left w:val="none" w:color="auto" w:sz="0" w:space="0"/>
+          <w:bottom w:val="none" w:color="auto" w:sz="0" w:space="0"/>
+          <w:right w:val="none" w:color="auto" w:sz="0" w:space="0"/>
+        </w:pBdr>
+        <w:shd w:val="clear" w:fill="FFFFFF"/>
+        <w:spacing w:before="0" w:beforeAutospacing="0" w:after="0" w:afterAutospacing="0"/>
+        <w:ind w:left="0" w:right="0" w:firstLine="0"/>
+        <w:jc w:val="left"/>
+        <w:textAlignment w:val="baseline"/>
+        <w:rPr>
+          <w:b w:val="0"/>
+          <w:bCs w:val="0"/>
+          <w:i w:val="0"/>
+          <w:iCs w:val="0"/>
+          <w:color w:val="auto"/>
+          <w:sz w:val="21"/>
+          <w:szCs w:val="21"/>
+          <w:lang w:val="en-US"/>
+        </w:rPr>
+      </w:pPr>
+      <w:r>
+        <w:rPr>
+          <w:rFonts w:hint="default" w:ascii="Consolas" w:hAnsi="Consolas" w:eastAsia="Consolas" w:cs="Consolas"/>
+          <w:b w:val="0"/>
+          <w:bCs w:val="0"/>
+          <w:i w:val="0"/>
+          <w:iCs w:val="0"/>
+          <w:caps w:val="0"/>
+          <w:color w:val="auto"/>
+          <w:spacing w:val="0"/>
+          <w:sz w:val="21"/>
+          <w:szCs w:val="21"/>
+          <w:bdr w:val="none" w:color="auto" w:sz="0" w:space="0"/>
+          <w:shd w:val="clear" w:fill="FFFFFF"/>
+          <w:vertAlign w:val="baseline"/>
+          <w:lang w:val="en-US"/>
+        </w:rPr>
+        <w:t>    end component;</w:t>
+      </w:r>
+    </w:p>
+    <w:p>
+      <w:pPr>
+        <w:pStyle w:val="8"/>
+        <w:keepNext w:val="0"/>
+        <w:keepLines w:val="0"/>
+        <w:widowControl/>
+        <w:suppressLineNumbers w:val="0"/>
+        <w:pBdr>
+          <w:top w:val="none" w:color="auto" w:sz="0" w:space="0"/>
+          <w:left w:val="none" w:color="auto" w:sz="0" w:space="0"/>
+          <w:bottom w:val="none" w:color="auto" w:sz="0" w:space="0"/>
+          <w:right w:val="none" w:color="auto" w:sz="0" w:space="0"/>
+        </w:pBdr>
+        <w:shd w:val="clear" w:fill="FFFFFF"/>
+        <w:spacing w:before="0" w:beforeAutospacing="0" w:after="0" w:afterAutospacing="0"/>
+        <w:ind w:left="0" w:right="0" w:firstLine="0"/>
+        <w:jc w:val="left"/>
+        <w:textAlignment w:val="baseline"/>
+        <w:rPr>
+          <w:b w:val="0"/>
+          <w:bCs w:val="0"/>
+          <w:i w:val="0"/>
+          <w:iCs w:val="0"/>
+          <w:color w:val="auto"/>
+          <w:sz w:val="21"/>
+          <w:szCs w:val="21"/>
+          <w:lang w:val="en-US"/>
+        </w:rPr>
+      </w:pPr>
+      <w:r>
+        <w:rPr>
+          <w:rFonts w:hint="default" w:ascii="Consolas" w:hAnsi="Consolas" w:eastAsia="Consolas" w:cs="Consolas"/>
+          <w:b w:val="0"/>
+          <w:bCs w:val="0"/>
+          <w:i w:val="0"/>
+          <w:iCs w:val="0"/>
+          <w:caps w:val="0"/>
+          <w:color w:val="auto"/>
+          <w:spacing w:val="0"/>
+          <w:sz w:val="21"/>
+          <w:szCs w:val="21"/>
+          <w:bdr w:val="none" w:color="auto" w:sz="0" w:space="0"/>
+          <w:shd w:val="clear" w:fill="FFFFFF"/>
+          <w:vertAlign w:val="baseline"/>
+          <w:lang w:val="en-US"/>
+        </w:rPr>
+        <w:t>    signal A2, A1, A0 : STD_LOGIC := '0';</w:t>
+      </w:r>
+    </w:p>
+    <w:p>
+      <w:pPr>
+        <w:pStyle w:val="8"/>
+        <w:keepNext w:val="0"/>
+        <w:keepLines w:val="0"/>
+        <w:widowControl/>
+        <w:suppressLineNumbers w:val="0"/>
+        <w:pBdr>
+          <w:top w:val="none" w:color="auto" w:sz="0" w:space="0"/>
+          <w:left w:val="none" w:color="auto" w:sz="0" w:space="0"/>
+          <w:bottom w:val="none" w:color="auto" w:sz="0" w:space="0"/>
+          <w:right w:val="none" w:color="auto" w:sz="0" w:space="0"/>
+        </w:pBdr>
+        <w:shd w:val="clear" w:fill="FFFFFF"/>
+        <w:spacing w:before="0" w:beforeAutospacing="0" w:after="0" w:afterAutospacing="0"/>
+        <w:ind w:left="0" w:right="0" w:firstLine="0"/>
+        <w:jc w:val="left"/>
+        <w:textAlignment w:val="baseline"/>
+        <w:rPr>
+          <w:b w:val="0"/>
+          <w:bCs w:val="0"/>
+          <w:i w:val="0"/>
+          <w:iCs w:val="0"/>
+          <w:color w:val="auto"/>
+          <w:sz w:val="21"/>
+          <w:szCs w:val="21"/>
+          <w:lang w:val="en-US"/>
+        </w:rPr>
+      </w:pPr>
+      <w:r>
+        <w:rPr>
+          <w:rFonts w:hint="default" w:ascii="Consolas" w:hAnsi="Consolas" w:eastAsia="Consolas" w:cs="Consolas"/>
+          <w:b w:val="0"/>
+          <w:bCs w:val="0"/>
+          <w:i w:val="0"/>
+          <w:iCs w:val="0"/>
+          <w:caps w:val="0"/>
+          <w:color w:val="auto"/>
+          <w:spacing w:val="0"/>
+          <w:sz w:val="21"/>
+          <w:szCs w:val="21"/>
+          <w:bdr w:val="none" w:color="auto" w:sz="0" w:space="0"/>
+          <w:shd w:val="clear" w:fill="FFFFFF"/>
+          <w:vertAlign w:val="baseline"/>
+          <w:lang w:val="en-US"/>
+        </w:rPr>
+        <w:t>    signal B2, B1, B0 : STD_LOGIC := '0';</w:t>
+      </w:r>
+    </w:p>
+    <w:p>
+      <w:pPr>
+        <w:pStyle w:val="8"/>
+        <w:keepNext w:val="0"/>
+        <w:keepLines w:val="0"/>
+        <w:widowControl/>
+        <w:suppressLineNumbers w:val="0"/>
+        <w:pBdr>
+          <w:top w:val="none" w:color="auto" w:sz="0" w:space="0"/>
+          <w:left w:val="none" w:color="auto" w:sz="0" w:space="0"/>
+          <w:bottom w:val="none" w:color="auto" w:sz="0" w:space="0"/>
+          <w:right w:val="none" w:color="auto" w:sz="0" w:space="0"/>
+        </w:pBdr>
+        <w:shd w:val="clear" w:fill="FFFFFF"/>
+        <w:spacing w:before="0" w:beforeAutospacing="0" w:after="0" w:afterAutospacing="0"/>
+        <w:ind w:left="0" w:right="0" w:firstLine="0"/>
+        <w:jc w:val="left"/>
+        <w:textAlignment w:val="baseline"/>
+        <w:rPr>
+          <w:b w:val="0"/>
+          <w:bCs w:val="0"/>
+          <w:i w:val="0"/>
+          <w:iCs w:val="0"/>
+          <w:color w:val="auto"/>
+          <w:sz w:val="21"/>
+          <w:szCs w:val="21"/>
+          <w:lang w:val="en-US"/>
+        </w:rPr>
+      </w:pPr>
+      <w:r>
+        <w:rPr>
+          <w:rFonts w:hint="default" w:ascii="Consolas" w:hAnsi="Consolas" w:eastAsia="Consolas" w:cs="Consolas"/>
+          <w:b w:val="0"/>
+          <w:bCs w:val="0"/>
+          <w:i w:val="0"/>
+          <w:iCs w:val="0"/>
+          <w:caps w:val="0"/>
+          <w:color w:val="auto"/>
+          <w:spacing w:val="0"/>
+          <w:sz w:val="21"/>
+          <w:szCs w:val="21"/>
+          <w:bdr w:val="none" w:color="auto" w:sz="0" w:space="0"/>
+          <w:shd w:val="clear" w:fill="FFFFFF"/>
+          <w:vertAlign w:val="baseline"/>
+          <w:lang w:val="en-US"/>
+        </w:rPr>
+        <w:t>    signal A_more_B, A_less_B, A_equal_B : STD_LOGIC;</w:t>
+      </w:r>
+    </w:p>
+    <w:p>
+      <w:pPr>
+        <w:pStyle w:val="8"/>
+        <w:keepNext w:val="0"/>
+        <w:keepLines w:val="0"/>
+        <w:widowControl/>
+        <w:suppressLineNumbers w:val="0"/>
+        <w:pBdr>
+          <w:top w:val="none" w:color="auto" w:sz="0" w:space="0"/>
+          <w:left w:val="none" w:color="auto" w:sz="0" w:space="0"/>
+          <w:bottom w:val="none" w:color="auto" w:sz="0" w:space="0"/>
+          <w:right w:val="none" w:color="auto" w:sz="0" w:space="0"/>
+        </w:pBdr>
+        <w:shd w:val="clear" w:fill="FFFFFF"/>
+        <w:spacing w:before="0" w:beforeAutospacing="0" w:after="0" w:afterAutospacing="0"/>
+        <w:ind w:left="0" w:right="0" w:firstLine="0"/>
+        <w:jc w:val="left"/>
+        <w:textAlignment w:val="baseline"/>
+        <w:rPr>
+          <w:b w:val="0"/>
+          <w:bCs w:val="0"/>
+          <w:i w:val="0"/>
+          <w:iCs w:val="0"/>
+          <w:color w:val="auto"/>
+          <w:sz w:val="21"/>
+          <w:szCs w:val="21"/>
+          <w:lang w:val="en-US"/>
+        </w:rPr>
+      </w:pPr>
+      <w:r>
+        <w:rPr>
+          <w:rFonts w:hint="default" w:ascii="Consolas" w:hAnsi="Consolas" w:eastAsia="Consolas" w:cs="Consolas"/>
+          <w:b w:val="0"/>
+          <w:bCs w:val="0"/>
+          <w:i w:val="0"/>
+          <w:iCs w:val="0"/>
+          <w:caps w:val="0"/>
+          <w:color w:val="auto"/>
+          <w:spacing w:val="0"/>
+          <w:sz w:val="21"/>
+          <w:szCs w:val="21"/>
+          <w:bdr w:val="none" w:color="auto" w:sz="0" w:space="0"/>
+          <w:shd w:val="clear" w:fill="FFFFFF"/>
+          <w:vertAlign w:val="baseline"/>
+          <w:lang w:val="en-US"/>
+        </w:rPr>
+        <w:t>begin</w:t>
+      </w:r>
+    </w:p>
+    <w:p>
+      <w:pPr>
+        <w:pStyle w:val="8"/>
+        <w:keepNext w:val="0"/>
+        <w:keepLines w:val="0"/>
+        <w:widowControl/>
+        <w:suppressLineNumbers w:val="0"/>
+        <w:pBdr>
+          <w:top w:val="none" w:color="auto" w:sz="0" w:space="0"/>
+          <w:left w:val="none" w:color="auto" w:sz="0" w:space="0"/>
+          <w:bottom w:val="none" w:color="auto" w:sz="0" w:space="0"/>
+          <w:right w:val="none" w:color="auto" w:sz="0" w:space="0"/>
+        </w:pBdr>
+        <w:shd w:val="clear" w:fill="FFFFFF"/>
+        <w:spacing w:before="0" w:beforeAutospacing="0" w:after="0" w:afterAutospacing="0"/>
+        <w:ind w:left="0" w:right="0" w:firstLine="0"/>
+        <w:jc w:val="left"/>
+        <w:textAlignment w:val="baseline"/>
+        <w:rPr>
+          <w:b w:val="0"/>
+          <w:bCs w:val="0"/>
+          <w:i w:val="0"/>
+          <w:iCs w:val="0"/>
+          <w:color w:val="auto"/>
+          <w:sz w:val="21"/>
+          <w:szCs w:val="21"/>
+          <w:lang w:val="en-US"/>
+        </w:rPr>
+      </w:pPr>
+      <w:r>
+        <w:rPr>
+          <w:rFonts w:hint="default" w:ascii="Consolas" w:hAnsi="Consolas" w:eastAsia="Consolas" w:cs="Consolas"/>
+          <w:b w:val="0"/>
+          <w:bCs w:val="0"/>
+          <w:i w:val="0"/>
+          <w:iCs w:val="0"/>
+          <w:caps w:val="0"/>
+          <w:color w:val="auto"/>
+          <w:spacing w:val="0"/>
+          <w:sz w:val="21"/>
+          <w:szCs w:val="21"/>
+          <w:bdr w:val="none" w:color="auto" w:sz="0" w:space="0"/>
+          <w:shd w:val="clear" w:fill="FFFFFF"/>
+          <w:vertAlign w:val="baseline"/>
+          <w:lang w:val="en-US"/>
+        </w:rPr>
+        <w:t>    UUT: test</w:t>
+      </w:r>
       <w:bookmarkStart w:id="0" w:name="_GoBack"/>
       <w:bookmarkEnd w:id="0"/>
     </w:p>
     <w:p>
+      <w:pPr>
+        <w:pStyle w:val="8"/>
+        <w:keepNext w:val="0"/>
+        <w:keepLines w:val="0"/>
+        <w:widowControl/>
+        <w:suppressLineNumbers w:val="0"/>
+        <w:pBdr>
+          <w:top w:val="none" w:color="auto" w:sz="0" w:space="0"/>
+          <w:left w:val="none" w:color="auto" w:sz="0" w:space="0"/>
+          <w:bottom w:val="none" w:color="auto" w:sz="0" w:space="0"/>
+          <w:right w:val="none" w:color="auto" w:sz="0" w:space="0"/>
+        </w:pBdr>
+        <w:shd w:val="clear" w:fill="FFFFFF"/>
+        <w:spacing w:before="0" w:beforeAutospacing="0" w:after="0" w:afterAutospacing="0"/>
+        <w:ind w:left="0" w:right="0" w:firstLine="0"/>
+        <w:jc w:val="left"/>
+        <w:textAlignment w:val="baseline"/>
+        <w:rPr>
+          <w:b w:val="0"/>
+          <w:bCs w:val="0"/>
+          <w:i w:val="0"/>
+          <w:iCs w:val="0"/>
+          <w:color w:val="auto"/>
+          <w:sz w:val="21"/>
+          <w:szCs w:val="21"/>
+          <w:lang w:val="en-US"/>
+        </w:rPr>
+      </w:pPr>
       <w:r>
-        <w:t>begin</w:t>
-      </w:r>
-    </w:p>
-    <w:p/>
-    <w:p>
-      <w:r>
-        <w:t>    -- A &gt; B</w:t>
-      </w:r>
-    </w:p>
-    <w:p>
-      <w:r>
-        <w:t>    L0 &lt;= (not A2 and not A1) and</w:t>
-      </w:r>
-    </w:p>
-    <w:p>
-      <w:r>
-        <w:t>          (A0 and not B2 and not B1 and not B0);</w:t>
-      </w:r>
-    </w:p>
-    <w:p>
-      <w:r>
-        <w:t>    L1 &lt;= (not A2 and A1) and</w:t>
-      </w:r>
-    </w:p>
-    <w:p>
-      <w:r>
-        <w:t>          ((not B2 and not B1) or</w:t>
-      </w:r>
-    </w:p>
-    <w:p>
-      <w:r>
-        <w:t>          (A0 and not B2 and B1 and not B0));</w:t>
-      </w:r>
-    </w:p>
-    <w:p>
-      <w:r>
-        <w:t>    L2 &lt;= (A2 and not A1) and</w:t>
-      </w:r>
-    </w:p>
-    <w:p>
-      <w:r>
-        <w:t>          (B2 or</w:t>
-      </w:r>
-    </w:p>
-    <w:p>
-      <w:r>
-        <w:t>          (A0 and B2 and not B1 and not B0));</w:t>
-      </w:r>
-    </w:p>
-    <w:p>
-      <w:r>
-        <w:t>    L3 &lt;= (A2 and A1) and</w:t>
-      </w:r>
-    </w:p>
-    <w:p>
-      <w:r>
-        <w:t>          (not B2 or not B1 or</w:t>
-      </w:r>
-    </w:p>
-    <w:p>
-      <w:r>
-        <w:t>          (A0 and B2 and B1 and not B0));</w:t>
-      </w:r>
-    </w:p>
-    <w:p/>
-    <w:p>
-      <w:r>
-        <w:t>    -- A &lt; B</w:t>
-      </w:r>
-    </w:p>
-    <w:p>
-      <w:r>
-        <w:t>    L4 &lt;= (not A2 and not A1) and</w:t>
-      </w:r>
-    </w:p>
-    <w:p>
-      <w:r>
-        <w:t>          (B1 or B2 or</w:t>
-      </w:r>
-    </w:p>
-    <w:p>
-      <w:r>
-        <w:t>          (not A0 and not B2 and not B1 and B0));</w:t>
-      </w:r>
-    </w:p>
-    <w:p>
-      <w:r>
-        <w:t>    L5 &lt;= (not A2 and A1) and</w:t>
-      </w:r>
-    </w:p>
-    <w:p>
-      <w:r>
-        <w:t>          (B2 or</w:t>
-      </w:r>
-    </w:p>
-    <w:p>
-      <w:r>
-        <w:t>          (not A0 and not B2 and B1));</w:t>
-      </w:r>
-    </w:p>
-    <w:p>
-      <w:r>
-        <w:t>    L6 &lt;= (A2 and not A1) and</w:t>
-      </w:r>
-    </w:p>
-    <w:p>
-      <w:r>
-        <w:t>          ((B2 and B1) or</w:t>
-      </w:r>
-    </w:p>
-    <w:p>
-      <w:r>
-        <w:t>          (not A0 and B2 and not B1 and B0));</w:t>
-      </w:r>
-    </w:p>
-    <w:p>
-      <w:r>
-        <w:t>    L7 &lt;= (A2 and A1) and</w:t>
-      </w:r>
-    </w:p>
-    <w:p>
-      <w:r>
-        <w:t>          (not A0 and B2 and B1 and B0);</w:t>
-      </w:r>
-    </w:p>
-    <w:p/>
-    <w:p>
-      <w:r>
-        <w:t>    -- A = B</w:t>
-      </w:r>
-    </w:p>
-    <w:p>
-      <w:r>
-        <w:t>    L8 &lt;= (not A2 and not A1) and</w:t>
-      </w:r>
-    </w:p>
-    <w:p>
-      <w:r>
-        <w:t>          ((not A0 and not B2 and not B1 and not B0) or</w:t>
-      </w:r>
-    </w:p>
-    <w:p>
-      <w:r>
-        <w:t>          (A0 and not B2 and not B1 and B0));</w:t>
-      </w:r>
-    </w:p>
-    <w:p>
-      <w:r>
-        <w:t>    L9 &lt;= (not A2 and A1) and</w:t>
-      </w:r>
-    </w:p>
-    <w:p>
-      <w:r>
-        <w:t>          ((A0 and not B2 and B1 and B0) or</w:t>
-      </w:r>
-    </w:p>
-    <w:p>
-      <w:r>
-        <w:t>          (not A0 and not B2 and B1 and not B0));</w:t>
-      </w:r>
-    </w:p>
-    <w:p>
-      <w:r>
-        <w:t>    L10 &lt;= (A2 and not A1) and</w:t>
-      </w:r>
-    </w:p>
-    <w:p>
-      <w:r>
-        <w:t>           ((not A0 and B2 and not B1 and not B0) or</w:t>
-      </w:r>
-    </w:p>
-    <w:p>
-      <w:r>
-        <w:t>           (A0 and B2 and not B1 and B0));</w:t>
-      </w:r>
-    </w:p>
-    <w:p>
-      <w:r>
-        <w:t>    L11 &lt;= (A2 and A1) and</w:t>
-      </w:r>
-    </w:p>
-    <w:p>
-      <w:r>
-        <w:t>           ((A0 and B2 and B1 and B0) or</w:t>
-      </w:r>
-    </w:p>
-    <w:p>
-      <w:r>
-        <w:t>           (not A0 and B2 and B1 and not B0));</w:t>
-      </w:r>
-    </w:p>
-    <w:p/>
-    <w:p>
-      <w:r>
-        <w:t>    A_more_B  &lt;= L0 or L1 or L2 or L3;</w:t>
-      </w:r>
-    </w:p>
-    <w:p>
-      <w:r>
-        <w:t>    A_less_B  &lt;= L4 or L5 or L6 or L7;</w:t>
-      </w:r>
-    </w:p>
-    <w:p>
-      <w:r>
-        <w:t>    A_equal_B &lt;= L8 or L9 or L10 or L11;</w:t>
-      </w:r>
-    </w:p>
-    <w:p/>
-    <w:p>
-      <w:r>
-        <w:t>end Behavioral;</w:t>
-      </w:r>
-    </w:p>
-    <w:p>
-      <w:r>
-        <w:br w:type="page"/>
+        <w:rPr>
+          <w:rFonts w:hint="default" w:ascii="Consolas" w:hAnsi="Consolas" w:eastAsia="Consolas" w:cs="Consolas"/>
+          <w:b w:val="0"/>
+          <w:bCs w:val="0"/>
+          <w:i w:val="0"/>
+          <w:iCs w:val="0"/>
+          <w:caps w:val="0"/>
+          <w:color w:val="auto"/>
+          <w:spacing w:val="0"/>
+          <w:sz w:val="21"/>
+          <w:szCs w:val="21"/>
+          <w:bdr w:val="none" w:color="auto" w:sz="0" w:space="0"/>
+          <w:shd w:val="clear" w:fill="FFFFFF"/>
+          <w:vertAlign w:val="baseline"/>
+          <w:lang w:val="en-US"/>
+        </w:rPr>
+        <w:t>    port map (</w:t>
       </w:r>
     </w:p>
     <w:p>
       <w:pPr>
-        <w:rPr>
-          <w:b/>
-          <w:bCs/>
-          <w:sz w:val="40"/>
-          <w:szCs w:val="40"/>
-          <w:u w:val="single"/>
+        <w:pStyle w:val="8"/>
+        <w:keepNext w:val="0"/>
+        <w:keepLines w:val="0"/>
+        <w:widowControl/>
+        <w:suppressLineNumbers w:val="0"/>
+        <w:pBdr>
+          <w:top w:val="none" w:color="auto" w:sz="0" w:space="0"/>
+          <w:left w:val="none" w:color="auto" w:sz="0" w:space="0"/>
+          <w:bottom w:val="none" w:color="auto" w:sz="0" w:space="0"/>
+          <w:right w:val="none" w:color="auto" w:sz="0" w:space="0"/>
+        </w:pBdr>
+        <w:shd w:val="clear" w:fill="FFFFFF"/>
+        <w:spacing w:before="0" w:beforeAutospacing="0" w:after="0" w:afterAutospacing="0"/>
+        <w:ind w:left="0" w:right="0" w:firstLine="0"/>
+        <w:jc w:val="left"/>
+        <w:textAlignment w:val="baseline"/>
+        <w:rPr>
+          <w:b w:val="0"/>
+          <w:bCs w:val="0"/>
+          <w:i w:val="0"/>
+          <w:iCs w:val="0"/>
+          <w:color w:val="auto"/>
+          <w:sz w:val="21"/>
+          <w:szCs w:val="21"/>
+          <w:lang w:val="en-US"/>
         </w:rPr>
       </w:pPr>
       <w:r>
         <w:rPr>
-          <w:b/>
-          <w:bCs/>
-          <w:sz w:val="40"/>
-          <w:szCs w:val="40"/>
-          <w:u w:val="single"/>
-        </w:rPr>
-        <w:t>tb_test.vhd</w:t>
-      </w:r>
-    </w:p>
-    <w:p>
-      <w:r>
-        <w:t>library IEEE;</w:t>
-      </w:r>
-    </w:p>
-    <w:p>
-      <w:r>
-        <w:t>use IEEE.STD_LOGIC_1164.ALL;</w:t>
-      </w:r>
-    </w:p>
-    <w:p/>
-    <w:p>
-      <w:r>
-        <w:t>entity tb_test is</w:t>
-      </w:r>
-    </w:p>
-    <w:p>
-      <w:r>
-        <w:t>end tb_test;</w:t>
-      </w:r>
-    </w:p>
-    <w:p/>
-    <w:p>
-      <w:r>
-        <w:t>architecture Behavioral of tb_test is</w:t>
-      </w:r>
-    </w:p>
-    <w:p/>
-    <w:p>
-      <w:r>
-        <w:t>    component test</w:t>
-      </w:r>
-    </w:p>
-    <w:p>
-      <w:r>
-        <w:t>        Port (</w:t>
-      </w:r>
-    </w:p>
-    <w:p>
-      <w:r>
-        <w:t>            A2, A1, A0 : in STD_LOGIC;</w:t>
-      </w:r>
-    </w:p>
-    <w:p>
-      <w:r>
-        <w:t>            B2, B1, B0 : in STD_LOGIC;</w:t>
-      </w:r>
-    </w:p>
-    <w:p>
-      <w:r>
-        <w:t>            A_more_B   : out STD_LOGIC;</w:t>
-      </w:r>
-    </w:p>
-    <w:p>
-      <w:r>
-        <w:t>            A_less_B   : out STD_LOGIC;</w:t>
-      </w:r>
-    </w:p>
-    <w:p>
-      <w:r>
-        <w:t>            A_equal_B  : out STD_LOGIC</w:t>
-      </w:r>
-    </w:p>
-    <w:p>
-      <w:r>
-        <w:t>        );</w:t>
-      </w:r>
-    </w:p>
-    <w:p>
-      <w:r>
-        <w:t>    end component;</w:t>
-      </w:r>
-    </w:p>
-    <w:p/>
-    <w:p>
-      <w:r>
-        <w:t>    signal A2, A1, A0 : STD_LOGIC := '0';</w:t>
-      </w:r>
-    </w:p>
-    <w:p>
-      <w:r>
-        <w:t>    signal B2, B1, B0 : STD_LOGIC := '0';</w:t>
-      </w:r>
-    </w:p>
-    <w:p>
-      <w:r>
-        <w:t>    signal A_more_B, A_less_B, A_equal_B : STD_LOGIC;</w:t>
-      </w:r>
-    </w:p>
-    <w:p/>
-    <w:p>
-      <w:r>
-        <w:t>begin</w:t>
-      </w:r>
-    </w:p>
-    <w:p>
-      <w:r>
-        <w:t>    UUT: test</w:t>
-      </w:r>
-    </w:p>
-    <w:p>
-      <w:r>
-        <w:t>    port map (</w:t>
-      </w:r>
-    </w:p>
-    <w:p>
-      <w:r>
+          <w:rFonts w:hint="default" w:ascii="Consolas" w:hAnsi="Consolas" w:eastAsia="Consolas" w:cs="Consolas"/>
+          <w:b w:val="0"/>
+          <w:bCs w:val="0"/>
+          <w:i w:val="0"/>
+          <w:iCs w:val="0"/>
+          <w:caps w:val="0"/>
+          <w:color w:val="auto"/>
+          <w:spacing w:val="0"/>
+          <w:sz w:val="21"/>
+          <w:szCs w:val="21"/>
+          <w:bdr w:val="none" w:color="auto" w:sz="0" w:space="0"/>
+          <w:shd w:val="clear" w:fill="FFFFFF"/>
+          <w:vertAlign w:val="baseline"/>
+          <w:lang w:val="en-US"/>
+        </w:rPr>
         <w:t>        A2 =&gt; A2,</w:t>
       </w:r>
     </w:p>
     <w:p>
+      <w:pPr>
+        <w:pStyle w:val="8"/>
+        <w:keepNext w:val="0"/>
+        <w:keepLines w:val="0"/>
+        <w:widowControl/>
+        <w:suppressLineNumbers w:val="0"/>
+        <w:pBdr>
+          <w:top w:val="none" w:color="auto" w:sz="0" w:space="0"/>
+          <w:left w:val="none" w:color="auto" w:sz="0" w:space="0"/>
+          <w:bottom w:val="none" w:color="auto" w:sz="0" w:space="0"/>
+          <w:right w:val="none" w:color="auto" w:sz="0" w:space="0"/>
+        </w:pBdr>
+        <w:shd w:val="clear" w:fill="FFFFFF"/>
+        <w:spacing w:before="0" w:beforeAutospacing="0" w:after="0" w:afterAutospacing="0"/>
+        <w:ind w:left="0" w:right="0" w:firstLine="0"/>
+        <w:jc w:val="left"/>
+        <w:textAlignment w:val="baseline"/>
+        <w:rPr>
+          <w:b w:val="0"/>
+          <w:bCs w:val="0"/>
+          <w:i w:val="0"/>
+          <w:iCs w:val="0"/>
+          <w:color w:val="auto"/>
+          <w:sz w:val="21"/>
+          <w:szCs w:val="21"/>
+          <w:lang w:val="en-US"/>
+        </w:rPr>
+      </w:pPr>
       <w:r>
+        <w:rPr>
+          <w:rFonts w:hint="default" w:ascii="Consolas" w:hAnsi="Consolas" w:eastAsia="Consolas" w:cs="Consolas"/>
+          <w:b w:val="0"/>
+          <w:bCs w:val="0"/>
+          <w:i w:val="0"/>
+          <w:iCs w:val="0"/>
+          <w:caps w:val="0"/>
+          <w:color w:val="auto"/>
+          <w:spacing w:val="0"/>
+          <w:sz w:val="21"/>
+          <w:szCs w:val="21"/>
+          <w:bdr w:val="none" w:color="auto" w:sz="0" w:space="0"/>
+          <w:shd w:val="clear" w:fill="FFFFFF"/>
+          <w:vertAlign w:val="baseline"/>
+          <w:lang w:val="en-US"/>
+        </w:rPr>
         <w:t>        A1 =&gt; A1,</w:t>
       </w:r>
     </w:p>
     <w:p>
+      <w:pPr>
+        <w:pStyle w:val="8"/>
+        <w:keepNext w:val="0"/>
+        <w:keepLines w:val="0"/>
+        <w:widowControl/>
+        <w:suppressLineNumbers w:val="0"/>
+        <w:pBdr>
+          <w:top w:val="none" w:color="auto" w:sz="0" w:space="0"/>
+          <w:left w:val="none" w:color="auto" w:sz="0" w:space="0"/>
+          <w:bottom w:val="none" w:color="auto" w:sz="0" w:space="0"/>
+          <w:right w:val="none" w:color="auto" w:sz="0" w:space="0"/>
+        </w:pBdr>
+        <w:shd w:val="clear" w:fill="FFFFFF"/>
+        <w:spacing w:before="0" w:beforeAutospacing="0" w:after="0" w:afterAutospacing="0"/>
+        <w:ind w:left="0" w:right="0" w:firstLine="0"/>
+        <w:jc w:val="left"/>
+        <w:textAlignment w:val="baseline"/>
+        <w:rPr>
+          <w:b w:val="0"/>
+          <w:bCs w:val="0"/>
+          <w:i w:val="0"/>
+          <w:iCs w:val="0"/>
+          <w:color w:val="auto"/>
+          <w:sz w:val="21"/>
+          <w:szCs w:val="21"/>
+          <w:lang w:val="en-US"/>
+        </w:rPr>
+      </w:pPr>
       <w:r>
+        <w:rPr>
+          <w:rFonts w:hint="default" w:ascii="Consolas" w:hAnsi="Consolas" w:eastAsia="Consolas" w:cs="Consolas"/>
+          <w:b w:val="0"/>
+          <w:bCs w:val="0"/>
+          <w:i w:val="0"/>
+          <w:iCs w:val="0"/>
+          <w:caps w:val="0"/>
+          <w:color w:val="auto"/>
+          <w:spacing w:val="0"/>
+          <w:sz w:val="21"/>
+          <w:szCs w:val="21"/>
+          <w:bdr w:val="none" w:color="auto" w:sz="0" w:space="0"/>
+          <w:shd w:val="clear" w:fill="FFFFFF"/>
+          <w:vertAlign w:val="baseline"/>
+          <w:lang w:val="en-US"/>
+        </w:rPr>
         <w:t>        A0 =&gt; A0,</w:t>
       </w:r>
     </w:p>
     <w:p>
+      <w:pPr>
+        <w:pStyle w:val="8"/>
+        <w:keepNext w:val="0"/>
+        <w:keepLines w:val="0"/>
+        <w:widowControl/>
+        <w:suppressLineNumbers w:val="0"/>
+        <w:pBdr>
+          <w:top w:val="none" w:color="auto" w:sz="0" w:space="0"/>
+          <w:left w:val="none" w:color="auto" w:sz="0" w:space="0"/>
+          <w:bottom w:val="none" w:color="auto" w:sz="0" w:space="0"/>
+          <w:right w:val="none" w:color="auto" w:sz="0" w:space="0"/>
+        </w:pBdr>
+        <w:shd w:val="clear" w:fill="FFFFFF"/>
+        <w:spacing w:before="0" w:beforeAutospacing="0" w:after="0" w:afterAutospacing="0"/>
+        <w:ind w:left="0" w:right="0" w:firstLine="0"/>
+        <w:jc w:val="left"/>
+        <w:textAlignment w:val="baseline"/>
+        <w:rPr>
+          <w:b w:val="0"/>
+          <w:bCs w:val="0"/>
+          <w:i w:val="0"/>
+          <w:iCs w:val="0"/>
+          <w:color w:val="auto"/>
+          <w:sz w:val="21"/>
+          <w:szCs w:val="21"/>
+          <w:lang w:val="en-US"/>
+        </w:rPr>
+      </w:pPr>
       <w:r>
+        <w:rPr>
+          <w:rFonts w:hint="default" w:ascii="Consolas" w:hAnsi="Consolas" w:eastAsia="Consolas" w:cs="Consolas"/>
+          <w:b w:val="0"/>
+          <w:bCs w:val="0"/>
+          <w:i w:val="0"/>
+          <w:iCs w:val="0"/>
+          <w:caps w:val="0"/>
+          <w:color w:val="auto"/>
+          <w:spacing w:val="0"/>
+          <w:sz w:val="21"/>
+          <w:szCs w:val="21"/>
+          <w:bdr w:val="none" w:color="auto" w:sz="0" w:space="0"/>
+          <w:shd w:val="clear" w:fill="FFFFFF"/>
+          <w:vertAlign w:val="baseline"/>
+          <w:lang w:val="en-US"/>
+        </w:rPr>
         <w:t>        B2 =&gt; B2,</w:t>
       </w:r>
     </w:p>
     <w:p>
+      <w:pPr>
+        <w:pStyle w:val="8"/>
+        <w:keepNext w:val="0"/>
+        <w:keepLines w:val="0"/>
+        <w:widowControl/>
+        <w:suppressLineNumbers w:val="0"/>
+        <w:pBdr>
+          <w:top w:val="none" w:color="auto" w:sz="0" w:space="0"/>
+          <w:left w:val="none" w:color="auto" w:sz="0" w:space="0"/>
+          <w:bottom w:val="none" w:color="auto" w:sz="0" w:space="0"/>
+          <w:right w:val="none" w:color="auto" w:sz="0" w:space="0"/>
+        </w:pBdr>
+        <w:shd w:val="clear" w:fill="FFFFFF"/>
+        <w:spacing w:before="0" w:beforeAutospacing="0" w:after="0" w:afterAutospacing="0"/>
+        <w:ind w:left="0" w:right="0" w:firstLine="0"/>
+        <w:jc w:val="left"/>
+        <w:textAlignment w:val="baseline"/>
+        <w:rPr>
+          <w:b w:val="0"/>
+          <w:bCs w:val="0"/>
+          <w:i w:val="0"/>
+          <w:iCs w:val="0"/>
+          <w:color w:val="auto"/>
+          <w:sz w:val="21"/>
+          <w:szCs w:val="21"/>
+          <w:lang w:val="en-US"/>
+        </w:rPr>
+      </w:pPr>
       <w:r>
+        <w:rPr>
+          <w:rFonts w:hint="default" w:ascii="Consolas" w:hAnsi="Consolas" w:eastAsia="Consolas" w:cs="Consolas"/>
+          <w:b w:val="0"/>
+          <w:bCs w:val="0"/>
+          <w:i w:val="0"/>
+          <w:iCs w:val="0"/>
+          <w:caps w:val="0"/>
+          <w:color w:val="auto"/>
+          <w:spacing w:val="0"/>
+          <w:sz w:val="21"/>
+          <w:szCs w:val="21"/>
+          <w:bdr w:val="none" w:color="auto" w:sz="0" w:space="0"/>
+          <w:shd w:val="clear" w:fill="FFFFFF"/>
+          <w:vertAlign w:val="baseline"/>
+          <w:lang w:val="en-US"/>
+        </w:rPr>
         <w:t>        B1 =&gt; B1,</w:t>
       </w:r>
     </w:p>
     <w:p>
+      <w:pPr>
+        <w:pStyle w:val="8"/>
+        <w:keepNext w:val="0"/>
+        <w:keepLines w:val="0"/>
+        <w:widowControl/>
+        <w:suppressLineNumbers w:val="0"/>
+        <w:pBdr>
+          <w:top w:val="none" w:color="auto" w:sz="0" w:space="0"/>
+          <w:left w:val="none" w:color="auto" w:sz="0" w:space="0"/>
+          <w:bottom w:val="none" w:color="auto" w:sz="0" w:space="0"/>
+          <w:right w:val="none" w:color="auto" w:sz="0" w:space="0"/>
+        </w:pBdr>
+        <w:shd w:val="clear" w:fill="FFFFFF"/>
+        <w:spacing w:before="0" w:beforeAutospacing="0" w:after="0" w:afterAutospacing="0"/>
+        <w:ind w:left="0" w:right="0" w:firstLine="0"/>
+        <w:jc w:val="left"/>
+        <w:textAlignment w:val="baseline"/>
+        <w:rPr>
+          <w:b w:val="0"/>
+          <w:bCs w:val="0"/>
+          <w:i w:val="0"/>
+          <w:iCs w:val="0"/>
+          <w:color w:val="auto"/>
+          <w:sz w:val="21"/>
+          <w:szCs w:val="21"/>
+          <w:lang w:val="en-US"/>
+        </w:rPr>
+      </w:pPr>
       <w:r>
+        <w:rPr>
+          <w:rFonts w:hint="default" w:ascii="Consolas" w:hAnsi="Consolas" w:eastAsia="Consolas" w:cs="Consolas"/>
+          <w:b w:val="0"/>
+          <w:bCs w:val="0"/>
+          <w:i w:val="0"/>
+          <w:iCs w:val="0"/>
+          <w:caps w:val="0"/>
+          <w:color w:val="auto"/>
+          <w:spacing w:val="0"/>
+          <w:sz w:val="21"/>
+          <w:szCs w:val="21"/>
+          <w:bdr w:val="none" w:color="auto" w:sz="0" w:space="0"/>
+          <w:shd w:val="clear" w:fill="FFFFFF"/>
+          <w:vertAlign w:val="baseline"/>
+          <w:lang w:val="en-US"/>
+        </w:rPr>
         <w:t>        B0 =&gt; B0,</w:t>
       </w:r>
     </w:p>
     <w:p>
+      <w:pPr>
+        <w:pStyle w:val="8"/>
+        <w:keepNext w:val="0"/>
+        <w:keepLines w:val="0"/>
+        <w:widowControl/>
+        <w:suppressLineNumbers w:val="0"/>
+        <w:pBdr>
+          <w:top w:val="none" w:color="auto" w:sz="0" w:space="0"/>
+          <w:left w:val="none" w:color="auto" w:sz="0" w:space="0"/>
+          <w:bottom w:val="none" w:color="auto" w:sz="0" w:space="0"/>
+          <w:right w:val="none" w:color="auto" w:sz="0" w:space="0"/>
+        </w:pBdr>
+        <w:shd w:val="clear" w:fill="FFFFFF"/>
+        <w:spacing w:before="0" w:beforeAutospacing="0" w:after="0" w:afterAutospacing="0"/>
+        <w:ind w:left="0" w:right="0" w:firstLine="0"/>
+        <w:jc w:val="left"/>
+        <w:textAlignment w:val="baseline"/>
+        <w:rPr>
+          <w:b w:val="0"/>
+          <w:bCs w:val="0"/>
+          <w:i w:val="0"/>
+          <w:iCs w:val="0"/>
+          <w:color w:val="auto"/>
+          <w:sz w:val="21"/>
+          <w:szCs w:val="21"/>
+          <w:lang w:val="en-US"/>
+        </w:rPr>
+      </w:pPr>
       <w:r>
+        <w:rPr>
+          <w:rFonts w:hint="default" w:ascii="Consolas" w:hAnsi="Consolas" w:eastAsia="Consolas" w:cs="Consolas"/>
+          <w:b w:val="0"/>
+          <w:bCs w:val="0"/>
+          <w:i w:val="0"/>
+          <w:iCs w:val="0"/>
+          <w:caps w:val="0"/>
+          <w:color w:val="auto"/>
+          <w:spacing w:val="0"/>
+          <w:sz w:val="21"/>
+          <w:szCs w:val="21"/>
+          <w:bdr w:val="none" w:color="auto" w:sz="0" w:space="0"/>
+          <w:shd w:val="clear" w:fill="FFFFFF"/>
+          <w:vertAlign w:val="baseline"/>
+          <w:lang w:val="en-US"/>
+        </w:rPr>
         <w:t>        A_more_B =&gt; A_more_B,</w:t>
       </w:r>
     </w:p>
     <w:p>
+      <w:pPr>
+        <w:pStyle w:val="8"/>
+        <w:keepNext w:val="0"/>
+        <w:keepLines w:val="0"/>
+        <w:widowControl/>
+        <w:suppressLineNumbers w:val="0"/>
+        <w:pBdr>
+          <w:top w:val="none" w:color="auto" w:sz="0" w:space="0"/>
+          <w:left w:val="none" w:color="auto" w:sz="0" w:space="0"/>
+          <w:bottom w:val="none" w:color="auto" w:sz="0" w:space="0"/>
+          <w:right w:val="none" w:color="auto" w:sz="0" w:space="0"/>
+        </w:pBdr>
+        <w:shd w:val="clear" w:fill="FFFFFF"/>
+        <w:spacing w:before="0" w:beforeAutospacing="0" w:after="0" w:afterAutospacing="0"/>
+        <w:ind w:left="0" w:right="0" w:firstLine="0"/>
+        <w:jc w:val="left"/>
+        <w:textAlignment w:val="baseline"/>
+        <w:rPr>
+          <w:b w:val="0"/>
+          <w:bCs w:val="0"/>
+          <w:i w:val="0"/>
+          <w:iCs w:val="0"/>
+          <w:color w:val="auto"/>
+          <w:sz w:val="21"/>
+          <w:szCs w:val="21"/>
+          <w:lang w:val="en-US"/>
+        </w:rPr>
+      </w:pPr>
       <w:r>
+        <w:rPr>
+          <w:rFonts w:hint="default" w:ascii="Consolas" w:hAnsi="Consolas" w:eastAsia="Consolas" w:cs="Consolas"/>
+          <w:b w:val="0"/>
+          <w:bCs w:val="0"/>
+          <w:i w:val="0"/>
+          <w:iCs w:val="0"/>
+          <w:caps w:val="0"/>
+          <w:color w:val="auto"/>
+          <w:spacing w:val="0"/>
+          <w:sz w:val="21"/>
+          <w:szCs w:val="21"/>
+          <w:bdr w:val="none" w:color="auto" w:sz="0" w:space="0"/>
+          <w:shd w:val="clear" w:fill="FFFFFF"/>
+          <w:vertAlign w:val="baseline"/>
+          <w:lang w:val="en-US"/>
+        </w:rPr>
         <w:t>        A_less_B =&gt; A_less_B,</w:t>
       </w:r>
     </w:p>
     <w:p>
+      <w:pPr>
+        <w:pStyle w:val="8"/>
+        <w:keepNext w:val="0"/>
+        <w:keepLines w:val="0"/>
+        <w:widowControl/>
+        <w:suppressLineNumbers w:val="0"/>
+        <w:pBdr>
+          <w:top w:val="none" w:color="auto" w:sz="0" w:space="0"/>
+          <w:left w:val="none" w:color="auto" w:sz="0" w:space="0"/>
+          <w:bottom w:val="none" w:color="auto" w:sz="0" w:space="0"/>
+          <w:right w:val="none" w:color="auto" w:sz="0" w:space="0"/>
+        </w:pBdr>
+        <w:shd w:val="clear" w:fill="FFFFFF"/>
+        <w:spacing w:before="0" w:beforeAutospacing="0" w:after="0" w:afterAutospacing="0"/>
+        <w:ind w:left="0" w:right="0" w:firstLine="0"/>
+        <w:jc w:val="left"/>
+        <w:textAlignment w:val="baseline"/>
+        <w:rPr>
+          <w:b w:val="0"/>
+          <w:bCs w:val="0"/>
+          <w:i w:val="0"/>
+          <w:iCs w:val="0"/>
+          <w:color w:val="auto"/>
+          <w:sz w:val="21"/>
+          <w:szCs w:val="21"/>
+          <w:lang w:val="en-US"/>
+        </w:rPr>
+      </w:pPr>
       <w:r>
+        <w:rPr>
+          <w:rFonts w:hint="default" w:ascii="Consolas" w:hAnsi="Consolas" w:eastAsia="Consolas" w:cs="Consolas"/>
+          <w:b w:val="0"/>
+          <w:bCs w:val="0"/>
+          <w:i w:val="0"/>
+          <w:iCs w:val="0"/>
+          <w:caps w:val="0"/>
+          <w:color w:val="auto"/>
+          <w:spacing w:val="0"/>
+          <w:sz w:val="21"/>
+          <w:szCs w:val="21"/>
+          <w:bdr w:val="none" w:color="auto" w:sz="0" w:space="0"/>
+          <w:shd w:val="clear" w:fill="FFFFFF"/>
+          <w:vertAlign w:val="baseline"/>
+          <w:lang w:val="en-US"/>
+        </w:rPr>
         <w:t>        A_equal_B =&gt; A_equal_B</w:t>
       </w:r>
     </w:p>
     <w:p>
+      <w:pPr>
+        <w:pStyle w:val="8"/>
+        <w:keepNext w:val="0"/>
+        <w:keepLines w:val="0"/>
+        <w:widowControl/>
+        <w:suppressLineNumbers w:val="0"/>
+        <w:pBdr>
+          <w:top w:val="none" w:color="auto" w:sz="0" w:space="0"/>
+          <w:left w:val="none" w:color="auto" w:sz="0" w:space="0"/>
+          <w:bottom w:val="none" w:color="auto" w:sz="0" w:space="0"/>
+          <w:right w:val="none" w:color="auto" w:sz="0" w:space="0"/>
+        </w:pBdr>
+        <w:shd w:val="clear" w:fill="FFFFFF"/>
+        <w:spacing w:before="0" w:beforeAutospacing="0" w:after="0" w:afterAutospacing="0"/>
+        <w:ind w:left="0" w:right="0" w:firstLine="0"/>
+        <w:jc w:val="left"/>
+        <w:textAlignment w:val="baseline"/>
+        <w:rPr>
+          <w:b w:val="0"/>
+          <w:bCs w:val="0"/>
+          <w:i w:val="0"/>
+          <w:iCs w:val="0"/>
+          <w:color w:val="auto"/>
+          <w:sz w:val="21"/>
+          <w:szCs w:val="21"/>
+          <w:lang w:val="en-US"/>
+        </w:rPr>
+      </w:pPr>
       <w:r>
+        <w:rPr>
+          <w:rFonts w:hint="default" w:ascii="Consolas" w:hAnsi="Consolas" w:eastAsia="Consolas" w:cs="Consolas"/>
+          <w:b w:val="0"/>
+          <w:bCs w:val="0"/>
+          <w:i w:val="0"/>
+          <w:iCs w:val="0"/>
+          <w:caps w:val="0"/>
+          <w:color w:val="auto"/>
+          <w:spacing w:val="0"/>
+          <w:sz w:val="21"/>
+          <w:szCs w:val="21"/>
+          <w:bdr w:val="none" w:color="auto" w:sz="0" w:space="0"/>
+          <w:shd w:val="clear" w:fill="FFFFFF"/>
+          <w:vertAlign w:val="baseline"/>
+          <w:lang w:val="en-US"/>
+        </w:rPr>
         <w:t>    );</w:t>
       </w:r>
     </w:p>
-    <w:p/>
     <w:p>
+      <w:pPr>
+        <w:pStyle w:val="8"/>
+        <w:keepNext w:val="0"/>
+        <w:keepLines w:val="0"/>
+        <w:widowControl/>
+        <w:suppressLineNumbers w:val="0"/>
+        <w:pBdr>
+          <w:top w:val="none" w:color="auto" w:sz="0" w:space="0"/>
+          <w:left w:val="none" w:color="auto" w:sz="0" w:space="0"/>
+          <w:bottom w:val="none" w:color="auto" w:sz="0" w:space="0"/>
+          <w:right w:val="none" w:color="auto" w:sz="0" w:space="0"/>
+        </w:pBdr>
+        <w:shd w:val="clear" w:fill="FFFFFF"/>
+        <w:spacing w:before="0" w:beforeAutospacing="0" w:after="0" w:afterAutospacing="0"/>
+        <w:ind w:left="0" w:right="0" w:firstLine="0"/>
+        <w:jc w:val="left"/>
+        <w:textAlignment w:val="baseline"/>
+        <w:rPr>
+          <w:b w:val="0"/>
+          <w:bCs w:val="0"/>
+          <w:i w:val="0"/>
+          <w:iCs w:val="0"/>
+          <w:color w:val="auto"/>
+          <w:sz w:val="21"/>
+          <w:szCs w:val="21"/>
+          <w:lang w:val="en-US"/>
+        </w:rPr>
+      </w:pPr>
       <w:r>
+        <w:rPr>
+          <w:rFonts w:hint="default" w:ascii="Consolas" w:hAnsi="Consolas" w:eastAsia="Consolas" w:cs="Consolas"/>
+          <w:b w:val="0"/>
+          <w:bCs w:val="0"/>
+          <w:i w:val="0"/>
+          <w:iCs w:val="0"/>
+          <w:caps w:val="0"/>
+          <w:color w:val="auto"/>
+          <w:spacing w:val="0"/>
+          <w:sz w:val="21"/>
+          <w:szCs w:val="21"/>
+          <w:bdr w:val="none" w:color="auto" w:sz="0" w:space="0"/>
+          <w:shd w:val="clear" w:fill="FFFFFF"/>
+          <w:vertAlign w:val="baseline"/>
+          <w:lang w:val="en-US"/>
+        </w:rPr>
         <w:t>    stimulus : process</w:t>
       </w:r>
     </w:p>
     <w:p>
+      <w:pPr>
+        <w:pStyle w:val="8"/>
+        <w:keepNext w:val="0"/>
+        <w:keepLines w:val="0"/>
+        <w:widowControl/>
+        <w:suppressLineNumbers w:val="0"/>
+        <w:pBdr>
+          <w:top w:val="none" w:color="auto" w:sz="0" w:space="0"/>
+          <w:left w:val="none" w:color="auto" w:sz="0" w:space="0"/>
+          <w:bottom w:val="none" w:color="auto" w:sz="0" w:space="0"/>
+          <w:right w:val="none" w:color="auto" w:sz="0" w:space="0"/>
+        </w:pBdr>
+        <w:shd w:val="clear" w:fill="FFFFFF"/>
+        <w:spacing w:before="0" w:beforeAutospacing="0" w:after="0" w:afterAutospacing="0"/>
+        <w:ind w:left="0" w:right="0" w:firstLine="0"/>
+        <w:jc w:val="left"/>
+        <w:textAlignment w:val="baseline"/>
+        <w:rPr>
+          <w:b w:val="0"/>
+          <w:bCs w:val="0"/>
+          <w:i w:val="0"/>
+          <w:iCs w:val="0"/>
+          <w:color w:val="auto"/>
+          <w:sz w:val="21"/>
+          <w:szCs w:val="21"/>
+          <w:lang w:val="en-US"/>
+        </w:rPr>
+      </w:pPr>
       <w:r>
+        <w:rPr>
+          <w:rFonts w:hint="default" w:ascii="Consolas" w:hAnsi="Consolas" w:eastAsia="Consolas" w:cs="Consolas"/>
+          <w:b w:val="0"/>
+          <w:bCs w:val="0"/>
+          <w:i w:val="0"/>
+          <w:iCs w:val="0"/>
+          <w:caps w:val="0"/>
+          <w:color w:val="auto"/>
+          <w:spacing w:val="0"/>
+          <w:sz w:val="21"/>
+          <w:szCs w:val="21"/>
+          <w:bdr w:val="none" w:color="auto" w:sz="0" w:space="0"/>
+          <w:shd w:val="clear" w:fill="FFFFFF"/>
+          <w:vertAlign w:val="baseline"/>
+          <w:lang w:val="en-US"/>
+        </w:rPr>
         <w:t>    begin</w:t>
       </w:r>
     </w:p>
-    <w:p/>
     <w:p>
+      <w:pPr>
+        <w:pStyle w:val="8"/>
+        <w:keepNext w:val="0"/>
+        <w:keepLines w:val="0"/>
+        <w:widowControl/>
+        <w:suppressLineNumbers w:val="0"/>
+        <w:pBdr>
+          <w:top w:val="none" w:color="auto" w:sz="0" w:space="0"/>
+          <w:left w:val="none" w:color="auto" w:sz="0" w:space="0"/>
+          <w:bottom w:val="none" w:color="auto" w:sz="0" w:space="0"/>
+          <w:right w:val="none" w:color="auto" w:sz="0" w:space="0"/>
+        </w:pBdr>
+        <w:shd w:val="clear" w:fill="FFFFFF"/>
+        <w:spacing w:before="0" w:beforeAutospacing="0" w:after="0" w:afterAutospacing="0"/>
+        <w:ind w:left="0" w:right="0" w:firstLine="0"/>
+        <w:jc w:val="left"/>
+        <w:textAlignment w:val="baseline"/>
+        <w:rPr>
+          <w:b w:val="0"/>
+          <w:bCs w:val="0"/>
+          <w:i w:val="0"/>
+          <w:iCs w:val="0"/>
+          <w:color w:val="auto"/>
+          <w:sz w:val="21"/>
+          <w:szCs w:val="21"/>
+          <w:lang w:val="en-US"/>
+        </w:rPr>
+      </w:pPr>
       <w:r>
-        <w:t>        -- A=0, B=0  =&gt; A=B</w:t>
+        <w:rPr>
+          <w:rFonts w:hint="default" w:ascii="Consolas" w:hAnsi="Consolas" w:eastAsia="Consolas" w:cs="Consolas"/>
+          <w:b w:val="0"/>
+          <w:bCs w:val="0"/>
+          <w:i w:val="0"/>
+          <w:iCs w:val="0"/>
+          <w:caps w:val="0"/>
+          <w:color w:val="auto"/>
+          <w:spacing w:val="0"/>
+          <w:sz w:val="21"/>
+          <w:szCs w:val="21"/>
+          <w:bdr w:val="none" w:color="auto" w:sz="0" w:space="0"/>
+          <w:shd w:val="clear" w:fill="FFFFFF"/>
+          <w:vertAlign w:val="baseline"/>
+          <w:lang w:val="en-US"/>
+        </w:rPr>
+        <w:t>        -- A=2, B=2  =&gt; A=B</w:t>
       </w:r>
     </w:p>
     <w:p>
+      <w:pPr>
+        <w:pStyle w:val="8"/>
+        <w:keepNext w:val="0"/>
+        <w:keepLines w:val="0"/>
+        <w:widowControl/>
+        <w:suppressLineNumbers w:val="0"/>
+        <w:pBdr>
+          <w:top w:val="none" w:color="auto" w:sz="0" w:space="0"/>
+          <w:left w:val="none" w:color="auto" w:sz="0" w:space="0"/>
+          <w:bottom w:val="none" w:color="auto" w:sz="0" w:space="0"/>
+          <w:right w:val="none" w:color="auto" w:sz="0" w:space="0"/>
+        </w:pBdr>
+        <w:shd w:val="clear" w:fill="FFFFFF"/>
+        <w:spacing w:before="0" w:beforeAutospacing="0" w:after="0" w:afterAutospacing="0"/>
+        <w:ind w:left="0" w:right="0" w:firstLine="0"/>
+        <w:jc w:val="left"/>
+        <w:textAlignment w:val="baseline"/>
+        <w:rPr>
+          <w:b w:val="0"/>
+          <w:bCs w:val="0"/>
+          <w:i w:val="0"/>
+          <w:iCs w:val="0"/>
+          <w:color w:val="auto"/>
+          <w:sz w:val="21"/>
+          <w:szCs w:val="21"/>
+          <w:lang w:val="en-US"/>
+        </w:rPr>
+      </w:pPr>
       <w:r>
-        <w:t>        A2&lt;='0'; A1&lt;='0'; A0&lt;='0';</w:t>
+        <w:rPr>
+          <w:rFonts w:hint="default" w:ascii="Consolas" w:hAnsi="Consolas" w:eastAsia="Consolas" w:cs="Consolas"/>
+          <w:b w:val="0"/>
+          <w:bCs w:val="0"/>
+          <w:i w:val="0"/>
+          <w:iCs w:val="0"/>
+          <w:caps w:val="0"/>
+          <w:color w:val="auto"/>
+          <w:spacing w:val="0"/>
+          <w:sz w:val="21"/>
+          <w:szCs w:val="21"/>
+          <w:bdr w:val="none" w:color="auto" w:sz="0" w:space="0"/>
+          <w:shd w:val="clear" w:fill="FFFFFF"/>
+          <w:vertAlign w:val="baseline"/>
+          <w:lang w:val="en-US"/>
+        </w:rPr>
+        <w:t>        A2&lt;='0'; A1&lt;='1'; A0&lt;='0';</w:t>
       </w:r>
     </w:p>
     <w:p>
+      <w:pPr>
+        <w:pStyle w:val="8"/>
+        <w:keepNext w:val="0"/>
+        <w:keepLines w:val="0"/>
+        <w:widowControl/>
+        <w:suppressLineNumbers w:val="0"/>
+        <w:pBdr>
+          <w:top w:val="none" w:color="auto" w:sz="0" w:space="0"/>
+          <w:left w:val="none" w:color="auto" w:sz="0" w:space="0"/>
+          <w:bottom w:val="none" w:color="auto" w:sz="0" w:space="0"/>
+          <w:right w:val="none" w:color="auto" w:sz="0" w:space="0"/>
+        </w:pBdr>
+        <w:shd w:val="clear" w:fill="FFFFFF"/>
+        <w:spacing w:before="0" w:beforeAutospacing="0" w:after="0" w:afterAutospacing="0"/>
+        <w:ind w:left="0" w:right="0" w:firstLine="0"/>
+        <w:jc w:val="left"/>
+        <w:textAlignment w:val="baseline"/>
+        <w:rPr>
+          <w:b w:val="0"/>
+          <w:bCs w:val="0"/>
+          <w:i w:val="0"/>
+          <w:iCs w:val="0"/>
+          <w:color w:val="auto"/>
+          <w:sz w:val="21"/>
+          <w:szCs w:val="21"/>
+          <w:lang w:val="en-US"/>
+        </w:rPr>
+      </w:pPr>
       <w:r>
-        <w:t>        B2&lt;='0'; B1&lt;='0'; B0&lt;='0';</w:t>
+        <w:rPr>
+          <w:rFonts w:hint="default" w:ascii="Consolas" w:hAnsi="Consolas" w:eastAsia="Consolas" w:cs="Consolas"/>
+          <w:b w:val="0"/>
+          <w:bCs w:val="0"/>
+          <w:i w:val="0"/>
+          <w:iCs w:val="0"/>
+          <w:caps w:val="0"/>
+          <w:color w:val="auto"/>
+          <w:spacing w:val="0"/>
+          <w:sz w:val="21"/>
+          <w:szCs w:val="21"/>
+          <w:bdr w:val="none" w:color="auto" w:sz="0" w:space="0"/>
+          <w:shd w:val="clear" w:fill="FFFFFF"/>
+          <w:vertAlign w:val="baseline"/>
+          <w:lang w:val="en-US"/>
+        </w:rPr>
+        <w:t>        B2&lt;='0'; B1&lt;='1'; B0&lt;='0';</w:t>
       </w:r>
     </w:p>
     <w:p>
+      <w:pPr>
+        <w:pStyle w:val="8"/>
+        <w:keepNext w:val="0"/>
+        <w:keepLines w:val="0"/>
+        <w:widowControl/>
+        <w:suppressLineNumbers w:val="0"/>
+        <w:pBdr>
+          <w:top w:val="none" w:color="auto" w:sz="0" w:space="0"/>
+          <w:left w:val="none" w:color="auto" w:sz="0" w:space="0"/>
+          <w:bottom w:val="none" w:color="auto" w:sz="0" w:space="0"/>
+          <w:right w:val="none" w:color="auto" w:sz="0" w:space="0"/>
+        </w:pBdr>
+        <w:shd w:val="clear" w:fill="FFFFFF"/>
+        <w:spacing w:before="0" w:beforeAutospacing="0" w:after="0" w:afterAutospacing="0"/>
+        <w:ind w:left="0" w:right="0" w:firstLine="0"/>
+        <w:jc w:val="left"/>
+        <w:textAlignment w:val="baseline"/>
+        <w:rPr>
+          <w:b w:val="0"/>
+          <w:bCs w:val="0"/>
+          <w:i w:val="0"/>
+          <w:iCs w:val="0"/>
+          <w:color w:val="auto"/>
+          <w:sz w:val="21"/>
+          <w:szCs w:val="21"/>
+          <w:lang w:val="en-US"/>
+        </w:rPr>
+      </w:pPr>
       <w:r>
+        <w:rPr>
+          <w:rFonts w:hint="default" w:ascii="Consolas" w:hAnsi="Consolas" w:eastAsia="Consolas" w:cs="Consolas"/>
+          <w:b w:val="0"/>
+          <w:bCs w:val="0"/>
+          <w:i w:val="0"/>
+          <w:iCs w:val="0"/>
+          <w:caps w:val="0"/>
+          <w:color w:val="auto"/>
+          <w:spacing w:val="0"/>
+          <w:sz w:val="21"/>
+          <w:szCs w:val="21"/>
+          <w:bdr w:val="none" w:color="auto" w:sz="0" w:space="0"/>
+          <w:shd w:val="clear" w:fill="FFFFFF"/>
+          <w:vertAlign w:val="baseline"/>
+          <w:lang w:val="en-US"/>
+        </w:rPr>
         <w:t>        wait for 10 ns;</w:t>
       </w:r>
     </w:p>
     <w:p>
+      <w:pPr>
+        <w:pStyle w:val="8"/>
+        <w:keepNext w:val="0"/>
+        <w:keepLines w:val="0"/>
+        <w:widowControl/>
+        <w:suppressLineNumbers w:val="0"/>
+        <w:pBdr>
+          <w:top w:val="none" w:color="auto" w:sz="0" w:space="0"/>
+          <w:left w:val="none" w:color="auto" w:sz="0" w:space="0"/>
+          <w:bottom w:val="none" w:color="auto" w:sz="0" w:space="0"/>
+          <w:right w:val="none" w:color="auto" w:sz="0" w:space="0"/>
+        </w:pBdr>
+        <w:shd w:val="clear" w:fill="FFFFFF"/>
+        <w:spacing w:before="0" w:beforeAutospacing="0" w:after="0" w:afterAutospacing="0"/>
+        <w:ind w:left="0" w:right="0" w:firstLine="0"/>
+        <w:jc w:val="left"/>
+        <w:textAlignment w:val="baseline"/>
+        <w:rPr>
+          <w:b w:val="0"/>
+          <w:bCs w:val="0"/>
+          <w:i w:val="0"/>
+          <w:iCs w:val="0"/>
+          <w:color w:val="auto"/>
+          <w:sz w:val="21"/>
+          <w:szCs w:val="21"/>
+          <w:lang w:val="en-US"/>
+        </w:rPr>
+      </w:pPr>
       <w:r>
-        <w:t>        -- A=5, B=3 =&gt; A&gt;B</w:t>
+        <w:rPr>
+          <w:rFonts w:hint="default" w:ascii="Consolas" w:hAnsi="Consolas" w:eastAsia="Consolas" w:cs="Consolas"/>
+          <w:b w:val="0"/>
+          <w:bCs w:val="0"/>
+          <w:i w:val="0"/>
+          <w:iCs w:val="0"/>
+          <w:caps w:val="0"/>
+          <w:color w:val="auto"/>
+          <w:spacing w:val="0"/>
+          <w:sz w:val="21"/>
+          <w:szCs w:val="21"/>
+          <w:bdr w:val="none" w:color="auto" w:sz="0" w:space="0"/>
+          <w:shd w:val="clear" w:fill="FFFFFF"/>
+          <w:vertAlign w:val="baseline"/>
+          <w:lang w:val="en-US"/>
+        </w:rPr>
+        <w:t>        -- A=3, B=1  =&gt; A&gt;B</w:t>
       </w:r>
     </w:p>
     <w:p>
+      <w:pPr>
+        <w:pStyle w:val="8"/>
+        <w:keepNext w:val="0"/>
+        <w:keepLines w:val="0"/>
+        <w:widowControl/>
+        <w:suppressLineNumbers w:val="0"/>
+        <w:pBdr>
+          <w:top w:val="none" w:color="auto" w:sz="0" w:space="0"/>
+          <w:left w:val="none" w:color="auto" w:sz="0" w:space="0"/>
+          <w:bottom w:val="none" w:color="auto" w:sz="0" w:space="0"/>
+          <w:right w:val="none" w:color="auto" w:sz="0" w:space="0"/>
+        </w:pBdr>
+        <w:shd w:val="clear" w:fill="FFFFFF"/>
+        <w:spacing w:before="0" w:beforeAutospacing="0" w:after="0" w:afterAutospacing="0"/>
+        <w:ind w:left="0" w:right="0" w:firstLine="0"/>
+        <w:jc w:val="left"/>
+        <w:textAlignment w:val="baseline"/>
+        <w:rPr>
+          <w:b w:val="0"/>
+          <w:bCs w:val="0"/>
+          <w:i w:val="0"/>
+          <w:iCs w:val="0"/>
+          <w:color w:val="auto"/>
+          <w:sz w:val="21"/>
+          <w:szCs w:val="21"/>
+          <w:lang w:val="en-US"/>
+        </w:rPr>
+      </w:pPr>
       <w:r>
-        <w:t>        A2&lt;='1'; A1&lt;='0'; A0&lt;='1';</w:t>
+        <w:rPr>
+          <w:rFonts w:hint="default" w:ascii="Consolas" w:hAnsi="Consolas" w:eastAsia="Consolas" w:cs="Consolas"/>
+          <w:b w:val="0"/>
+          <w:bCs w:val="0"/>
+          <w:i w:val="0"/>
+          <w:iCs w:val="0"/>
+          <w:caps w:val="0"/>
+          <w:color w:val="auto"/>
+          <w:spacing w:val="0"/>
+          <w:sz w:val="21"/>
+          <w:szCs w:val="21"/>
+          <w:bdr w:val="none" w:color="auto" w:sz="0" w:space="0"/>
+          <w:shd w:val="clear" w:fill="FFFFFF"/>
+          <w:vertAlign w:val="baseline"/>
+          <w:lang w:val="en-US"/>
+        </w:rPr>
+        <w:t>        A2&lt;='0'; A1&lt;='1'; A0&lt;='1';</w:t>
       </w:r>
     </w:p>
     <w:p>
+      <w:pPr>
+        <w:pStyle w:val="8"/>
+        <w:keepNext w:val="0"/>
+        <w:keepLines w:val="0"/>
+        <w:widowControl/>
+        <w:suppressLineNumbers w:val="0"/>
+        <w:pBdr>
+          <w:top w:val="none" w:color="auto" w:sz="0" w:space="0"/>
+          <w:left w:val="none" w:color="auto" w:sz="0" w:space="0"/>
+          <w:bottom w:val="none" w:color="auto" w:sz="0" w:space="0"/>
+          <w:right w:val="none" w:color="auto" w:sz="0" w:space="0"/>
+        </w:pBdr>
+        <w:shd w:val="clear" w:fill="FFFFFF"/>
+        <w:spacing w:before="0" w:beforeAutospacing="0" w:after="0" w:afterAutospacing="0"/>
+        <w:ind w:left="0" w:right="0" w:firstLine="0"/>
+        <w:jc w:val="left"/>
+        <w:textAlignment w:val="baseline"/>
+        <w:rPr>
+          <w:b w:val="0"/>
+          <w:bCs w:val="0"/>
+          <w:i w:val="0"/>
+          <w:iCs w:val="0"/>
+          <w:color w:val="auto"/>
+          <w:sz w:val="21"/>
+          <w:szCs w:val="21"/>
+          <w:lang w:val="en-US"/>
+        </w:rPr>
+      </w:pPr>
       <w:r>
-        <w:t>        B2&lt;='0'; B1&lt;='1'; B0&lt;='1';</w:t>
+        <w:rPr>
+          <w:rFonts w:hint="default" w:ascii="Consolas" w:hAnsi="Consolas" w:eastAsia="Consolas" w:cs="Consolas"/>
+          <w:b w:val="0"/>
+          <w:bCs w:val="0"/>
+          <w:i w:val="0"/>
+          <w:iCs w:val="0"/>
+          <w:caps w:val="0"/>
+          <w:color w:val="auto"/>
+          <w:spacing w:val="0"/>
+          <w:sz w:val="21"/>
+          <w:szCs w:val="21"/>
+          <w:bdr w:val="none" w:color="auto" w:sz="0" w:space="0"/>
+          <w:shd w:val="clear" w:fill="FFFFFF"/>
+          <w:vertAlign w:val="baseline"/>
+          <w:lang w:val="en-US"/>
+        </w:rPr>
+        <w:t>        B2&lt;='0'; B1&lt;='0'; B0&lt;='1';</w:t>
       </w:r>
     </w:p>
     <w:p>
+      <w:pPr>
+        <w:pStyle w:val="8"/>
+        <w:keepNext w:val="0"/>
+        <w:keepLines w:val="0"/>
+        <w:widowControl/>
+        <w:suppressLineNumbers w:val="0"/>
+        <w:pBdr>
+          <w:top w:val="none" w:color="auto" w:sz="0" w:space="0"/>
+          <w:left w:val="none" w:color="auto" w:sz="0" w:space="0"/>
+          <w:bottom w:val="none" w:color="auto" w:sz="0" w:space="0"/>
+          <w:right w:val="none" w:color="auto" w:sz="0" w:space="0"/>
+        </w:pBdr>
+        <w:shd w:val="clear" w:fill="FFFFFF"/>
+        <w:spacing w:before="0" w:beforeAutospacing="0" w:after="0" w:afterAutospacing="0"/>
+        <w:ind w:left="0" w:right="0" w:firstLine="0"/>
+        <w:jc w:val="left"/>
+        <w:textAlignment w:val="baseline"/>
+        <w:rPr>
+          <w:b w:val="0"/>
+          <w:bCs w:val="0"/>
+          <w:i w:val="0"/>
+          <w:iCs w:val="0"/>
+          <w:color w:val="auto"/>
+          <w:sz w:val="21"/>
+          <w:szCs w:val="21"/>
+          <w:lang w:val="en-US"/>
+        </w:rPr>
+      </w:pPr>
       <w:r>
+        <w:rPr>
+          <w:rFonts w:hint="default" w:ascii="Consolas" w:hAnsi="Consolas" w:eastAsia="Consolas" w:cs="Consolas"/>
+          <w:b w:val="0"/>
+          <w:bCs w:val="0"/>
+          <w:i w:val="0"/>
+          <w:iCs w:val="0"/>
+          <w:caps w:val="0"/>
+          <w:color w:val="auto"/>
+          <w:spacing w:val="0"/>
+          <w:sz w:val="21"/>
+          <w:szCs w:val="21"/>
+          <w:bdr w:val="none" w:color="auto" w:sz="0" w:space="0"/>
+          <w:shd w:val="clear" w:fill="FFFFFF"/>
+          <w:vertAlign w:val="baseline"/>
+          <w:lang w:val="en-US"/>
+        </w:rPr>
         <w:t>        wait for 10 ns;</w:t>
       </w:r>
     </w:p>
     <w:p>
+      <w:pPr>
+        <w:pStyle w:val="8"/>
+        <w:keepNext w:val="0"/>
+        <w:keepLines w:val="0"/>
+        <w:widowControl/>
+        <w:suppressLineNumbers w:val="0"/>
+        <w:pBdr>
+          <w:top w:val="none" w:color="auto" w:sz="0" w:space="0"/>
+          <w:left w:val="none" w:color="auto" w:sz="0" w:space="0"/>
+          <w:bottom w:val="none" w:color="auto" w:sz="0" w:space="0"/>
+          <w:right w:val="none" w:color="auto" w:sz="0" w:space="0"/>
+        </w:pBdr>
+        <w:shd w:val="clear" w:fill="FFFFFF"/>
+        <w:spacing w:before="0" w:beforeAutospacing="0" w:after="0" w:afterAutospacing="0"/>
+        <w:ind w:left="0" w:right="0" w:firstLine="0"/>
+        <w:jc w:val="left"/>
+        <w:textAlignment w:val="baseline"/>
+        <w:rPr>
+          <w:b w:val="0"/>
+          <w:bCs w:val="0"/>
+          <w:i w:val="0"/>
+          <w:iCs w:val="0"/>
+          <w:color w:val="auto"/>
+          <w:sz w:val="21"/>
+          <w:szCs w:val="21"/>
+          <w:lang w:val="en-US"/>
+        </w:rPr>
+      </w:pPr>
       <w:r>
-        <w:t>        -- A=2, B=6 =&gt; A&lt;B</w:t>
+        <w:rPr>
+          <w:rFonts w:hint="default" w:ascii="Consolas" w:hAnsi="Consolas" w:eastAsia="Consolas" w:cs="Consolas"/>
+          <w:b w:val="0"/>
+          <w:bCs w:val="0"/>
+          <w:i w:val="0"/>
+          <w:iCs w:val="0"/>
+          <w:caps w:val="0"/>
+          <w:color w:val="auto"/>
+          <w:spacing w:val="0"/>
+          <w:sz w:val="21"/>
+          <w:szCs w:val="21"/>
+          <w:bdr w:val="none" w:color="auto" w:sz="0" w:space="0"/>
+          <w:shd w:val="clear" w:fill="FFFFFF"/>
+          <w:vertAlign w:val="baseline"/>
+          <w:lang w:val="en-US"/>
+        </w:rPr>
+        <w:t>        -- A=4, B=5  =&gt; A&lt;B</w:t>
       </w:r>
     </w:p>
     <w:p>
+      <w:pPr>
+        <w:pStyle w:val="8"/>
+        <w:keepNext w:val="0"/>
+        <w:keepLines w:val="0"/>
+        <w:widowControl/>
+        <w:suppressLineNumbers w:val="0"/>
+        <w:pBdr>
+          <w:top w:val="none" w:color="auto" w:sz="0" w:space="0"/>
+          <w:left w:val="none" w:color="auto" w:sz="0" w:space="0"/>
+          <w:bottom w:val="none" w:color="auto" w:sz="0" w:space="0"/>
+          <w:right w:val="none" w:color="auto" w:sz="0" w:space="0"/>
+        </w:pBdr>
+        <w:shd w:val="clear" w:fill="FFFFFF"/>
+        <w:spacing w:before="0" w:beforeAutospacing="0" w:after="0" w:afterAutospacing="0"/>
+        <w:ind w:left="0" w:right="0" w:firstLine="0"/>
+        <w:jc w:val="left"/>
+        <w:textAlignment w:val="baseline"/>
+        <w:rPr>
+          <w:b w:val="0"/>
+          <w:bCs w:val="0"/>
+          <w:i w:val="0"/>
+          <w:iCs w:val="0"/>
+          <w:color w:val="auto"/>
+          <w:sz w:val="21"/>
+          <w:szCs w:val="21"/>
+          <w:lang w:val="en-US"/>
+        </w:rPr>
+      </w:pPr>
       <w:r>
-        <w:t>        A2&lt;='0'; A1&lt;='1'; A0&lt;='0';</w:t>
+        <w:rPr>
+          <w:rFonts w:hint="default" w:ascii="Consolas" w:hAnsi="Consolas" w:eastAsia="Consolas" w:cs="Consolas"/>
+          <w:b w:val="0"/>
+          <w:bCs w:val="0"/>
+          <w:i w:val="0"/>
+          <w:iCs w:val="0"/>
+          <w:caps w:val="0"/>
+          <w:color w:val="auto"/>
+          <w:spacing w:val="0"/>
+          <w:sz w:val="21"/>
+          <w:szCs w:val="21"/>
+          <w:bdr w:val="none" w:color="auto" w:sz="0" w:space="0"/>
+          <w:shd w:val="clear" w:fill="FFFFFF"/>
+          <w:vertAlign w:val="baseline"/>
+          <w:lang w:val="en-US"/>
+        </w:rPr>
+        <w:t>        A2&lt;='1'; A1&lt;='0'; A0&lt;='0';</w:t>
       </w:r>
     </w:p>
     <w:p>
+      <w:pPr>
+        <w:pStyle w:val="8"/>
+        <w:keepNext w:val="0"/>
+        <w:keepLines w:val="0"/>
+        <w:widowControl/>
+        <w:suppressLineNumbers w:val="0"/>
+        <w:pBdr>
+          <w:top w:val="none" w:color="auto" w:sz="0" w:space="0"/>
+          <w:left w:val="none" w:color="auto" w:sz="0" w:space="0"/>
+          <w:bottom w:val="none" w:color="auto" w:sz="0" w:space="0"/>
+          <w:right w:val="none" w:color="auto" w:sz="0" w:space="0"/>
+        </w:pBdr>
+        <w:shd w:val="clear" w:fill="FFFFFF"/>
+        <w:spacing w:before="0" w:beforeAutospacing="0" w:after="0" w:afterAutospacing="0"/>
+        <w:ind w:left="0" w:right="0" w:firstLine="0"/>
+        <w:jc w:val="left"/>
+        <w:textAlignment w:val="baseline"/>
+        <w:rPr>
+          <w:b w:val="0"/>
+          <w:bCs w:val="0"/>
+          <w:i w:val="0"/>
+          <w:iCs w:val="0"/>
+          <w:color w:val="auto"/>
+          <w:sz w:val="21"/>
+          <w:szCs w:val="21"/>
+          <w:lang w:val="en-US"/>
+        </w:rPr>
+      </w:pPr>
       <w:r>
-        <w:t>        B2&lt;='1'; B1&lt;='1'; B0&lt;='0';</w:t>
+        <w:rPr>
+          <w:rFonts w:hint="default" w:ascii="Consolas" w:hAnsi="Consolas" w:eastAsia="Consolas" w:cs="Consolas"/>
+          <w:b w:val="0"/>
+          <w:bCs w:val="0"/>
+          <w:i w:val="0"/>
+          <w:iCs w:val="0"/>
+          <w:caps w:val="0"/>
+          <w:color w:val="auto"/>
+          <w:spacing w:val="0"/>
+          <w:sz w:val="21"/>
+          <w:szCs w:val="21"/>
+          <w:bdr w:val="none" w:color="auto" w:sz="0" w:space="0"/>
+          <w:shd w:val="clear" w:fill="FFFFFF"/>
+          <w:vertAlign w:val="baseline"/>
+          <w:lang w:val="en-US"/>
+        </w:rPr>
+        <w:t>        B2&lt;='1'; B1&lt;='0'; B0&lt;='1';</w:t>
       </w:r>
     </w:p>
     <w:p>
+      <w:pPr>
+        <w:pStyle w:val="8"/>
+        <w:keepNext w:val="0"/>
+        <w:keepLines w:val="0"/>
+        <w:widowControl/>
+        <w:suppressLineNumbers w:val="0"/>
+        <w:pBdr>
+          <w:top w:val="none" w:color="auto" w:sz="0" w:space="0"/>
+          <w:left w:val="none" w:color="auto" w:sz="0" w:space="0"/>
+          <w:bottom w:val="none" w:color="auto" w:sz="0" w:space="0"/>
+          <w:right w:val="none" w:color="auto" w:sz="0" w:space="0"/>
+        </w:pBdr>
+        <w:shd w:val="clear" w:fill="FFFFFF"/>
+        <w:spacing w:before="0" w:beforeAutospacing="0" w:after="0" w:afterAutospacing="0"/>
+        <w:ind w:left="0" w:right="0" w:firstLine="0"/>
+        <w:jc w:val="left"/>
+        <w:textAlignment w:val="baseline"/>
+        <w:rPr>
+          <w:b w:val="0"/>
+          <w:bCs w:val="0"/>
+          <w:i w:val="0"/>
+          <w:iCs w:val="0"/>
+          <w:color w:val="auto"/>
+          <w:sz w:val="21"/>
+          <w:szCs w:val="21"/>
+          <w:lang w:val="en-US"/>
+        </w:rPr>
+      </w:pPr>
       <w:r>
+        <w:rPr>
+          <w:rFonts w:hint="default" w:ascii="Consolas" w:hAnsi="Consolas" w:eastAsia="Consolas" w:cs="Consolas"/>
+          <w:b w:val="0"/>
+          <w:bCs w:val="0"/>
+          <w:i w:val="0"/>
+          <w:iCs w:val="0"/>
+          <w:caps w:val="0"/>
+          <w:color w:val="auto"/>
+          <w:spacing w:val="0"/>
+          <w:sz w:val="21"/>
+          <w:szCs w:val="21"/>
+          <w:bdr w:val="none" w:color="auto" w:sz="0" w:space="0"/>
+          <w:shd w:val="clear" w:fill="FFFFFF"/>
+          <w:vertAlign w:val="baseline"/>
+          <w:lang w:val="en-US"/>
+        </w:rPr>
         <w:t>        wait for 10 ns;</w:t>
       </w:r>
     </w:p>
     <w:p>
+      <w:pPr>
+        <w:pStyle w:val="8"/>
+        <w:keepNext w:val="0"/>
+        <w:keepLines w:val="0"/>
+        <w:widowControl/>
+        <w:suppressLineNumbers w:val="0"/>
+        <w:pBdr>
+          <w:top w:val="none" w:color="auto" w:sz="0" w:space="0"/>
+          <w:left w:val="none" w:color="auto" w:sz="0" w:space="0"/>
+          <w:bottom w:val="none" w:color="auto" w:sz="0" w:space="0"/>
+          <w:right w:val="none" w:color="auto" w:sz="0" w:space="0"/>
+        </w:pBdr>
+        <w:shd w:val="clear" w:fill="FFFFFF"/>
+        <w:spacing w:before="0" w:beforeAutospacing="0" w:after="0" w:afterAutospacing="0"/>
+        <w:ind w:left="0" w:right="0" w:firstLine="0"/>
+        <w:jc w:val="left"/>
+        <w:textAlignment w:val="baseline"/>
+        <w:rPr>
+          <w:b w:val="0"/>
+          <w:bCs w:val="0"/>
+          <w:i w:val="0"/>
+          <w:iCs w:val="0"/>
+          <w:color w:val="auto"/>
+          <w:sz w:val="21"/>
+          <w:szCs w:val="21"/>
+          <w:lang w:val="en-US"/>
+        </w:rPr>
+      </w:pPr>
       <w:r>
-        <w:t>        -- A=7, B=7 =&gt; A=B</w:t>
-      </w:r>
-    </w:p>
-    <w:p>
-      <w:r>
-        <w:t>        A2&lt;='1'; A1&lt;='1'; A0&lt;='1';</w:t>
-      </w:r>
-    </w:p>
-    <w:p>
-      <w:r>
-        <w:t>        B2&lt;='1'; B1&lt;='1'; B0&lt;='1';</w:t>
-      </w:r>
-    </w:p>
-    <w:p>
-      <w:r>
-        <w:t>        wait for 10 ns;</w:t>
-      </w:r>
-    </w:p>
-    <w:p>
-      <w:r>
-        <w:t>        -- A=4, B=1 =&gt; A&gt;B</w:t>
-      </w:r>
-    </w:p>
-    <w:p>
-      <w:r>
-        <w:t>        A2&lt;='1'; A1&lt;='0'; A0&lt;='0';</w:t>
-      </w:r>
-    </w:p>
-    <w:p>
-      <w:r>
-        <w:t>        B2&lt;='0'; B1&lt;='0'; B0&lt;='1';</w:t>
-      </w:r>
-    </w:p>
-    <w:p>
-      <w:r>
-        <w:t>        wait for 10 ns;</w:t>
-      </w:r>
-    </w:p>
-    <w:p>
-      <w:r>
-        <w:t>        -- A=1, B=4 =&gt; A&lt;B</w:t>
-      </w:r>
-    </w:p>
-    <w:p>
-      <w:r>
-        <w:t>        A2&lt;='0'; A1&lt;='0'; A0&lt;='1';</w:t>
-      </w:r>
-    </w:p>
-    <w:p>
-      <w:r>
-        <w:t>        B2&lt;='1'; B1&lt;='0'; B0&lt;='0';</w:t>
-      </w:r>
-    </w:p>
-    <w:p>
-      <w:r>
-        <w:t>        wait for 10 ns;</w:t>
-      </w:r>
-    </w:p>
-    <w:p/>
-    <w:p>
-      <w:r>
+        <w:rPr>
+          <w:rFonts w:hint="default" w:ascii="Consolas" w:hAnsi="Consolas" w:eastAsia="Consolas" w:cs="Consolas"/>
+          <w:b w:val="0"/>
+          <w:bCs w:val="0"/>
+          <w:i w:val="0"/>
+          <w:iCs w:val="0"/>
+          <w:caps w:val="0"/>
+          <w:color w:val="auto"/>
+          <w:spacing w:val="0"/>
+          <w:sz w:val="21"/>
+          <w:szCs w:val="21"/>
+          <w:bdr w:val="none" w:color="auto" w:sz="0" w:space="0"/>
+          <w:shd w:val="clear" w:fill="FFFFFF"/>
+          <w:vertAlign w:val="baseline"/>
+          <w:lang w:val="en-US"/>
+        </w:rPr>
         <w:t>        wait;</w:t>
       </w:r>
     </w:p>
     <w:p>
+      <w:pPr>
+        <w:pStyle w:val="8"/>
+        <w:keepNext w:val="0"/>
+        <w:keepLines w:val="0"/>
+        <w:widowControl/>
+        <w:suppressLineNumbers w:val="0"/>
+        <w:pBdr>
+          <w:top w:val="none" w:color="auto" w:sz="0" w:space="0"/>
+          <w:left w:val="none" w:color="auto" w:sz="0" w:space="0"/>
+          <w:bottom w:val="none" w:color="auto" w:sz="0" w:space="0"/>
+          <w:right w:val="none" w:color="auto" w:sz="0" w:space="0"/>
+        </w:pBdr>
+        <w:shd w:val="clear" w:fill="FFFFFF"/>
+        <w:spacing w:before="0" w:beforeAutospacing="0" w:after="0" w:afterAutospacing="0"/>
+        <w:ind w:left="0" w:right="0" w:firstLine="0"/>
+        <w:jc w:val="left"/>
+        <w:textAlignment w:val="baseline"/>
+        <w:rPr>
+          <w:b w:val="0"/>
+          <w:bCs w:val="0"/>
+          <w:i w:val="0"/>
+          <w:iCs w:val="0"/>
+          <w:color w:val="auto"/>
+          <w:sz w:val="21"/>
+          <w:szCs w:val="21"/>
+          <w:lang w:val="en-US"/>
+        </w:rPr>
+      </w:pPr>
       <w:r>
+        <w:rPr>
+          <w:rFonts w:hint="default" w:ascii="Consolas" w:hAnsi="Consolas" w:eastAsia="Consolas" w:cs="Consolas"/>
+          <w:b w:val="0"/>
+          <w:bCs w:val="0"/>
+          <w:i w:val="0"/>
+          <w:iCs w:val="0"/>
+          <w:caps w:val="0"/>
+          <w:color w:val="auto"/>
+          <w:spacing w:val="0"/>
+          <w:sz w:val="21"/>
+          <w:szCs w:val="21"/>
+          <w:bdr w:val="none" w:color="auto" w:sz="0" w:space="0"/>
+          <w:shd w:val="clear" w:fill="FFFFFF"/>
+          <w:vertAlign w:val="baseline"/>
+          <w:lang w:val="en-US"/>
+        </w:rPr>
         <w:t>    end process;</w:t>
       </w:r>
     </w:p>
-    <w:p/>
-    <w:p>
-      <w:r>
-        <w:t>end Behavioral;</w:t>
-      </w:r>
-    </w:p>
-    <w:p/>
     <w:p>
       <w:pPr>
+        <w:pStyle w:val="8"/>
+        <w:keepNext w:val="0"/>
+        <w:keepLines w:val="0"/>
+        <w:widowControl/>
+        <w:suppressLineNumbers w:val="0"/>
+        <w:pBdr>
+          <w:top w:val="none" w:color="auto" w:sz="0" w:space="0"/>
+          <w:left w:val="none" w:color="auto" w:sz="0" w:space="0"/>
+          <w:bottom w:val="none" w:color="auto" w:sz="0" w:space="0"/>
+          <w:right w:val="none" w:color="auto" w:sz="0" w:space="0"/>
+        </w:pBdr>
+        <w:shd w:val="clear" w:fill="FFFFFF"/>
+        <w:spacing w:before="0" w:beforeAutospacing="0" w:after="0" w:afterAutospacing="0"/>
+        <w:ind w:left="0" w:right="0" w:firstLine="0"/>
+        <w:jc w:val="left"/>
+        <w:textAlignment w:val="baseline"/>
         <w:rPr>
           <w:rFonts w:hint="cs"/>
+          <w:sz w:val="21"/>
+          <w:szCs w:val="21"/>
         </w:rPr>
       </w:pPr>
       <w:r>
-        <w:drawing>
-          <wp:inline distT="0" distB="0" distL="0" distR="0">
-            <wp:extent cx="5274310" cy="1567815"/>
-            <wp:effectExtent l="0" t="0" r="2540" b="0"/>
-            <wp:docPr id="1324153279" name="Picture 1"/>
-            <wp:cNvGraphicFramePr>
-              <a:graphicFrameLocks xmlns:a="http://schemas.openxmlformats.org/drawingml/2006/main" noChangeAspect="1"/>
-            </wp:cNvGraphicFramePr>
-            <a:graphic xmlns:a="http://schemas.openxmlformats.org/drawingml/2006/main">
-              <a:graphicData uri="http://schemas.openxmlformats.org/drawingml/2006/picture">
-                <pic:pic xmlns:pic="http://schemas.openxmlformats.org/drawingml/2006/picture">
-                  <pic:nvPicPr>
-                    <pic:cNvPr id="1324153279" name="Picture 1"/>
-                    <pic:cNvPicPr>
-                      <a:picLocks noChangeAspect="1"/>
-                    </pic:cNvPicPr>
-                  </pic:nvPicPr>
-                  <pic:blipFill>
-                    <a:blip r:embed="rId5"/>
-                    <a:stretch>
-                      <a:fillRect/>
-                    </a:stretch>
-                  </pic:blipFill>
-                  <pic:spPr>
-                    <a:xfrm>
-                      <a:off x="0" y="0"/>
-                      <a:ext cx="5274310" cy="1567815"/>
-                    </a:xfrm>
-                    <a:prstGeom prst="rect">
-                      <a:avLst/>
-                    </a:prstGeom>
-                  </pic:spPr>
-                </pic:pic>
-              </a:graphicData>
-            </a:graphic>
-          </wp:inline>
-        </w:drawing>
+        <w:rPr>
+          <w:rFonts w:hint="default" w:ascii="Consolas" w:hAnsi="Consolas" w:eastAsia="Consolas" w:cs="Consolas"/>
+          <w:b w:val="0"/>
+          <w:bCs w:val="0"/>
+          <w:i w:val="0"/>
+          <w:iCs w:val="0"/>
+          <w:caps w:val="0"/>
+          <w:color w:val="auto"/>
+          <w:spacing w:val="0"/>
+          <w:sz w:val="21"/>
+          <w:szCs w:val="21"/>
+          <w:bdr w:val="none" w:color="auto" w:sz="0" w:space="0"/>
+          <w:shd w:val="clear" w:fill="FFFFFF"/>
+          <w:vertAlign w:val="baseline"/>
+          <w:lang w:val="en-US"/>
+        </w:rPr>
+        <w:t>end Behavioral;</w:t>
       </w:r>
     </w:p>
     <w:sectPr>

--- a/lab3/Lab3.docx
+++ b/lab3/Lab3.docx
@@ -912,6 +912,7 @@
         </w:rPr>
         <w:t xml:space="preserve">เป็น </w:t>
       </w:r>
+      <w:proofErr w:type="gramStart"/>
       <w:r>
         <w:rPr>
           <w:rFonts w:ascii="Angsana New" w:hAnsi="Angsana New" w:cs="AngsanaUPC"/>
@@ -929,17 +930,9 @@
           <w:sz w:val="32"/>
           <w:cs/>
         </w:rPr>
-        <w:t xml:space="preserve"> มี </w:t>
-      </w:r>
-      <w:r>
-        <w:rPr>
-          <w:rFonts w:ascii="Angsana New" w:hAnsi="Angsana New" w:cs="AngsanaUPC"/>
-          <w:b w:val="0"/>
-          <w:bCs w:val="0"/>
-          <w:sz w:val="32"/>
-        </w:rPr>
-        <w:t xml:space="preserve">4 </w:t>
-      </w:r>
+        <w:t xml:space="preserve"> มี</w:t>
+      </w:r>
+      <w:proofErr w:type="gramEnd"/>
       <w:r>
         <w:rPr>
           <w:rFonts w:ascii="Angsana New" w:hAnsi="Angsana New" w:cs="AngsanaUPC" w:hint="cs"/>
@@ -948,7 +941,7 @@
           <w:sz w:val="32"/>
           <w:cs/>
         </w:rPr>
-        <w:t xml:space="preserve">บิท และ </w:t>
+        <w:t xml:space="preserve"> </w:t>
       </w:r>
       <w:r>
         <w:rPr>
@@ -957,7 +950,7 @@
           <w:bCs w:val="0"/>
           <w:sz w:val="32"/>
         </w:rPr>
-        <w:t xml:space="preserve">B </w:t>
+        <w:t xml:space="preserve">4 </w:t>
       </w:r>
       <w:r>
         <w:rPr>
@@ -967,7 +960,7 @@
           <w:sz w:val="32"/>
           <w:cs/>
         </w:rPr>
-        <w:t xml:space="preserve">มี </w:t>
+        <w:t xml:space="preserve">บิท และ </w:t>
       </w:r>
       <w:r>
         <w:rPr>
@@ -976,7 +969,7 @@
           <w:bCs w:val="0"/>
           <w:sz w:val="32"/>
         </w:rPr>
-        <w:t xml:space="preserve">4 </w:t>
+        <w:t xml:space="preserve">B </w:t>
       </w:r>
       <w:r>
         <w:rPr>
@@ -986,7 +979,7 @@
           <w:sz w:val="32"/>
           <w:cs/>
         </w:rPr>
-        <w:t>บิท</w:t>
+        <w:t xml:space="preserve">มี </w:t>
       </w:r>
       <w:r>
         <w:rPr>
@@ -995,8 +988,9 @@
           <w:bCs w:val="0"/>
           <w:sz w:val="32"/>
         </w:rPr>
-        <w:t xml:space="preserve">  </w:t>
-      </w:r>
+        <w:t xml:space="preserve">4 </w:t>
+      </w:r>
+      <w:proofErr w:type="gramStart"/>
       <w:r>
         <w:rPr>
           <w:rFonts w:ascii="Angsana New" w:hAnsi="Angsana New" w:cs="AngsanaUPC" w:hint="cs"/>
@@ -1005,7 +999,7 @@
           <w:sz w:val="32"/>
           <w:cs/>
         </w:rPr>
-        <w:t>สามารถเปรียบเทียบ</w:t>
+        <w:t>บิท</w:t>
       </w:r>
       <w:r>
         <w:rPr>
@@ -1014,7 +1008,7 @@
           <w:bCs w:val="0"/>
           <w:sz w:val="32"/>
         </w:rPr>
-        <w:t xml:space="preserve"> </w:t>
+        <w:t xml:space="preserve">  </w:t>
       </w:r>
       <w:r>
         <w:rPr>
@@ -1024,8 +1018,9 @@
           <w:sz w:val="32"/>
           <w:cs/>
         </w:rPr>
-        <w:t>น้อยกว่า</w:t>
-      </w:r>
+        <w:t>สามารถเปรียบเทียบ</w:t>
+      </w:r>
+      <w:proofErr w:type="gramEnd"/>
       <w:r>
         <w:rPr>
           <w:rFonts w:ascii="Angsana New" w:hAnsi="Angsana New" w:cs="AngsanaUPC"/>
@@ -1033,8 +1028,9 @@
           <w:bCs w:val="0"/>
           <w:sz w:val="32"/>
         </w:rPr>
-        <w:t>,</w:t>
-      </w:r>
+        <w:t xml:space="preserve"> </w:t>
+      </w:r>
+      <w:proofErr w:type="gramStart"/>
       <w:r>
         <w:rPr>
           <w:rFonts w:ascii="Angsana New" w:hAnsi="Angsana New" w:cs="AngsanaUPC" w:hint="cs"/>
@@ -1043,7 +1039,7 @@
           <w:sz w:val="32"/>
           <w:cs/>
         </w:rPr>
-        <w:t>มากกว่า</w:t>
+        <w:t>น้อยกว่า</w:t>
       </w:r>
       <w:r>
         <w:rPr>
@@ -1062,6 +1058,26 @@
           <w:sz w:val="32"/>
           <w:cs/>
         </w:rPr>
+        <w:t>มากกว่า</w:t>
+      </w:r>
+      <w:proofErr w:type="gramEnd"/>
+      <w:r>
+        <w:rPr>
+          <w:rFonts w:ascii="Angsana New" w:hAnsi="Angsana New" w:cs="AngsanaUPC"/>
+          <w:b w:val="0"/>
+          <w:bCs w:val="0"/>
+          <w:sz w:val="32"/>
+        </w:rPr>
+        <w:t>,</w:t>
+      </w:r>
+      <w:r>
+        <w:rPr>
+          <w:rFonts w:ascii="Angsana New" w:hAnsi="Angsana New" w:cs="AngsanaUPC" w:hint="cs"/>
+          <w:b w:val="0"/>
+          <w:bCs w:val="0"/>
+          <w:sz w:val="32"/>
+          <w:cs/>
+        </w:rPr>
         <w:t xml:space="preserve"> เท่ากับ</w:t>
       </w:r>
       <w:r>
@@ -1103,6 +1119,7 @@
         </w:rPr>
         <w:t xml:space="preserve">ใช้ </w:t>
       </w:r>
+      <w:proofErr w:type="gramStart"/>
       <w:r>
         <w:rPr>
           <w:rFonts w:ascii="Angsana New" w:hAnsi="Angsana New" w:cs="AngsanaUPC"/>
@@ -1110,7 +1127,17 @@
           <w:bCs w:val="0"/>
           <w:sz w:val="32"/>
         </w:rPr>
-        <w:t>4 : 1 Multiplex</w:t>
+        <w:t>4 :</w:t>
+      </w:r>
+      <w:proofErr w:type="gramEnd"/>
+      <w:r>
+        <w:rPr>
+          <w:rFonts w:ascii="Angsana New" w:hAnsi="Angsana New" w:cs="AngsanaUPC"/>
+          <w:b w:val="0"/>
+          <w:bCs w:val="0"/>
+          <w:sz w:val="32"/>
+        </w:rPr>
+        <w:t xml:space="preserve"> 1 Multiplex</w:t>
       </w:r>
     </w:p>
     <w:p>
@@ -20384,6 +20411,7 @@
           <w:szCs w:val="40"/>
         </w:rPr>
       </w:pPr>
+      <w:proofErr w:type="spellStart"/>
       <w:r>
         <w:rPr>
           <w:b/>
@@ -20394,6 +20422,7 @@
         <w:lastRenderedPageBreak/>
         <w:t>Test.vhd</w:t>
       </w:r>
+      <w:proofErr w:type="spellEnd"/>
     </w:p>
     <w:p>
       <w:pPr>
@@ -20497,7 +20526,27 @@
           <w:szCs w:val="20"/>
           <w:shd w:val="clear" w:color="auto" w:fill="FFFFFF"/>
         </w:rPr>
-        <w:t>        A2, A1, A0 : in STD_LOGIC;</w:t>
+        <w:t>        A2, A1, A</w:t>
+      </w:r>
+      <w:proofErr w:type="gramStart"/>
+      <w:r>
+        <w:rPr>
+          <w:rFonts w:ascii="Consolas" w:eastAsia="Consolas" w:hAnsi="Consolas" w:cs="Consolas"/>
+          <w:sz w:val="20"/>
+          <w:szCs w:val="20"/>
+          <w:shd w:val="clear" w:color="auto" w:fill="FFFFFF"/>
+        </w:rPr>
+        <w:t>0 :</w:t>
+      </w:r>
+      <w:proofErr w:type="gramEnd"/>
+      <w:r>
+        <w:rPr>
+          <w:rFonts w:ascii="Consolas" w:eastAsia="Consolas" w:hAnsi="Consolas" w:cs="Consolas"/>
+          <w:sz w:val="20"/>
+          <w:szCs w:val="20"/>
+          <w:shd w:val="clear" w:color="auto" w:fill="FFFFFF"/>
+        </w:rPr>
+        <w:t xml:space="preserve"> in STD_LOGIC;</w:t>
       </w:r>
     </w:p>
     <w:p>
@@ -20518,7 +20567,27 @@
           <w:szCs w:val="20"/>
           <w:shd w:val="clear" w:color="auto" w:fill="FFFFFF"/>
         </w:rPr>
-        <w:t>        B2, B1, B0 : in STD_LOGIC;</w:t>
+        <w:t>        B2, B1, B</w:t>
+      </w:r>
+      <w:proofErr w:type="gramStart"/>
+      <w:r>
+        <w:rPr>
+          <w:rFonts w:ascii="Consolas" w:eastAsia="Consolas" w:hAnsi="Consolas" w:cs="Consolas"/>
+          <w:sz w:val="20"/>
+          <w:szCs w:val="20"/>
+          <w:shd w:val="clear" w:color="auto" w:fill="FFFFFF"/>
+        </w:rPr>
+        <w:t>0 :</w:t>
+      </w:r>
+      <w:proofErr w:type="gramEnd"/>
+      <w:r>
+        <w:rPr>
+          <w:rFonts w:ascii="Consolas" w:eastAsia="Consolas" w:hAnsi="Consolas" w:cs="Consolas"/>
+          <w:sz w:val="20"/>
+          <w:szCs w:val="20"/>
+          <w:shd w:val="clear" w:color="auto" w:fill="FFFFFF"/>
+        </w:rPr>
+        <w:t xml:space="preserve"> in STD_LOGIC;</w:t>
       </w:r>
     </w:p>
     <w:p>
@@ -20539,7 +20608,47 @@
           <w:szCs w:val="20"/>
           <w:shd w:val="clear" w:color="auto" w:fill="FFFFFF"/>
         </w:rPr>
-        <w:t>        A_more_B   : out STD_LOGIC;</w:t>
+        <w:t xml:space="preserve">        </w:t>
+      </w:r>
+      <w:proofErr w:type="spellStart"/>
+      <w:r>
+        <w:rPr>
+          <w:rFonts w:ascii="Consolas" w:eastAsia="Consolas" w:hAnsi="Consolas" w:cs="Consolas"/>
+          <w:sz w:val="20"/>
+          <w:szCs w:val="20"/>
+          <w:shd w:val="clear" w:color="auto" w:fill="FFFFFF"/>
+        </w:rPr>
+        <w:t>A_more_B</w:t>
+      </w:r>
+      <w:proofErr w:type="spellEnd"/>
+      <w:r>
+        <w:rPr>
+          <w:rFonts w:ascii="Consolas" w:eastAsia="Consolas" w:hAnsi="Consolas" w:cs="Consolas"/>
+          <w:sz w:val="20"/>
+          <w:szCs w:val="20"/>
+          <w:shd w:val="clear" w:color="auto" w:fill="FFFFFF"/>
+        </w:rPr>
+        <w:t xml:space="preserve"> </w:t>
+      </w:r>
+      <w:proofErr w:type="gramStart"/>
+      <w:r>
+        <w:rPr>
+          <w:rFonts w:ascii="Consolas" w:eastAsia="Consolas" w:hAnsi="Consolas" w:cs="Consolas"/>
+          <w:sz w:val="20"/>
+          <w:szCs w:val="20"/>
+          <w:shd w:val="clear" w:color="auto" w:fill="FFFFFF"/>
+        </w:rPr>
+        <w:t>  :</w:t>
+      </w:r>
+      <w:proofErr w:type="gramEnd"/>
+      <w:r>
+        <w:rPr>
+          <w:rFonts w:ascii="Consolas" w:eastAsia="Consolas" w:hAnsi="Consolas" w:cs="Consolas"/>
+          <w:sz w:val="20"/>
+          <w:szCs w:val="20"/>
+          <w:shd w:val="clear" w:color="auto" w:fill="FFFFFF"/>
+        </w:rPr>
+        <w:t xml:space="preserve"> out STD_LOGIC;</w:t>
       </w:r>
     </w:p>
     <w:p>
@@ -20560,7 +20669,47 @@
           <w:szCs w:val="20"/>
           <w:shd w:val="clear" w:color="auto" w:fill="FFFFFF"/>
         </w:rPr>
-        <w:t>        A_less_B   : out STD_LOGIC;</w:t>
+        <w:t xml:space="preserve">        </w:t>
+      </w:r>
+      <w:proofErr w:type="spellStart"/>
+      <w:r>
+        <w:rPr>
+          <w:rFonts w:ascii="Consolas" w:eastAsia="Consolas" w:hAnsi="Consolas" w:cs="Consolas"/>
+          <w:sz w:val="20"/>
+          <w:szCs w:val="20"/>
+          <w:shd w:val="clear" w:color="auto" w:fill="FFFFFF"/>
+        </w:rPr>
+        <w:t>A_less_B</w:t>
+      </w:r>
+      <w:proofErr w:type="spellEnd"/>
+      <w:r>
+        <w:rPr>
+          <w:rFonts w:ascii="Consolas" w:eastAsia="Consolas" w:hAnsi="Consolas" w:cs="Consolas"/>
+          <w:sz w:val="20"/>
+          <w:szCs w:val="20"/>
+          <w:shd w:val="clear" w:color="auto" w:fill="FFFFFF"/>
+        </w:rPr>
+        <w:t xml:space="preserve"> </w:t>
+      </w:r>
+      <w:proofErr w:type="gramStart"/>
+      <w:r>
+        <w:rPr>
+          <w:rFonts w:ascii="Consolas" w:eastAsia="Consolas" w:hAnsi="Consolas" w:cs="Consolas"/>
+          <w:sz w:val="20"/>
+          <w:szCs w:val="20"/>
+          <w:shd w:val="clear" w:color="auto" w:fill="FFFFFF"/>
+        </w:rPr>
+        <w:t>  :</w:t>
+      </w:r>
+      <w:proofErr w:type="gramEnd"/>
+      <w:r>
+        <w:rPr>
+          <w:rFonts w:ascii="Consolas" w:eastAsia="Consolas" w:hAnsi="Consolas" w:cs="Consolas"/>
+          <w:sz w:val="20"/>
+          <w:szCs w:val="20"/>
+          <w:shd w:val="clear" w:color="auto" w:fill="FFFFFF"/>
+        </w:rPr>
+        <w:t xml:space="preserve"> out STD_LOGIC;</w:t>
       </w:r>
     </w:p>
     <w:p>
@@ -20581,7 +20730,47 @@
           <w:szCs w:val="20"/>
           <w:shd w:val="clear" w:color="auto" w:fill="FFFFFF"/>
         </w:rPr>
-        <w:t>        A_equal_B  : out STD_LOGIC</w:t>
+        <w:t xml:space="preserve">        </w:t>
+      </w:r>
+      <w:proofErr w:type="spellStart"/>
+      <w:r>
+        <w:rPr>
+          <w:rFonts w:ascii="Consolas" w:eastAsia="Consolas" w:hAnsi="Consolas" w:cs="Consolas"/>
+          <w:sz w:val="20"/>
+          <w:szCs w:val="20"/>
+          <w:shd w:val="clear" w:color="auto" w:fill="FFFFFF"/>
+        </w:rPr>
+        <w:t>A_equal_</w:t>
+      </w:r>
+      <w:proofErr w:type="gramStart"/>
+      <w:r>
+        <w:rPr>
+          <w:rFonts w:ascii="Consolas" w:eastAsia="Consolas" w:hAnsi="Consolas" w:cs="Consolas"/>
+          <w:sz w:val="20"/>
+          <w:szCs w:val="20"/>
+          <w:shd w:val="clear" w:color="auto" w:fill="FFFFFF"/>
+        </w:rPr>
+        <w:t>B</w:t>
+      </w:r>
+      <w:proofErr w:type="spellEnd"/>
+      <w:r>
+        <w:rPr>
+          <w:rFonts w:ascii="Consolas" w:eastAsia="Consolas" w:hAnsi="Consolas" w:cs="Consolas"/>
+          <w:sz w:val="20"/>
+          <w:szCs w:val="20"/>
+          <w:shd w:val="clear" w:color="auto" w:fill="FFFFFF"/>
+        </w:rPr>
+        <w:t xml:space="preserve">  :</w:t>
+      </w:r>
+      <w:proofErr w:type="gramEnd"/>
+      <w:r>
+        <w:rPr>
+          <w:rFonts w:ascii="Consolas" w:eastAsia="Consolas" w:hAnsi="Consolas" w:cs="Consolas"/>
+          <w:sz w:val="20"/>
+          <w:szCs w:val="20"/>
+          <w:shd w:val="clear" w:color="auto" w:fill="FFFFFF"/>
+        </w:rPr>
+        <w:t xml:space="preserve"> out STD_LOGIC</w:t>
       </w:r>
     </w:p>
     <w:p>
@@ -20686,7 +20875,27 @@
           <w:szCs w:val="20"/>
           <w:shd w:val="clear" w:color="auto" w:fill="FFFFFF"/>
         </w:rPr>
-        <w:t>    process(A2, A1, A0, B2, B1, B0)</w:t>
+        <w:t xml:space="preserve">    </w:t>
+      </w:r>
+      <w:proofErr w:type="gramStart"/>
+      <w:r>
+        <w:rPr>
+          <w:rFonts w:ascii="Consolas" w:eastAsia="Consolas" w:hAnsi="Consolas" w:cs="Consolas"/>
+          <w:sz w:val="20"/>
+          <w:szCs w:val="20"/>
+          <w:shd w:val="clear" w:color="auto" w:fill="FFFFFF"/>
+        </w:rPr>
+        <w:t>process(</w:t>
+      </w:r>
+      <w:proofErr w:type="gramEnd"/>
+      <w:r>
+        <w:rPr>
+          <w:rFonts w:ascii="Consolas" w:eastAsia="Consolas" w:hAnsi="Consolas" w:cs="Consolas"/>
+          <w:sz w:val="20"/>
+          <w:szCs w:val="20"/>
+          <w:shd w:val="clear" w:color="auto" w:fill="FFFFFF"/>
+        </w:rPr>
+        <w:t>A2, A1, A0, B2, B1, B0)</w:t>
       </w:r>
     </w:p>
     <w:p>
@@ -20707,7 +20916,67 @@
           <w:szCs w:val="20"/>
           <w:shd w:val="clear" w:color="auto" w:fill="FFFFFF"/>
         </w:rPr>
-        <w:t>        variable SEL : STD_LOGIC_VECTOR(1 downto 0);</w:t>
+        <w:t xml:space="preserve">        variable </w:t>
+      </w:r>
+      <w:proofErr w:type="gramStart"/>
+      <w:r>
+        <w:rPr>
+          <w:rFonts w:ascii="Consolas" w:eastAsia="Consolas" w:hAnsi="Consolas" w:cs="Consolas"/>
+          <w:sz w:val="20"/>
+          <w:szCs w:val="20"/>
+          <w:shd w:val="clear" w:color="auto" w:fill="FFFFFF"/>
+        </w:rPr>
+        <w:t>SEL :</w:t>
+      </w:r>
+      <w:proofErr w:type="gramEnd"/>
+      <w:r>
+        <w:rPr>
+          <w:rFonts w:ascii="Consolas" w:eastAsia="Consolas" w:hAnsi="Consolas" w:cs="Consolas"/>
+          <w:sz w:val="20"/>
+          <w:szCs w:val="20"/>
+          <w:shd w:val="clear" w:color="auto" w:fill="FFFFFF"/>
+        </w:rPr>
+        <w:t xml:space="preserve"> STD_LOGIC_</w:t>
+      </w:r>
+      <w:proofErr w:type="gramStart"/>
+      <w:r>
+        <w:rPr>
+          <w:rFonts w:ascii="Consolas" w:eastAsia="Consolas" w:hAnsi="Consolas" w:cs="Consolas"/>
+          <w:sz w:val="20"/>
+          <w:szCs w:val="20"/>
+          <w:shd w:val="clear" w:color="auto" w:fill="FFFFFF"/>
+        </w:rPr>
+        <w:t>VECTOR(</w:t>
+      </w:r>
+      <w:proofErr w:type="gramEnd"/>
+      <w:r>
+        <w:rPr>
+          <w:rFonts w:ascii="Consolas" w:eastAsia="Consolas" w:hAnsi="Consolas" w:cs="Consolas"/>
+          <w:sz w:val="20"/>
+          <w:szCs w:val="20"/>
+          <w:shd w:val="clear" w:color="auto" w:fill="FFFFFF"/>
+        </w:rPr>
+        <w:t xml:space="preserve">1 </w:t>
+      </w:r>
+      <w:proofErr w:type="spellStart"/>
+      <w:r>
+        <w:rPr>
+          <w:rFonts w:ascii="Consolas" w:eastAsia="Consolas" w:hAnsi="Consolas" w:cs="Consolas"/>
+          <w:sz w:val="20"/>
+          <w:szCs w:val="20"/>
+          <w:shd w:val="clear" w:color="auto" w:fill="FFFFFF"/>
+        </w:rPr>
+        <w:t>downto</w:t>
+      </w:r>
+      <w:proofErr w:type="spellEnd"/>
+      <w:r>
+        <w:rPr>
+          <w:rFonts w:ascii="Consolas" w:eastAsia="Consolas" w:hAnsi="Consolas" w:cs="Consolas"/>
+          <w:sz w:val="20"/>
+          <w:szCs w:val="20"/>
+          <w:shd w:val="clear" w:color="auto" w:fill="FFFFFF"/>
+        </w:rPr>
+        <w:t xml:space="preserve"> 0);</w:t>
       </w:r>
     </w:p>
     <w:p>
@@ -20749,7 +21018,27 @@
           <w:szCs w:val="20"/>
           <w:shd w:val="clear" w:color="auto" w:fill="FFFFFF"/>
         </w:rPr>
-        <w:t>        SEL := A2 &amp; A1;</w:t>
+        <w:t xml:space="preserve">        </w:t>
+      </w:r>
+      <w:proofErr w:type="gramStart"/>
+      <w:r>
+        <w:rPr>
+          <w:rFonts w:ascii="Consolas" w:eastAsia="Consolas" w:hAnsi="Consolas" w:cs="Consolas"/>
+          <w:sz w:val="20"/>
+          <w:szCs w:val="20"/>
+          <w:shd w:val="clear" w:color="auto" w:fill="FFFFFF"/>
+        </w:rPr>
+        <w:t>SEL :</w:t>
+      </w:r>
+      <w:proofErr w:type="gramEnd"/>
+      <w:r>
+        <w:rPr>
+          <w:rFonts w:ascii="Consolas" w:eastAsia="Consolas" w:hAnsi="Consolas" w:cs="Consolas"/>
+          <w:sz w:val="20"/>
+          <w:szCs w:val="20"/>
+          <w:shd w:val="clear" w:color="auto" w:fill="FFFFFF"/>
+        </w:rPr>
+        <w:t>= A2 &amp; A1;</w:t>
       </w:r>
     </w:p>
     <w:p>
@@ -20791,7 +21080,27 @@
           <w:szCs w:val="20"/>
           <w:shd w:val="clear" w:color="auto" w:fill="FFFFFF"/>
         </w:rPr>
-        <w:t>            when "00" =&gt; A_more_B &lt;= (A0 and not B2 and not B1 and not B0);</w:t>
+        <w:t xml:space="preserve">            when "00" =&gt; </w:t>
+      </w:r>
+      <w:proofErr w:type="spellStart"/>
+      <w:r>
+        <w:rPr>
+          <w:rFonts w:ascii="Consolas" w:eastAsia="Consolas" w:hAnsi="Consolas" w:cs="Consolas"/>
+          <w:sz w:val="20"/>
+          <w:szCs w:val="20"/>
+          <w:shd w:val="clear" w:color="auto" w:fill="FFFFFF"/>
+        </w:rPr>
+        <w:t>A_more_B</w:t>
+      </w:r>
+      <w:proofErr w:type="spellEnd"/>
+      <w:r>
+        <w:rPr>
+          <w:rFonts w:ascii="Consolas" w:eastAsia="Consolas" w:hAnsi="Consolas" w:cs="Consolas"/>
+          <w:sz w:val="20"/>
+          <w:szCs w:val="20"/>
+          <w:shd w:val="clear" w:color="auto" w:fill="FFFFFF"/>
+        </w:rPr>
+        <w:t xml:space="preserve"> &lt;= (A0 and not B2 and not B1 and not B0);</w:t>
       </w:r>
     </w:p>
     <w:p>
@@ -20812,7 +21121,27 @@
           <w:szCs w:val="20"/>
           <w:shd w:val="clear" w:color="auto" w:fill="FFFFFF"/>
         </w:rPr>
-        <w:t>            when "01" =&gt; A_more_B &lt;= ((not B2 and not B1) or (A0 and not B2 and B1 and not B0));</w:t>
+        <w:t xml:space="preserve">            when "01" =&gt; </w:t>
+      </w:r>
+      <w:proofErr w:type="spellStart"/>
+      <w:r>
+        <w:rPr>
+          <w:rFonts w:ascii="Consolas" w:eastAsia="Consolas" w:hAnsi="Consolas" w:cs="Consolas"/>
+          <w:sz w:val="20"/>
+          <w:szCs w:val="20"/>
+          <w:shd w:val="clear" w:color="auto" w:fill="FFFFFF"/>
+        </w:rPr>
+        <w:t>A_more_B</w:t>
+      </w:r>
+      <w:proofErr w:type="spellEnd"/>
+      <w:r>
+        <w:rPr>
+          <w:rFonts w:ascii="Consolas" w:eastAsia="Consolas" w:hAnsi="Consolas" w:cs="Consolas"/>
+          <w:sz w:val="20"/>
+          <w:szCs w:val="20"/>
+          <w:shd w:val="clear" w:color="auto" w:fill="FFFFFF"/>
+        </w:rPr>
+        <w:t xml:space="preserve"> &lt;= ((not B2 and not B1) or (A0 and not B2 and B1 and not B0));</w:t>
       </w:r>
     </w:p>
     <w:p>
@@ -20833,7 +21162,27 @@
           <w:szCs w:val="20"/>
           <w:shd w:val="clear" w:color="auto" w:fill="FFFFFF"/>
         </w:rPr>
-        <w:t>            when "10" =&gt; A_more_B &lt;= (B2 or (A0 and B2 and not B1 and not B0));</w:t>
+        <w:t xml:space="preserve">            when "10" =&gt; </w:t>
+      </w:r>
+      <w:proofErr w:type="spellStart"/>
+      <w:r>
+        <w:rPr>
+          <w:rFonts w:ascii="Consolas" w:eastAsia="Consolas" w:hAnsi="Consolas" w:cs="Consolas"/>
+          <w:sz w:val="20"/>
+          <w:szCs w:val="20"/>
+          <w:shd w:val="clear" w:color="auto" w:fill="FFFFFF"/>
+        </w:rPr>
+        <w:t>A_more_B</w:t>
+      </w:r>
+      <w:proofErr w:type="spellEnd"/>
+      <w:r>
+        <w:rPr>
+          <w:rFonts w:ascii="Consolas" w:eastAsia="Consolas" w:hAnsi="Consolas" w:cs="Consolas"/>
+          <w:sz w:val="20"/>
+          <w:szCs w:val="20"/>
+          <w:shd w:val="clear" w:color="auto" w:fill="FFFFFF"/>
+        </w:rPr>
+        <w:t xml:space="preserve"> &lt;= (B2 or (A0 and B2 and not B1 and not B0));</w:t>
       </w:r>
     </w:p>
     <w:p>
@@ -20854,7 +21203,27 @@
           <w:szCs w:val="20"/>
           <w:shd w:val="clear" w:color="auto" w:fill="FFFFFF"/>
         </w:rPr>
-        <w:t>            when others =&gt; A_more_B &lt;= (not B2 or not B1 or (A0 and B2 and B1 and not B0));</w:t>
+        <w:t xml:space="preserve">            when others =&gt; </w:t>
+      </w:r>
+      <w:proofErr w:type="spellStart"/>
+      <w:r>
+        <w:rPr>
+          <w:rFonts w:ascii="Consolas" w:eastAsia="Consolas" w:hAnsi="Consolas" w:cs="Consolas"/>
+          <w:sz w:val="20"/>
+          <w:szCs w:val="20"/>
+          <w:shd w:val="clear" w:color="auto" w:fill="FFFFFF"/>
+        </w:rPr>
+        <w:t>A_more_B</w:t>
+      </w:r>
+      <w:proofErr w:type="spellEnd"/>
+      <w:r>
+        <w:rPr>
+          <w:rFonts w:ascii="Consolas" w:eastAsia="Consolas" w:hAnsi="Consolas" w:cs="Consolas"/>
+          <w:sz w:val="20"/>
+          <w:szCs w:val="20"/>
+          <w:shd w:val="clear" w:color="auto" w:fill="FFFFFF"/>
+        </w:rPr>
+        <w:t xml:space="preserve"> &lt;= (not B2 or not B1 or (A0 and B2 and B1 and not B0));</w:t>
       </w:r>
     </w:p>
     <w:p>
@@ -20917,7 +21286,27 @@
           <w:szCs w:val="20"/>
           <w:shd w:val="clear" w:color="auto" w:fill="FFFFFF"/>
         </w:rPr>
-        <w:t>    process(A2, A1, A0, B2, B1, B0)</w:t>
+        <w:t xml:space="preserve">    </w:t>
+      </w:r>
+      <w:proofErr w:type="gramStart"/>
+      <w:r>
+        <w:rPr>
+          <w:rFonts w:ascii="Consolas" w:eastAsia="Consolas" w:hAnsi="Consolas" w:cs="Consolas"/>
+          <w:sz w:val="20"/>
+          <w:szCs w:val="20"/>
+          <w:shd w:val="clear" w:color="auto" w:fill="FFFFFF"/>
+        </w:rPr>
+        <w:t>process(</w:t>
+      </w:r>
+      <w:proofErr w:type="gramEnd"/>
+      <w:r>
+        <w:rPr>
+          <w:rFonts w:ascii="Consolas" w:eastAsia="Consolas" w:hAnsi="Consolas" w:cs="Consolas"/>
+          <w:sz w:val="20"/>
+          <w:szCs w:val="20"/>
+          <w:shd w:val="clear" w:color="auto" w:fill="FFFFFF"/>
+        </w:rPr>
+        <w:t>A2, A1, A0, B2, B1, B0)</w:t>
       </w:r>
     </w:p>
     <w:p>
@@ -20938,7 +21327,67 @@
           <w:szCs w:val="20"/>
           <w:shd w:val="clear" w:color="auto" w:fill="FFFFFF"/>
         </w:rPr>
-        <w:t>        variable SEL : STD_LOGIC_VECTOR(1 downto 0);</w:t>
+        <w:t xml:space="preserve">        variable </w:t>
+      </w:r>
+      <w:proofErr w:type="gramStart"/>
+      <w:r>
+        <w:rPr>
+          <w:rFonts w:ascii="Consolas" w:eastAsia="Consolas" w:hAnsi="Consolas" w:cs="Consolas"/>
+          <w:sz w:val="20"/>
+          <w:szCs w:val="20"/>
+          <w:shd w:val="clear" w:color="auto" w:fill="FFFFFF"/>
+        </w:rPr>
+        <w:t>SEL :</w:t>
+      </w:r>
+      <w:proofErr w:type="gramEnd"/>
+      <w:r>
+        <w:rPr>
+          <w:rFonts w:ascii="Consolas" w:eastAsia="Consolas" w:hAnsi="Consolas" w:cs="Consolas"/>
+          <w:sz w:val="20"/>
+          <w:szCs w:val="20"/>
+          <w:shd w:val="clear" w:color="auto" w:fill="FFFFFF"/>
+        </w:rPr>
+        <w:t xml:space="preserve"> STD_LOGIC_</w:t>
+      </w:r>
+      <w:proofErr w:type="gramStart"/>
+      <w:r>
+        <w:rPr>
+          <w:rFonts w:ascii="Consolas" w:eastAsia="Consolas" w:hAnsi="Consolas" w:cs="Consolas"/>
+          <w:sz w:val="20"/>
+          <w:szCs w:val="20"/>
+          <w:shd w:val="clear" w:color="auto" w:fill="FFFFFF"/>
+        </w:rPr>
+        <w:t>VECTOR(</w:t>
+      </w:r>
+      <w:proofErr w:type="gramEnd"/>
+      <w:r>
+        <w:rPr>
+          <w:rFonts w:ascii="Consolas" w:eastAsia="Consolas" w:hAnsi="Consolas" w:cs="Consolas"/>
+          <w:sz w:val="20"/>
+          <w:szCs w:val="20"/>
+          <w:shd w:val="clear" w:color="auto" w:fill="FFFFFF"/>
+        </w:rPr>
+        <w:t xml:space="preserve">1 </w:t>
+      </w:r>
+      <w:proofErr w:type="spellStart"/>
+      <w:r>
+        <w:rPr>
+          <w:rFonts w:ascii="Consolas" w:eastAsia="Consolas" w:hAnsi="Consolas" w:cs="Consolas"/>
+          <w:sz w:val="20"/>
+          <w:szCs w:val="20"/>
+          <w:shd w:val="clear" w:color="auto" w:fill="FFFFFF"/>
+        </w:rPr>
+        <w:t>downto</w:t>
+      </w:r>
+      <w:proofErr w:type="spellEnd"/>
+      <w:r>
+        <w:rPr>
+          <w:rFonts w:ascii="Consolas" w:eastAsia="Consolas" w:hAnsi="Consolas" w:cs="Consolas"/>
+          <w:sz w:val="20"/>
+          <w:szCs w:val="20"/>
+          <w:shd w:val="clear" w:color="auto" w:fill="FFFFFF"/>
+        </w:rPr>
+        <w:t xml:space="preserve"> 0);</w:t>
       </w:r>
     </w:p>
     <w:p>
@@ -20980,7 +21429,27 @@
           <w:szCs w:val="20"/>
           <w:shd w:val="clear" w:color="auto" w:fill="FFFFFF"/>
         </w:rPr>
-        <w:t>        SEL := A2 &amp; A1;</w:t>
+        <w:t xml:space="preserve">        </w:t>
+      </w:r>
+      <w:proofErr w:type="gramStart"/>
+      <w:r>
+        <w:rPr>
+          <w:rFonts w:ascii="Consolas" w:eastAsia="Consolas" w:hAnsi="Consolas" w:cs="Consolas"/>
+          <w:sz w:val="20"/>
+          <w:szCs w:val="20"/>
+          <w:shd w:val="clear" w:color="auto" w:fill="FFFFFF"/>
+        </w:rPr>
+        <w:t>SEL :</w:t>
+      </w:r>
+      <w:proofErr w:type="gramEnd"/>
+      <w:r>
+        <w:rPr>
+          <w:rFonts w:ascii="Consolas" w:eastAsia="Consolas" w:hAnsi="Consolas" w:cs="Consolas"/>
+          <w:sz w:val="20"/>
+          <w:szCs w:val="20"/>
+          <w:shd w:val="clear" w:color="auto" w:fill="FFFFFF"/>
+        </w:rPr>
+        <w:t>= A2 &amp; A1;</w:t>
       </w:r>
     </w:p>
     <w:p>
@@ -21022,7 +21491,27 @@
           <w:szCs w:val="20"/>
           <w:shd w:val="clear" w:color="auto" w:fill="FFFFFF"/>
         </w:rPr>
-        <w:t>            when "00" =&gt; A_less_B &lt;= (B1 or B2 or (not A0 and not B2 and not B1 and B0));</w:t>
+        <w:t xml:space="preserve">            when "00" =&gt; </w:t>
+      </w:r>
+      <w:proofErr w:type="spellStart"/>
+      <w:r>
+        <w:rPr>
+          <w:rFonts w:ascii="Consolas" w:eastAsia="Consolas" w:hAnsi="Consolas" w:cs="Consolas"/>
+          <w:sz w:val="20"/>
+          <w:szCs w:val="20"/>
+          <w:shd w:val="clear" w:color="auto" w:fill="FFFFFF"/>
+        </w:rPr>
+        <w:t>A_less_B</w:t>
+      </w:r>
+      <w:proofErr w:type="spellEnd"/>
+      <w:r>
+        <w:rPr>
+          <w:rFonts w:ascii="Consolas" w:eastAsia="Consolas" w:hAnsi="Consolas" w:cs="Consolas"/>
+          <w:sz w:val="20"/>
+          <w:szCs w:val="20"/>
+          <w:shd w:val="clear" w:color="auto" w:fill="FFFFFF"/>
+        </w:rPr>
+        <w:t xml:space="preserve"> &lt;= (B1 or B2 or (not A0 and not B2 and not B1 and B0));</w:t>
       </w:r>
     </w:p>
     <w:p>
@@ -21043,7 +21532,27 @@
           <w:szCs w:val="20"/>
           <w:shd w:val="clear" w:color="auto" w:fill="FFFFFF"/>
         </w:rPr>
-        <w:t>            when "01" =&gt; A_less_B &lt;= (B2 or (not A0 and not B2 and B1 and B0));</w:t>
+        <w:t xml:space="preserve">            when "01" =&gt; </w:t>
+      </w:r>
+      <w:proofErr w:type="spellStart"/>
+      <w:r>
+        <w:rPr>
+          <w:rFonts w:ascii="Consolas" w:eastAsia="Consolas" w:hAnsi="Consolas" w:cs="Consolas"/>
+          <w:sz w:val="20"/>
+          <w:szCs w:val="20"/>
+          <w:shd w:val="clear" w:color="auto" w:fill="FFFFFF"/>
+        </w:rPr>
+        <w:t>A_less_B</w:t>
+      </w:r>
+      <w:proofErr w:type="spellEnd"/>
+      <w:r>
+        <w:rPr>
+          <w:rFonts w:ascii="Consolas" w:eastAsia="Consolas" w:hAnsi="Consolas" w:cs="Consolas"/>
+          <w:sz w:val="20"/>
+          <w:szCs w:val="20"/>
+          <w:shd w:val="clear" w:color="auto" w:fill="FFFFFF"/>
+        </w:rPr>
+        <w:t xml:space="preserve"> &lt;= (B2 or (not A0 and not B2 and B1 and B0));</w:t>
       </w:r>
     </w:p>
     <w:p>
@@ -21064,7 +21573,27 @@
           <w:szCs w:val="20"/>
           <w:shd w:val="clear" w:color="auto" w:fill="FFFFFF"/>
         </w:rPr>
-        <w:t>            when "10" =&gt; A_less_B &lt;= ((B2 and B1) or (not A0 and B2 and not B1 and B0));</w:t>
+        <w:t xml:space="preserve">            when "10" =&gt; </w:t>
+      </w:r>
+      <w:proofErr w:type="spellStart"/>
+      <w:r>
+        <w:rPr>
+          <w:rFonts w:ascii="Consolas" w:eastAsia="Consolas" w:hAnsi="Consolas" w:cs="Consolas"/>
+          <w:sz w:val="20"/>
+          <w:szCs w:val="20"/>
+          <w:shd w:val="clear" w:color="auto" w:fill="FFFFFF"/>
+        </w:rPr>
+        <w:t>A_less_B</w:t>
+      </w:r>
+      <w:proofErr w:type="spellEnd"/>
+      <w:r>
+        <w:rPr>
+          <w:rFonts w:ascii="Consolas" w:eastAsia="Consolas" w:hAnsi="Consolas" w:cs="Consolas"/>
+          <w:sz w:val="20"/>
+          <w:szCs w:val="20"/>
+          <w:shd w:val="clear" w:color="auto" w:fill="FFFFFF"/>
+        </w:rPr>
+        <w:t xml:space="preserve"> &lt;= ((B2 and B1) or (not A0 and B2 and not B1 and B0));</w:t>
       </w:r>
     </w:p>
     <w:p>
@@ -21085,7 +21614,27 @@
           <w:szCs w:val="20"/>
           <w:shd w:val="clear" w:color="auto" w:fill="FFFFFF"/>
         </w:rPr>
-        <w:t>            when others =&gt; A_less_B &lt;= (not A0 and B2 and B1 and B0);</w:t>
+        <w:t xml:space="preserve">            when others =&gt; </w:t>
+      </w:r>
+      <w:proofErr w:type="spellStart"/>
+      <w:r>
+        <w:rPr>
+          <w:rFonts w:ascii="Consolas" w:eastAsia="Consolas" w:hAnsi="Consolas" w:cs="Consolas"/>
+          <w:sz w:val="20"/>
+          <w:szCs w:val="20"/>
+          <w:shd w:val="clear" w:color="auto" w:fill="FFFFFF"/>
+        </w:rPr>
+        <w:t>A_less_B</w:t>
+      </w:r>
+      <w:proofErr w:type="spellEnd"/>
+      <w:r>
+        <w:rPr>
+          <w:rFonts w:ascii="Consolas" w:eastAsia="Consolas" w:hAnsi="Consolas" w:cs="Consolas"/>
+          <w:sz w:val="20"/>
+          <w:szCs w:val="20"/>
+          <w:shd w:val="clear" w:color="auto" w:fill="FFFFFF"/>
+        </w:rPr>
+        <w:t xml:space="preserve"> &lt;= (not A0 and B2 and B1 and B0);</w:t>
       </w:r>
     </w:p>
     <w:p>
@@ -21148,7 +21697,27 @@
           <w:szCs w:val="20"/>
           <w:shd w:val="clear" w:color="auto" w:fill="FFFFFF"/>
         </w:rPr>
-        <w:t>    process(A2, A1, A0, B2, B1, B0)</w:t>
+        <w:t xml:space="preserve">    </w:t>
+      </w:r>
+      <w:proofErr w:type="gramStart"/>
+      <w:r>
+        <w:rPr>
+          <w:rFonts w:ascii="Consolas" w:eastAsia="Consolas" w:hAnsi="Consolas" w:cs="Consolas"/>
+          <w:sz w:val="20"/>
+          <w:szCs w:val="20"/>
+          <w:shd w:val="clear" w:color="auto" w:fill="FFFFFF"/>
+        </w:rPr>
+        <w:t>process(</w:t>
+      </w:r>
+      <w:proofErr w:type="gramEnd"/>
+      <w:r>
+        <w:rPr>
+          <w:rFonts w:ascii="Consolas" w:eastAsia="Consolas" w:hAnsi="Consolas" w:cs="Consolas"/>
+          <w:sz w:val="20"/>
+          <w:szCs w:val="20"/>
+          <w:shd w:val="clear" w:color="auto" w:fill="FFFFFF"/>
+        </w:rPr>
+        <w:t>A2, A1, A0, B2, B1, B0)</w:t>
       </w:r>
     </w:p>
     <w:p>
@@ -21169,7 +21738,67 @@
           <w:szCs w:val="20"/>
           <w:shd w:val="clear" w:color="auto" w:fill="FFFFFF"/>
         </w:rPr>
-        <w:t>        variable SEL : STD_LOGIC_VECTOR(1 downto 0);</w:t>
+        <w:t xml:space="preserve">        variable </w:t>
+      </w:r>
+      <w:proofErr w:type="gramStart"/>
+      <w:r>
+        <w:rPr>
+          <w:rFonts w:ascii="Consolas" w:eastAsia="Consolas" w:hAnsi="Consolas" w:cs="Consolas"/>
+          <w:sz w:val="20"/>
+          <w:szCs w:val="20"/>
+          <w:shd w:val="clear" w:color="auto" w:fill="FFFFFF"/>
+        </w:rPr>
+        <w:t>SEL :</w:t>
+      </w:r>
+      <w:proofErr w:type="gramEnd"/>
+      <w:r>
+        <w:rPr>
+          <w:rFonts w:ascii="Consolas" w:eastAsia="Consolas" w:hAnsi="Consolas" w:cs="Consolas"/>
+          <w:sz w:val="20"/>
+          <w:szCs w:val="20"/>
+          <w:shd w:val="clear" w:color="auto" w:fill="FFFFFF"/>
+        </w:rPr>
+        <w:t xml:space="preserve"> STD_LOGIC_</w:t>
+      </w:r>
+      <w:proofErr w:type="gramStart"/>
+      <w:r>
+        <w:rPr>
+          <w:rFonts w:ascii="Consolas" w:eastAsia="Consolas" w:hAnsi="Consolas" w:cs="Consolas"/>
+          <w:sz w:val="20"/>
+          <w:szCs w:val="20"/>
+          <w:shd w:val="clear" w:color="auto" w:fill="FFFFFF"/>
+        </w:rPr>
+        <w:t>VECTOR(</w:t>
+      </w:r>
+      <w:proofErr w:type="gramEnd"/>
+      <w:r>
+        <w:rPr>
+          <w:rFonts w:ascii="Consolas" w:eastAsia="Consolas" w:hAnsi="Consolas" w:cs="Consolas"/>
+          <w:sz w:val="20"/>
+          <w:szCs w:val="20"/>
+          <w:shd w:val="clear" w:color="auto" w:fill="FFFFFF"/>
+        </w:rPr>
+        <w:t xml:space="preserve">1 </w:t>
+      </w:r>
+      <w:proofErr w:type="spellStart"/>
+      <w:r>
+        <w:rPr>
+          <w:rFonts w:ascii="Consolas" w:eastAsia="Consolas" w:hAnsi="Consolas" w:cs="Consolas"/>
+          <w:sz w:val="20"/>
+          <w:szCs w:val="20"/>
+          <w:shd w:val="clear" w:color="auto" w:fill="FFFFFF"/>
+        </w:rPr>
+        <w:t>downto</w:t>
+      </w:r>
+      <w:proofErr w:type="spellEnd"/>
+      <w:r>
+        <w:rPr>
+          <w:rFonts w:ascii="Consolas" w:eastAsia="Consolas" w:hAnsi="Consolas" w:cs="Consolas"/>
+          <w:sz w:val="20"/>
+          <w:szCs w:val="20"/>
+          <w:shd w:val="clear" w:color="auto" w:fill="FFFFFF"/>
+        </w:rPr>
+        <w:t xml:space="preserve"> 0);</w:t>
       </w:r>
     </w:p>
     <w:p>
@@ -21211,7 +21840,27 @@
           <w:szCs w:val="20"/>
           <w:shd w:val="clear" w:color="auto" w:fill="FFFFFF"/>
         </w:rPr>
-        <w:t>        SEL := A2 &amp; A1;</w:t>
+        <w:t xml:space="preserve">        </w:t>
+      </w:r>
+      <w:proofErr w:type="gramStart"/>
+      <w:r>
+        <w:rPr>
+          <w:rFonts w:ascii="Consolas" w:eastAsia="Consolas" w:hAnsi="Consolas" w:cs="Consolas"/>
+          <w:sz w:val="20"/>
+          <w:szCs w:val="20"/>
+          <w:shd w:val="clear" w:color="auto" w:fill="FFFFFF"/>
+        </w:rPr>
+        <w:t>SEL :</w:t>
+      </w:r>
+      <w:proofErr w:type="gramEnd"/>
+      <w:r>
+        <w:rPr>
+          <w:rFonts w:ascii="Consolas" w:eastAsia="Consolas" w:hAnsi="Consolas" w:cs="Consolas"/>
+          <w:sz w:val="20"/>
+          <w:szCs w:val="20"/>
+          <w:shd w:val="clear" w:color="auto" w:fill="FFFFFF"/>
+        </w:rPr>
+        <w:t>= A2 &amp; A1;</w:t>
       </w:r>
     </w:p>
     <w:p>
@@ -21253,7 +21902,27 @@
           <w:szCs w:val="20"/>
           <w:shd w:val="clear" w:color="auto" w:fill="FFFFFF"/>
         </w:rPr>
-        <w:t>            when "00" =&gt; A_equal_B &lt;= ((not A0 and not B2 and not B1 and not B0) or (A0 and not B2 and not B1 and B0));</w:t>
+        <w:t xml:space="preserve">            when "00" =&gt; </w:t>
+      </w:r>
+      <w:proofErr w:type="spellStart"/>
+      <w:r>
+        <w:rPr>
+          <w:rFonts w:ascii="Consolas" w:eastAsia="Consolas" w:hAnsi="Consolas" w:cs="Consolas"/>
+          <w:sz w:val="20"/>
+          <w:szCs w:val="20"/>
+          <w:shd w:val="clear" w:color="auto" w:fill="FFFFFF"/>
+        </w:rPr>
+        <w:t>A_equal_B</w:t>
+      </w:r>
+      <w:proofErr w:type="spellEnd"/>
+      <w:r>
+        <w:rPr>
+          <w:rFonts w:ascii="Consolas" w:eastAsia="Consolas" w:hAnsi="Consolas" w:cs="Consolas"/>
+          <w:sz w:val="20"/>
+          <w:szCs w:val="20"/>
+          <w:shd w:val="clear" w:color="auto" w:fill="FFFFFF"/>
+        </w:rPr>
+        <w:t xml:space="preserve"> &lt;= ((not A0 and not B2 and not B1 and not B0) or (A0 and not B2 and not B1 and B0));</w:t>
       </w:r>
     </w:p>
     <w:p>
@@ -21274,7 +21943,27 @@
           <w:szCs w:val="20"/>
           <w:shd w:val="clear" w:color="auto" w:fill="FFFFFF"/>
         </w:rPr>
-        <w:t>            when "01" =&gt; A_equal_B &lt;= ((A0 and not B2 and B1 and B0) or (not A0 and not B2 and B1 and not B0));</w:t>
+        <w:t xml:space="preserve">            when "01" =&gt; </w:t>
+      </w:r>
+      <w:proofErr w:type="spellStart"/>
+      <w:r>
+        <w:rPr>
+          <w:rFonts w:ascii="Consolas" w:eastAsia="Consolas" w:hAnsi="Consolas" w:cs="Consolas"/>
+          <w:sz w:val="20"/>
+          <w:szCs w:val="20"/>
+          <w:shd w:val="clear" w:color="auto" w:fill="FFFFFF"/>
+        </w:rPr>
+        <w:t>A_equal_B</w:t>
+      </w:r>
+      <w:proofErr w:type="spellEnd"/>
+      <w:r>
+        <w:rPr>
+          <w:rFonts w:ascii="Consolas" w:eastAsia="Consolas" w:hAnsi="Consolas" w:cs="Consolas"/>
+          <w:sz w:val="20"/>
+          <w:szCs w:val="20"/>
+          <w:shd w:val="clear" w:color="auto" w:fill="FFFFFF"/>
+        </w:rPr>
+        <w:t xml:space="preserve"> &lt;= ((A0 and not B2 and B1 and B0) or (not A0 and not B2 and B1 and not B0));</w:t>
       </w:r>
     </w:p>
     <w:p>
@@ -21295,7 +21984,27 @@
           <w:szCs w:val="20"/>
           <w:shd w:val="clear" w:color="auto" w:fill="FFFFFF"/>
         </w:rPr>
-        <w:t>            when "10" =&gt; A_equal_B &lt;= ((not A0 and B2 and not B1 and not B0) or (A0 and B2 and not B1 and B0));</w:t>
+        <w:t xml:space="preserve">            when "10" =&gt; </w:t>
+      </w:r>
+      <w:proofErr w:type="spellStart"/>
+      <w:r>
+        <w:rPr>
+          <w:rFonts w:ascii="Consolas" w:eastAsia="Consolas" w:hAnsi="Consolas" w:cs="Consolas"/>
+          <w:sz w:val="20"/>
+          <w:szCs w:val="20"/>
+          <w:shd w:val="clear" w:color="auto" w:fill="FFFFFF"/>
+        </w:rPr>
+        <w:t>A_equal_B</w:t>
+      </w:r>
+      <w:proofErr w:type="spellEnd"/>
+      <w:r>
+        <w:rPr>
+          <w:rFonts w:ascii="Consolas" w:eastAsia="Consolas" w:hAnsi="Consolas" w:cs="Consolas"/>
+          <w:sz w:val="20"/>
+          <w:szCs w:val="20"/>
+          <w:shd w:val="clear" w:color="auto" w:fill="FFFFFF"/>
+        </w:rPr>
+        <w:t xml:space="preserve"> &lt;= ((not A0 and B2 and not B1 and not B0) or (A0 and B2 and not B1 and B0));</w:t>
       </w:r>
     </w:p>
     <w:p>
@@ -21316,7 +22025,27 @@
           <w:szCs w:val="20"/>
           <w:shd w:val="clear" w:color="auto" w:fill="FFFFFF"/>
         </w:rPr>
-        <w:t>            when others =&gt; A_equal_B &lt;= ((A0 and B2 and B1 and B0) or (not A0 and B2 and B1 and not B0));</w:t>
+        <w:t xml:space="preserve">            when others =&gt; </w:t>
+      </w:r>
+      <w:proofErr w:type="spellStart"/>
+      <w:r>
+        <w:rPr>
+          <w:rFonts w:ascii="Consolas" w:eastAsia="Consolas" w:hAnsi="Consolas" w:cs="Consolas"/>
+          <w:sz w:val="20"/>
+          <w:szCs w:val="20"/>
+          <w:shd w:val="clear" w:color="auto" w:fill="FFFFFF"/>
+        </w:rPr>
+        <w:t>A_equal_B</w:t>
+      </w:r>
+      <w:proofErr w:type="spellEnd"/>
+      <w:r>
+        <w:rPr>
+          <w:rFonts w:ascii="Consolas" w:eastAsia="Consolas" w:hAnsi="Consolas" w:cs="Consolas"/>
+          <w:sz w:val="20"/>
+          <w:szCs w:val="20"/>
+          <w:shd w:val="clear" w:color="auto" w:fill="FFFFFF"/>
+        </w:rPr>
+        <w:t xml:space="preserve"> &lt;= ((A0 and B2 and B1 and B0) or (not A0 and B2 and B1 and not B0));</w:t>
       </w:r>
     </w:p>
     <w:p>
@@ -21393,6 +22122,7 @@
           <w:szCs w:val="40"/>
         </w:rPr>
       </w:pPr>
+      <w:proofErr w:type="spellStart"/>
       <w:r>
         <w:rPr>
           <w:b/>
@@ -21401,8 +22131,27 @@
           <w:szCs w:val="40"/>
         </w:rPr>
         <w:lastRenderedPageBreak/>
-        <w:t>TB_test.vhd</w:t>
-      </w:r>
+        <w:t>TB_</w:t>
+      </w:r>
+      <w:r>
+        <w:rPr>
+          <w:b/>
+          <w:bCs/>
+          <w:sz w:val="40"/>
+          <w:szCs w:val="40"/>
+        </w:rPr>
+        <w:t>T</w:t>
+      </w:r>
+      <w:r>
+        <w:rPr>
+          <w:b/>
+          <w:bCs/>
+          <w:sz w:val="40"/>
+          <w:szCs w:val="40"/>
+        </w:rPr>
+        <w:t>est.vhd</w:t>
+      </w:r>
+      <w:proofErr w:type="spellEnd"/>
     </w:p>
     <w:p>
       <w:pPr>
@@ -21464,7 +22213,27 @@
           <w:szCs w:val="21"/>
           <w:shd w:val="clear" w:color="auto" w:fill="FFFFFF"/>
         </w:rPr>
-        <w:t>entity tb_test is</w:t>
+        <w:t xml:space="preserve">entity </w:t>
+      </w:r>
+      <w:proofErr w:type="spellStart"/>
+      <w:r>
+        <w:rPr>
+          <w:rFonts w:ascii="Consolas" w:eastAsia="Consolas" w:hAnsi="Consolas" w:cs="Consolas"/>
+          <w:sz w:val="21"/>
+          <w:szCs w:val="21"/>
+          <w:shd w:val="clear" w:color="auto" w:fill="FFFFFF"/>
+        </w:rPr>
+        <w:t>tb_test</w:t>
+      </w:r>
+      <w:proofErr w:type="spellEnd"/>
+      <w:r>
+        <w:rPr>
+          <w:rFonts w:ascii="Consolas" w:eastAsia="Consolas" w:hAnsi="Consolas" w:cs="Consolas"/>
+          <w:sz w:val="21"/>
+          <w:szCs w:val="21"/>
+          <w:shd w:val="clear" w:color="auto" w:fill="FFFFFF"/>
+        </w:rPr>
+        <w:t xml:space="preserve"> is</w:t>
       </w:r>
     </w:p>
     <w:p>
@@ -21485,7 +22254,27 @@
           <w:szCs w:val="21"/>
           <w:shd w:val="clear" w:color="auto" w:fill="FFFFFF"/>
         </w:rPr>
-        <w:t>end tb_test;</w:t>
+        <w:t xml:space="preserve">end </w:t>
+      </w:r>
+      <w:proofErr w:type="spellStart"/>
+      <w:r>
+        <w:rPr>
+          <w:rFonts w:ascii="Consolas" w:eastAsia="Consolas" w:hAnsi="Consolas" w:cs="Consolas"/>
+          <w:sz w:val="21"/>
+          <w:szCs w:val="21"/>
+          <w:shd w:val="clear" w:color="auto" w:fill="FFFFFF"/>
+        </w:rPr>
+        <w:t>tb_test</w:t>
+      </w:r>
+      <w:proofErr w:type="spellEnd"/>
+      <w:r>
+        <w:rPr>
+          <w:rFonts w:ascii="Consolas" w:eastAsia="Consolas" w:hAnsi="Consolas" w:cs="Consolas"/>
+          <w:sz w:val="21"/>
+          <w:szCs w:val="21"/>
+          <w:shd w:val="clear" w:color="auto" w:fill="FFFFFF"/>
+        </w:rPr>
+        <w:t>;</w:t>
       </w:r>
     </w:p>
     <w:p>
@@ -21506,7 +22295,27 @@
           <w:szCs w:val="21"/>
           <w:shd w:val="clear" w:color="auto" w:fill="FFFFFF"/>
         </w:rPr>
-        <w:t>architecture Behavioral of tb_test is</w:t>
+        <w:t xml:space="preserve">architecture Behavioral of </w:t>
+      </w:r>
+      <w:proofErr w:type="spellStart"/>
+      <w:r>
+        <w:rPr>
+          <w:rFonts w:ascii="Consolas" w:eastAsia="Consolas" w:hAnsi="Consolas" w:cs="Consolas"/>
+          <w:sz w:val="21"/>
+          <w:szCs w:val="21"/>
+          <w:shd w:val="clear" w:color="auto" w:fill="FFFFFF"/>
+        </w:rPr>
+        <w:t>tb_test</w:t>
+      </w:r>
+      <w:proofErr w:type="spellEnd"/>
+      <w:r>
+        <w:rPr>
+          <w:rFonts w:ascii="Consolas" w:eastAsia="Consolas" w:hAnsi="Consolas" w:cs="Consolas"/>
+          <w:sz w:val="21"/>
+          <w:szCs w:val="21"/>
+          <w:shd w:val="clear" w:color="auto" w:fill="FFFFFF"/>
+        </w:rPr>
+        <w:t xml:space="preserve"> is</w:t>
       </w:r>
     </w:p>
     <w:p>
@@ -21569,7 +22378,27 @@
           <w:szCs w:val="21"/>
           <w:shd w:val="clear" w:color="auto" w:fill="FFFFFF"/>
         </w:rPr>
-        <w:t>            A2, A1, A0 : in STD_LOGIC;</w:t>
+        <w:t>            A2, A1, A</w:t>
+      </w:r>
+      <w:proofErr w:type="gramStart"/>
+      <w:r>
+        <w:rPr>
+          <w:rFonts w:ascii="Consolas" w:eastAsia="Consolas" w:hAnsi="Consolas" w:cs="Consolas"/>
+          <w:sz w:val="21"/>
+          <w:szCs w:val="21"/>
+          <w:shd w:val="clear" w:color="auto" w:fill="FFFFFF"/>
+        </w:rPr>
+        <w:t>0 :</w:t>
+      </w:r>
+      <w:proofErr w:type="gramEnd"/>
+      <w:r>
+        <w:rPr>
+          <w:rFonts w:ascii="Consolas" w:eastAsia="Consolas" w:hAnsi="Consolas" w:cs="Consolas"/>
+          <w:sz w:val="21"/>
+          <w:szCs w:val="21"/>
+          <w:shd w:val="clear" w:color="auto" w:fill="FFFFFF"/>
+        </w:rPr>
+        <w:t xml:space="preserve"> in STD_LOGIC;</w:t>
       </w:r>
     </w:p>
     <w:p>
@@ -21590,7 +22419,27 @@
           <w:szCs w:val="21"/>
           <w:shd w:val="clear" w:color="auto" w:fill="FFFFFF"/>
         </w:rPr>
-        <w:t>            B2, B1, B0 : in STD_LOGIC;</w:t>
+        <w:t>            B2, B1, B</w:t>
+      </w:r>
+      <w:proofErr w:type="gramStart"/>
+      <w:r>
+        <w:rPr>
+          <w:rFonts w:ascii="Consolas" w:eastAsia="Consolas" w:hAnsi="Consolas" w:cs="Consolas"/>
+          <w:sz w:val="21"/>
+          <w:szCs w:val="21"/>
+          <w:shd w:val="clear" w:color="auto" w:fill="FFFFFF"/>
+        </w:rPr>
+        <w:t>0 :</w:t>
+      </w:r>
+      <w:proofErr w:type="gramEnd"/>
+      <w:r>
+        <w:rPr>
+          <w:rFonts w:ascii="Consolas" w:eastAsia="Consolas" w:hAnsi="Consolas" w:cs="Consolas"/>
+          <w:sz w:val="21"/>
+          <w:szCs w:val="21"/>
+          <w:shd w:val="clear" w:color="auto" w:fill="FFFFFF"/>
+        </w:rPr>
+        <w:t xml:space="preserve"> in STD_LOGIC;</w:t>
       </w:r>
     </w:p>
     <w:p>
@@ -21611,7 +22460,47 @@
           <w:szCs w:val="21"/>
           <w:shd w:val="clear" w:color="auto" w:fill="FFFFFF"/>
         </w:rPr>
-        <w:t>            A_more_B   : out STD_LOGIC;</w:t>
+        <w:t xml:space="preserve">            </w:t>
+      </w:r>
+      <w:proofErr w:type="spellStart"/>
+      <w:r>
+        <w:rPr>
+          <w:rFonts w:ascii="Consolas" w:eastAsia="Consolas" w:hAnsi="Consolas" w:cs="Consolas"/>
+          <w:sz w:val="21"/>
+          <w:szCs w:val="21"/>
+          <w:shd w:val="clear" w:color="auto" w:fill="FFFFFF"/>
+        </w:rPr>
+        <w:t>A_more_B</w:t>
+      </w:r>
+      <w:proofErr w:type="spellEnd"/>
+      <w:r>
+        <w:rPr>
+          <w:rFonts w:ascii="Consolas" w:eastAsia="Consolas" w:hAnsi="Consolas" w:cs="Consolas"/>
+          <w:sz w:val="21"/>
+          <w:szCs w:val="21"/>
+          <w:shd w:val="clear" w:color="auto" w:fill="FFFFFF"/>
+        </w:rPr>
+        <w:t xml:space="preserve"> </w:t>
+      </w:r>
+      <w:proofErr w:type="gramStart"/>
+      <w:r>
+        <w:rPr>
+          <w:rFonts w:ascii="Consolas" w:eastAsia="Consolas" w:hAnsi="Consolas" w:cs="Consolas"/>
+          <w:sz w:val="21"/>
+          <w:szCs w:val="21"/>
+          <w:shd w:val="clear" w:color="auto" w:fill="FFFFFF"/>
+        </w:rPr>
+        <w:t>  :</w:t>
+      </w:r>
+      <w:proofErr w:type="gramEnd"/>
+      <w:r>
+        <w:rPr>
+          <w:rFonts w:ascii="Consolas" w:eastAsia="Consolas" w:hAnsi="Consolas" w:cs="Consolas"/>
+          <w:sz w:val="21"/>
+          <w:szCs w:val="21"/>
+          <w:shd w:val="clear" w:color="auto" w:fill="FFFFFF"/>
+        </w:rPr>
+        <w:t xml:space="preserve"> out STD_LOGIC;</w:t>
       </w:r>
     </w:p>
     <w:p>
@@ -21632,7 +22521,47 @@
           <w:szCs w:val="21"/>
           <w:shd w:val="clear" w:color="auto" w:fill="FFFFFF"/>
         </w:rPr>
-        <w:t>            A_less_B   : out STD_LOGIC;</w:t>
+        <w:t xml:space="preserve">            </w:t>
+      </w:r>
+      <w:proofErr w:type="spellStart"/>
+      <w:r>
+        <w:rPr>
+          <w:rFonts w:ascii="Consolas" w:eastAsia="Consolas" w:hAnsi="Consolas" w:cs="Consolas"/>
+          <w:sz w:val="21"/>
+          <w:szCs w:val="21"/>
+          <w:shd w:val="clear" w:color="auto" w:fill="FFFFFF"/>
+        </w:rPr>
+        <w:t>A_less_B</w:t>
+      </w:r>
+      <w:proofErr w:type="spellEnd"/>
+      <w:r>
+        <w:rPr>
+          <w:rFonts w:ascii="Consolas" w:eastAsia="Consolas" w:hAnsi="Consolas" w:cs="Consolas"/>
+          <w:sz w:val="21"/>
+          <w:szCs w:val="21"/>
+          <w:shd w:val="clear" w:color="auto" w:fill="FFFFFF"/>
+        </w:rPr>
+        <w:t xml:space="preserve"> </w:t>
+      </w:r>
+      <w:proofErr w:type="gramStart"/>
+      <w:r>
+        <w:rPr>
+          <w:rFonts w:ascii="Consolas" w:eastAsia="Consolas" w:hAnsi="Consolas" w:cs="Consolas"/>
+          <w:sz w:val="21"/>
+          <w:szCs w:val="21"/>
+          <w:shd w:val="clear" w:color="auto" w:fill="FFFFFF"/>
+        </w:rPr>
+        <w:t>  :</w:t>
+      </w:r>
+      <w:proofErr w:type="gramEnd"/>
+      <w:r>
+        <w:rPr>
+          <w:rFonts w:ascii="Consolas" w:eastAsia="Consolas" w:hAnsi="Consolas" w:cs="Consolas"/>
+          <w:sz w:val="21"/>
+          <w:szCs w:val="21"/>
+          <w:shd w:val="clear" w:color="auto" w:fill="FFFFFF"/>
+        </w:rPr>
+        <w:t xml:space="preserve"> out STD_LOGIC;</w:t>
       </w:r>
     </w:p>
     <w:p>
@@ -21653,7 +22582,47 @@
           <w:szCs w:val="21"/>
           <w:shd w:val="clear" w:color="auto" w:fill="FFFFFF"/>
         </w:rPr>
-        <w:t>            A_equal_B  : out STD_LOGIC</w:t>
+        <w:t xml:space="preserve">            </w:t>
+      </w:r>
+      <w:proofErr w:type="spellStart"/>
+      <w:r>
+        <w:rPr>
+          <w:rFonts w:ascii="Consolas" w:eastAsia="Consolas" w:hAnsi="Consolas" w:cs="Consolas"/>
+          <w:sz w:val="21"/>
+          <w:szCs w:val="21"/>
+          <w:shd w:val="clear" w:color="auto" w:fill="FFFFFF"/>
+        </w:rPr>
+        <w:t>A_equal_</w:t>
+      </w:r>
+      <w:proofErr w:type="gramStart"/>
+      <w:r>
+        <w:rPr>
+          <w:rFonts w:ascii="Consolas" w:eastAsia="Consolas" w:hAnsi="Consolas" w:cs="Consolas"/>
+          <w:sz w:val="21"/>
+          <w:szCs w:val="21"/>
+          <w:shd w:val="clear" w:color="auto" w:fill="FFFFFF"/>
+        </w:rPr>
+        <w:t>B</w:t>
+      </w:r>
+      <w:proofErr w:type="spellEnd"/>
+      <w:r>
+        <w:rPr>
+          <w:rFonts w:ascii="Consolas" w:eastAsia="Consolas" w:hAnsi="Consolas" w:cs="Consolas"/>
+          <w:sz w:val="21"/>
+          <w:szCs w:val="21"/>
+          <w:shd w:val="clear" w:color="auto" w:fill="FFFFFF"/>
+        </w:rPr>
+        <w:t xml:space="preserve">  :</w:t>
+      </w:r>
+      <w:proofErr w:type="gramEnd"/>
+      <w:r>
+        <w:rPr>
+          <w:rFonts w:ascii="Consolas" w:eastAsia="Consolas" w:hAnsi="Consolas" w:cs="Consolas"/>
+          <w:sz w:val="21"/>
+          <w:szCs w:val="21"/>
+          <w:shd w:val="clear" w:color="auto" w:fill="FFFFFF"/>
+        </w:rPr>
+        <w:t xml:space="preserve"> out STD_LOGIC</w:t>
       </w:r>
     </w:p>
     <w:p>
@@ -21716,7 +22685,47 @@
           <w:szCs w:val="21"/>
           <w:shd w:val="clear" w:color="auto" w:fill="FFFFFF"/>
         </w:rPr>
-        <w:t>    signal A2, A1, A0 : STD_LOGIC := '0';</w:t>
+        <w:t>    signal A2, A1, A</w:t>
+      </w:r>
+      <w:proofErr w:type="gramStart"/>
+      <w:r>
+        <w:rPr>
+          <w:rFonts w:ascii="Consolas" w:eastAsia="Consolas" w:hAnsi="Consolas" w:cs="Consolas"/>
+          <w:sz w:val="21"/>
+          <w:szCs w:val="21"/>
+          <w:shd w:val="clear" w:color="auto" w:fill="FFFFFF"/>
+        </w:rPr>
+        <w:t>0 :</w:t>
+      </w:r>
+      <w:proofErr w:type="gramEnd"/>
+      <w:r>
+        <w:rPr>
+          <w:rFonts w:ascii="Consolas" w:eastAsia="Consolas" w:hAnsi="Consolas" w:cs="Consolas"/>
+          <w:sz w:val="21"/>
+          <w:szCs w:val="21"/>
+          <w:shd w:val="clear" w:color="auto" w:fill="FFFFFF"/>
+        </w:rPr>
+        <w:t xml:space="preserve"> STD_</w:t>
+      </w:r>
+      <w:proofErr w:type="gramStart"/>
+      <w:r>
+        <w:rPr>
+          <w:rFonts w:ascii="Consolas" w:eastAsia="Consolas" w:hAnsi="Consolas" w:cs="Consolas"/>
+          <w:sz w:val="21"/>
+          <w:szCs w:val="21"/>
+          <w:shd w:val="clear" w:color="auto" w:fill="FFFFFF"/>
+        </w:rPr>
+        <w:t>LOGIC :</w:t>
+      </w:r>
+      <w:proofErr w:type="gramEnd"/>
+      <w:r>
+        <w:rPr>
+          <w:rFonts w:ascii="Consolas" w:eastAsia="Consolas" w:hAnsi="Consolas" w:cs="Consolas"/>
+          <w:sz w:val="21"/>
+          <w:szCs w:val="21"/>
+          <w:shd w:val="clear" w:color="auto" w:fill="FFFFFF"/>
+        </w:rPr>
+        <w:t>= '0';</w:t>
       </w:r>
     </w:p>
     <w:p>
@@ -21737,7 +22746,47 @@
           <w:szCs w:val="21"/>
           <w:shd w:val="clear" w:color="auto" w:fill="FFFFFF"/>
         </w:rPr>
-        <w:t>    signal B2, B1, B0 : STD_LOGIC := '0';</w:t>
+        <w:t>    signal B2, B1, B</w:t>
+      </w:r>
+      <w:proofErr w:type="gramStart"/>
+      <w:r>
+        <w:rPr>
+          <w:rFonts w:ascii="Consolas" w:eastAsia="Consolas" w:hAnsi="Consolas" w:cs="Consolas"/>
+          <w:sz w:val="21"/>
+          <w:szCs w:val="21"/>
+          <w:shd w:val="clear" w:color="auto" w:fill="FFFFFF"/>
+        </w:rPr>
+        <w:t>0 :</w:t>
+      </w:r>
+      <w:proofErr w:type="gramEnd"/>
+      <w:r>
+        <w:rPr>
+          <w:rFonts w:ascii="Consolas" w:eastAsia="Consolas" w:hAnsi="Consolas" w:cs="Consolas"/>
+          <w:sz w:val="21"/>
+          <w:szCs w:val="21"/>
+          <w:shd w:val="clear" w:color="auto" w:fill="FFFFFF"/>
+        </w:rPr>
+        <w:t xml:space="preserve"> STD_</w:t>
+      </w:r>
+      <w:proofErr w:type="gramStart"/>
+      <w:r>
+        <w:rPr>
+          <w:rFonts w:ascii="Consolas" w:eastAsia="Consolas" w:hAnsi="Consolas" w:cs="Consolas"/>
+          <w:sz w:val="21"/>
+          <w:szCs w:val="21"/>
+          <w:shd w:val="clear" w:color="auto" w:fill="FFFFFF"/>
+        </w:rPr>
+        <w:t>LOGIC :</w:t>
+      </w:r>
+      <w:proofErr w:type="gramEnd"/>
+      <w:r>
+        <w:rPr>
+          <w:rFonts w:ascii="Consolas" w:eastAsia="Consolas" w:hAnsi="Consolas" w:cs="Consolas"/>
+          <w:sz w:val="21"/>
+          <w:szCs w:val="21"/>
+          <w:shd w:val="clear" w:color="auto" w:fill="FFFFFF"/>
+        </w:rPr>
+        <w:t>= '0';</w:t>
       </w:r>
     </w:p>
     <w:p>
@@ -21758,7 +22807,87 @@
           <w:szCs w:val="21"/>
           <w:shd w:val="clear" w:color="auto" w:fill="FFFFFF"/>
         </w:rPr>
-        <w:t>    signal A_more_B, A_less_B, A_equal_B : STD_LOGIC;</w:t>
+        <w:t xml:space="preserve">    signal </w:t>
+      </w:r>
+      <w:proofErr w:type="spellStart"/>
+      <w:r>
+        <w:rPr>
+          <w:rFonts w:ascii="Consolas" w:eastAsia="Consolas" w:hAnsi="Consolas" w:cs="Consolas"/>
+          <w:sz w:val="21"/>
+          <w:szCs w:val="21"/>
+          <w:shd w:val="clear" w:color="auto" w:fill="FFFFFF"/>
+        </w:rPr>
+        <w:t>A_more_B</w:t>
+      </w:r>
+      <w:proofErr w:type="spellEnd"/>
+      <w:r>
+        <w:rPr>
+          <w:rFonts w:ascii="Consolas" w:eastAsia="Consolas" w:hAnsi="Consolas" w:cs="Consolas"/>
+          <w:sz w:val="21"/>
+          <w:szCs w:val="21"/>
+          <w:shd w:val="clear" w:color="auto" w:fill="FFFFFF"/>
+        </w:rPr>
+        <w:t xml:space="preserve">, </w:t>
+      </w:r>
+      <w:proofErr w:type="spellStart"/>
+      <w:r>
+        <w:rPr>
+          <w:rFonts w:ascii="Consolas" w:eastAsia="Consolas" w:hAnsi="Consolas" w:cs="Consolas"/>
+          <w:sz w:val="21"/>
+          <w:szCs w:val="21"/>
+          <w:shd w:val="clear" w:color="auto" w:fill="FFFFFF"/>
+        </w:rPr>
+        <w:t>A_less_B</w:t>
+      </w:r>
+      <w:proofErr w:type="spellEnd"/>
+      <w:r>
+        <w:rPr>
+          <w:rFonts w:ascii="Consolas" w:eastAsia="Consolas" w:hAnsi="Consolas" w:cs="Consolas"/>
+          <w:sz w:val="21"/>
+          <w:szCs w:val="21"/>
+          <w:shd w:val="clear" w:color="auto" w:fill="FFFFFF"/>
+        </w:rPr>
+        <w:t xml:space="preserve">, </w:t>
+      </w:r>
+      <w:proofErr w:type="spellStart"/>
+      <w:r>
+        <w:rPr>
+          <w:rFonts w:ascii="Consolas" w:eastAsia="Consolas" w:hAnsi="Consolas" w:cs="Consolas"/>
+          <w:sz w:val="21"/>
+          <w:szCs w:val="21"/>
+          <w:shd w:val="clear" w:color="auto" w:fill="FFFFFF"/>
+        </w:rPr>
+        <w:t>A_equal_</w:t>
+      </w:r>
+      <w:proofErr w:type="gramStart"/>
+      <w:r>
+        <w:rPr>
+          <w:rFonts w:ascii="Consolas" w:eastAsia="Consolas" w:hAnsi="Consolas" w:cs="Consolas"/>
+          <w:sz w:val="21"/>
+          <w:szCs w:val="21"/>
+          <w:shd w:val="clear" w:color="auto" w:fill="FFFFFF"/>
+        </w:rPr>
+        <w:t>B</w:t>
+      </w:r>
+      <w:proofErr w:type="spellEnd"/>
+      <w:r>
+        <w:rPr>
+          <w:rFonts w:ascii="Consolas" w:eastAsia="Consolas" w:hAnsi="Consolas" w:cs="Consolas"/>
+          <w:sz w:val="21"/>
+          <w:szCs w:val="21"/>
+          <w:shd w:val="clear" w:color="auto" w:fill="FFFFFF"/>
+        </w:rPr>
+        <w:t xml:space="preserve"> :</w:t>
+      </w:r>
+      <w:proofErr w:type="gramEnd"/>
+      <w:r>
+        <w:rPr>
+          <w:rFonts w:ascii="Consolas" w:eastAsia="Consolas" w:hAnsi="Consolas" w:cs="Consolas"/>
+          <w:sz w:val="21"/>
+          <w:szCs w:val="21"/>
+          <w:shd w:val="clear" w:color="auto" w:fill="FFFFFF"/>
+        </w:rPr>
+        <w:t xml:space="preserve"> STD_LOGIC;</w:t>
       </w:r>
     </w:p>
     <w:p>
@@ -21968,7 +23097,47 @@
           <w:szCs w:val="21"/>
           <w:shd w:val="clear" w:color="auto" w:fill="FFFFFF"/>
         </w:rPr>
-        <w:t>        A_more_B =&gt; A_more_B,</w:t>
+        <w:t xml:space="preserve">        </w:t>
+      </w:r>
+      <w:proofErr w:type="spellStart"/>
+      <w:r>
+        <w:rPr>
+          <w:rFonts w:ascii="Consolas" w:eastAsia="Consolas" w:hAnsi="Consolas" w:cs="Consolas"/>
+          <w:sz w:val="21"/>
+          <w:szCs w:val="21"/>
+          <w:shd w:val="clear" w:color="auto" w:fill="FFFFFF"/>
+        </w:rPr>
+        <w:t>A_more_B</w:t>
+      </w:r>
+      <w:proofErr w:type="spellEnd"/>
+      <w:r>
+        <w:rPr>
+          <w:rFonts w:ascii="Consolas" w:eastAsia="Consolas" w:hAnsi="Consolas" w:cs="Consolas"/>
+          <w:sz w:val="21"/>
+          <w:szCs w:val="21"/>
+          <w:shd w:val="clear" w:color="auto" w:fill="FFFFFF"/>
+        </w:rPr>
+        <w:t xml:space="preserve"> =&gt; </w:t>
+      </w:r>
+      <w:proofErr w:type="spellStart"/>
+      <w:r>
+        <w:rPr>
+          <w:rFonts w:ascii="Consolas" w:eastAsia="Consolas" w:hAnsi="Consolas" w:cs="Consolas"/>
+          <w:sz w:val="21"/>
+          <w:szCs w:val="21"/>
+          <w:shd w:val="clear" w:color="auto" w:fill="FFFFFF"/>
+        </w:rPr>
+        <w:t>A_more_B</w:t>
+      </w:r>
+      <w:proofErr w:type="spellEnd"/>
+      <w:r>
+        <w:rPr>
+          <w:rFonts w:ascii="Consolas" w:eastAsia="Consolas" w:hAnsi="Consolas" w:cs="Consolas"/>
+          <w:sz w:val="21"/>
+          <w:szCs w:val="21"/>
+          <w:shd w:val="clear" w:color="auto" w:fill="FFFFFF"/>
+        </w:rPr>
+        <w:t>,</w:t>
       </w:r>
     </w:p>
     <w:p>
@@ -21989,7 +23158,47 @@
           <w:szCs w:val="21"/>
           <w:shd w:val="clear" w:color="auto" w:fill="FFFFFF"/>
         </w:rPr>
-        <w:t>        A_less_B =&gt; A_less_B,</w:t>
+        <w:t xml:space="preserve">        </w:t>
+      </w:r>
+      <w:proofErr w:type="spellStart"/>
+      <w:r>
+        <w:rPr>
+          <w:rFonts w:ascii="Consolas" w:eastAsia="Consolas" w:hAnsi="Consolas" w:cs="Consolas"/>
+          <w:sz w:val="21"/>
+          <w:szCs w:val="21"/>
+          <w:shd w:val="clear" w:color="auto" w:fill="FFFFFF"/>
+        </w:rPr>
+        <w:t>A_less_B</w:t>
+      </w:r>
+      <w:proofErr w:type="spellEnd"/>
+      <w:r>
+        <w:rPr>
+          <w:rFonts w:ascii="Consolas" w:eastAsia="Consolas" w:hAnsi="Consolas" w:cs="Consolas"/>
+          <w:sz w:val="21"/>
+          <w:szCs w:val="21"/>
+          <w:shd w:val="clear" w:color="auto" w:fill="FFFFFF"/>
+        </w:rPr>
+        <w:t xml:space="preserve"> =&gt; </w:t>
+      </w:r>
+      <w:proofErr w:type="spellStart"/>
+      <w:r>
+        <w:rPr>
+          <w:rFonts w:ascii="Consolas" w:eastAsia="Consolas" w:hAnsi="Consolas" w:cs="Consolas"/>
+          <w:sz w:val="21"/>
+          <w:szCs w:val="21"/>
+          <w:shd w:val="clear" w:color="auto" w:fill="FFFFFF"/>
+        </w:rPr>
+        <w:t>A_less_B</w:t>
+      </w:r>
+      <w:proofErr w:type="spellEnd"/>
+      <w:r>
+        <w:rPr>
+          <w:rFonts w:ascii="Consolas" w:eastAsia="Consolas" w:hAnsi="Consolas" w:cs="Consolas"/>
+          <w:sz w:val="21"/>
+          <w:szCs w:val="21"/>
+          <w:shd w:val="clear" w:color="auto" w:fill="FFFFFF"/>
+        </w:rPr>
+        <w:t>,</w:t>
       </w:r>
     </w:p>
     <w:p>
@@ -22010,8 +23219,39 @@
           <w:szCs w:val="21"/>
           <w:shd w:val="clear" w:color="auto" w:fill="FFFFFF"/>
         </w:rPr>
-        <w:t>        A_equal_B =&gt; A_equal_B</w:t>
-      </w:r>
+        <w:t xml:space="preserve">        </w:t>
+      </w:r>
+      <w:proofErr w:type="spellStart"/>
+      <w:r>
+        <w:rPr>
+          <w:rFonts w:ascii="Consolas" w:eastAsia="Consolas" w:hAnsi="Consolas" w:cs="Consolas"/>
+          <w:sz w:val="21"/>
+          <w:szCs w:val="21"/>
+          <w:shd w:val="clear" w:color="auto" w:fill="FFFFFF"/>
+        </w:rPr>
+        <w:t>A_equal_B</w:t>
+      </w:r>
+      <w:proofErr w:type="spellEnd"/>
+      <w:r>
+        <w:rPr>
+          <w:rFonts w:ascii="Consolas" w:eastAsia="Consolas" w:hAnsi="Consolas" w:cs="Consolas"/>
+          <w:sz w:val="21"/>
+          <w:szCs w:val="21"/>
+          <w:shd w:val="clear" w:color="auto" w:fill="FFFFFF"/>
+        </w:rPr>
+        <w:t xml:space="preserve"> =&gt; </w:t>
+      </w:r>
+      <w:proofErr w:type="spellStart"/>
+      <w:r>
+        <w:rPr>
+          <w:rFonts w:ascii="Consolas" w:eastAsia="Consolas" w:hAnsi="Consolas" w:cs="Consolas"/>
+          <w:sz w:val="21"/>
+          <w:szCs w:val="21"/>
+          <w:shd w:val="clear" w:color="auto" w:fill="FFFFFF"/>
+        </w:rPr>
+        <w:t>A_equal_B</w:t>
+      </w:r>
+      <w:proofErr w:type="spellEnd"/>
     </w:p>
     <w:p>
       <w:pPr>
@@ -22052,7 +23292,27 @@
           <w:szCs w:val="21"/>
           <w:shd w:val="clear" w:color="auto" w:fill="FFFFFF"/>
         </w:rPr>
-        <w:t>    stimulus : process</w:t>
+        <w:t xml:space="preserve">    </w:t>
+      </w:r>
+      <w:proofErr w:type="gramStart"/>
+      <w:r>
+        <w:rPr>
+          <w:rFonts w:ascii="Consolas" w:eastAsia="Consolas" w:hAnsi="Consolas" w:cs="Consolas"/>
+          <w:sz w:val="21"/>
+          <w:szCs w:val="21"/>
+          <w:shd w:val="clear" w:color="auto" w:fill="FFFFFF"/>
+        </w:rPr>
+        <w:t>stimulus :</w:t>
+      </w:r>
+      <w:proofErr w:type="gramEnd"/>
+      <w:r>
+        <w:rPr>
+          <w:rFonts w:ascii="Consolas" w:eastAsia="Consolas" w:hAnsi="Consolas" w:cs="Consolas"/>
+          <w:sz w:val="21"/>
+          <w:szCs w:val="21"/>
+          <w:shd w:val="clear" w:color="auto" w:fill="FFFFFF"/>
+        </w:rPr>
+        <w:t xml:space="preserve"> process</w:t>
       </w:r>
     </w:p>
     <w:p>
@@ -22094,7 +23354,27 @@
           <w:szCs w:val="21"/>
           <w:shd w:val="clear" w:color="auto" w:fill="FFFFFF"/>
         </w:rPr>
-        <w:t>        -- A=2, B=2  =&gt; A=B</w:t>
+        <w:t>        -- A=2, B=</w:t>
+      </w:r>
+      <w:proofErr w:type="gramStart"/>
+      <w:r>
+        <w:rPr>
+          <w:rFonts w:ascii="Consolas" w:eastAsia="Consolas" w:hAnsi="Consolas" w:cs="Consolas"/>
+          <w:sz w:val="21"/>
+          <w:szCs w:val="21"/>
+          <w:shd w:val="clear" w:color="auto" w:fill="FFFFFF"/>
+        </w:rPr>
+        <w:t>2  =</w:t>
+      </w:r>
+      <w:proofErr w:type="gramEnd"/>
+      <w:r>
+        <w:rPr>
+          <w:rFonts w:ascii="Consolas" w:eastAsia="Consolas" w:hAnsi="Consolas" w:cs="Consolas"/>
+          <w:sz w:val="21"/>
+          <w:szCs w:val="21"/>
+          <w:shd w:val="clear" w:color="auto" w:fill="FFFFFF"/>
+        </w:rPr>
+        <w:t>&gt; A=B</w:t>
       </w:r>
     </w:p>
     <w:p>
@@ -22178,7 +23458,27 @@
           <w:szCs w:val="21"/>
           <w:shd w:val="clear" w:color="auto" w:fill="FFFFFF"/>
         </w:rPr>
-        <w:t>        -- A=3, B=1  =&gt; A&gt;B</w:t>
+        <w:t>        -- A=3, B=</w:t>
+      </w:r>
+      <w:proofErr w:type="gramStart"/>
+      <w:r>
+        <w:rPr>
+          <w:rFonts w:ascii="Consolas" w:eastAsia="Consolas" w:hAnsi="Consolas" w:cs="Consolas"/>
+          <w:sz w:val="21"/>
+          <w:szCs w:val="21"/>
+          <w:shd w:val="clear" w:color="auto" w:fill="FFFFFF"/>
+        </w:rPr>
+        <w:t>1  =</w:t>
+      </w:r>
+      <w:proofErr w:type="gramEnd"/>
+      <w:r>
+        <w:rPr>
+          <w:rFonts w:ascii="Consolas" w:eastAsia="Consolas" w:hAnsi="Consolas" w:cs="Consolas"/>
+          <w:sz w:val="21"/>
+          <w:szCs w:val="21"/>
+          <w:shd w:val="clear" w:color="auto" w:fill="FFFFFF"/>
+        </w:rPr>
+        <w:t>&gt; A&gt;B</w:t>
       </w:r>
     </w:p>
     <w:p>
@@ -22262,7 +23562,27 @@
           <w:szCs w:val="21"/>
           <w:shd w:val="clear" w:color="auto" w:fill="FFFFFF"/>
         </w:rPr>
-        <w:t>        -- A=4, B=5  =&gt; A&lt;B</w:t>
+        <w:t>        -- A=4, B=</w:t>
+      </w:r>
+      <w:proofErr w:type="gramStart"/>
+      <w:r>
+        <w:rPr>
+          <w:rFonts w:ascii="Consolas" w:eastAsia="Consolas" w:hAnsi="Consolas" w:cs="Consolas"/>
+          <w:sz w:val="21"/>
+          <w:szCs w:val="21"/>
+          <w:shd w:val="clear" w:color="auto" w:fill="FFFFFF"/>
+        </w:rPr>
+        <w:t>5  =</w:t>
+      </w:r>
+      <w:proofErr w:type="gramEnd"/>
+      <w:r>
+        <w:rPr>
+          <w:rFonts w:ascii="Consolas" w:eastAsia="Consolas" w:hAnsi="Consolas" w:cs="Consolas"/>
+          <w:sz w:val="21"/>
+          <w:szCs w:val="21"/>
+          <w:shd w:val="clear" w:color="auto" w:fill="FFFFFF"/>
+        </w:rPr>
+        <w:t>&gt; A&lt;B</w:t>
       </w:r>
     </w:p>
     <w:p>
@@ -22421,6 +23741,7 @@
       </w:pPr>
       <w:r>
         <w:rPr>
+          <w:noProof/>
           <w:sz w:val="21"/>
           <w:szCs w:val="21"/>
         </w:rPr>
@@ -22461,6 +23782,1053 @@
           </wp:inline>
         </w:drawing>
       </w:r>
+    </w:p>
+    <w:p>
+      <w:pPr>
+        <w:rPr>
+          <w:rFonts w:ascii="Times New Roman" w:eastAsia="SimSun" w:hAnsi="Times New Roman" w:cs="Angsana New"/>
+          <w:sz w:val="21"/>
+          <w:szCs w:val="21"/>
+          <w:lang w:eastAsia="zh-CN"/>
+        </w:rPr>
+      </w:pPr>
+      <w:r>
+        <w:rPr>
+          <w:sz w:val="21"/>
+          <w:szCs w:val="21"/>
+        </w:rPr>
+        <w:br w:type="page"/>
+      </w:r>
+    </w:p>
+    <w:p>
+      <w:pPr>
+        <w:rPr>
+          <w:b/>
+          <w:bCs/>
+          <w:sz w:val="40"/>
+          <w:szCs w:val="40"/>
+        </w:rPr>
+      </w:pPr>
+      <w:proofErr w:type="spellStart"/>
+      <w:r>
+        <w:rPr>
+          <w:b/>
+          <w:bCs/>
+          <w:sz w:val="40"/>
+          <w:szCs w:val="40"/>
+        </w:rPr>
+        <w:lastRenderedPageBreak/>
+        <w:t>Old_T</w:t>
+      </w:r>
+      <w:r>
+        <w:rPr>
+          <w:b/>
+          <w:bCs/>
+          <w:sz w:val="40"/>
+          <w:szCs w:val="40"/>
+        </w:rPr>
+        <w:t>est.vhd</w:t>
+      </w:r>
+      <w:proofErr w:type="spellEnd"/>
+    </w:p>
+    <w:p>
+      <w:pPr>
+        <w:pStyle w:val="NormalWeb"/>
+        <w:shd w:val="clear" w:color="auto" w:fill="FFFFFF"/>
+        <w:spacing w:beforeAutospacing="0" w:afterAutospacing="0"/>
+        <w:textAlignment w:val="baseline"/>
+        <w:rPr>
+          <w:rFonts w:ascii="Consolas" w:hAnsi="Consolas"/>
+          <w:sz w:val="21"/>
+          <w:szCs w:val="21"/>
+        </w:rPr>
+      </w:pPr>
+      <w:r>
+        <w:rPr>
+          <w:rFonts w:ascii="Consolas" w:hAnsi="Consolas"/>
+          <w:sz w:val="21"/>
+          <w:szCs w:val="21"/>
+        </w:rPr>
+        <w:t>library IEEE;</w:t>
+      </w:r>
+    </w:p>
+    <w:p>
+      <w:pPr>
+        <w:pStyle w:val="NormalWeb"/>
+        <w:shd w:val="clear" w:color="auto" w:fill="FFFFFF"/>
+        <w:spacing w:beforeAutospacing="0" w:afterAutospacing="0"/>
+        <w:textAlignment w:val="baseline"/>
+        <w:rPr>
+          <w:rFonts w:ascii="Consolas" w:hAnsi="Consolas"/>
+          <w:sz w:val="21"/>
+          <w:szCs w:val="21"/>
+        </w:rPr>
+      </w:pPr>
+      <w:r>
+        <w:rPr>
+          <w:rFonts w:ascii="Consolas" w:hAnsi="Consolas"/>
+          <w:sz w:val="21"/>
+          <w:szCs w:val="21"/>
+        </w:rPr>
+        <w:t>use IEEE.STD_LOGIC_1164.ALL;</w:t>
+      </w:r>
+    </w:p>
+    <w:p>
+      <w:pPr>
+        <w:pStyle w:val="NormalWeb"/>
+        <w:shd w:val="clear" w:color="auto" w:fill="FFFFFF"/>
+        <w:spacing w:beforeAutospacing="0" w:afterAutospacing="0"/>
+        <w:textAlignment w:val="baseline"/>
+        <w:rPr>
+          <w:rFonts w:ascii="Consolas" w:hAnsi="Consolas"/>
+          <w:sz w:val="21"/>
+          <w:szCs w:val="21"/>
+        </w:rPr>
+      </w:pPr>
+      <w:r>
+        <w:rPr>
+          <w:rFonts w:ascii="Consolas" w:hAnsi="Consolas"/>
+          <w:sz w:val="21"/>
+          <w:szCs w:val="21"/>
+        </w:rPr>
+        <w:t>entity test is</w:t>
+      </w:r>
+    </w:p>
+    <w:p>
+      <w:pPr>
+        <w:pStyle w:val="NormalWeb"/>
+        <w:shd w:val="clear" w:color="auto" w:fill="FFFFFF"/>
+        <w:spacing w:beforeAutospacing="0" w:afterAutospacing="0"/>
+        <w:textAlignment w:val="baseline"/>
+        <w:rPr>
+          <w:rFonts w:ascii="Consolas" w:hAnsi="Consolas"/>
+          <w:sz w:val="21"/>
+          <w:szCs w:val="21"/>
+        </w:rPr>
+      </w:pPr>
+      <w:r>
+        <w:rPr>
+          <w:rFonts w:ascii="Consolas" w:hAnsi="Consolas"/>
+          <w:sz w:val="21"/>
+          <w:szCs w:val="21"/>
+        </w:rPr>
+        <w:t>    Port (</w:t>
+      </w:r>
+    </w:p>
+    <w:p>
+      <w:pPr>
+        <w:pStyle w:val="NormalWeb"/>
+        <w:shd w:val="clear" w:color="auto" w:fill="FFFFFF"/>
+        <w:spacing w:beforeAutospacing="0" w:afterAutospacing="0"/>
+        <w:textAlignment w:val="baseline"/>
+        <w:rPr>
+          <w:rFonts w:ascii="Consolas" w:hAnsi="Consolas"/>
+          <w:sz w:val="21"/>
+          <w:szCs w:val="21"/>
+        </w:rPr>
+      </w:pPr>
+      <w:r>
+        <w:rPr>
+          <w:rFonts w:ascii="Consolas" w:hAnsi="Consolas"/>
+          <w:sz w:val="21"/>
+          <w:szCs w:val="21"/>
+        </w:rPr>
+        <w:t>        A2, A1, A</w:t>
+      </w:r>
+      <w:proofErr w:type="gramStart"/>
+      <w:r>
+        <w:rPr>
+          <w:rFonts w:ascii="Consolas" w:hAnsi="Consolas"/>
+          <w:sz w:val="21"/>
+          <w:szCs w:val="21"/>
+        </w:rPr>
+        <w:t>0 :</w:t>
+      </w:r>
+      <w:proofErr w:type="gramEnd"/>
+      <w:r>
+        <w:rPr>
+          <w:rFonts w:ascii="Consolas" w:hAnsi="Consolas"/>
+          <w:sz w:val="21"/>
+          <w:szCs w:val="21"/>
+        </w:rPr>
+        <w:t xml:space="preserve"> in STD_LOGIC;</w:t>
+      </w:r>
+    </w:p>
+    <w:p>
+      <w:pPr>
+        <w:pStyle w:val="NormalWeb"/>
+        <w:shd w:val="clear" w:color="auto" w:fill="FFFFFF"/>
+        <w:spacing w:beforeAutospacing="0" w:afterAutospacing="0"/>
+        <w:textAlignment w:val="baseline"/>
+        <w:rPr>
+          <w:rFonts w:ascii="Consolas" w:hAnsi="Consolas"/>
+          <w:sz w:val="21"/>
+          <w:szCs w:val="21"/>
+        </w:rPr>
+      </w:pPr>
+      <w:r>
+        <w:rPr>
+          <w:rFonts w:ascii="Consolas" w:hAnsi="Consolas"/>
+          <w:sz w:val="21"/>
+          <w:szCs w:val="21"/>
+        </w:rPr>
+        <w:t>        B2, B1, B</w:t>
+      </w:r>
+      <w:proofErr w:type="gramStart"/>
+      <w:r>
+        <w:rPr>
+          <w:rFonts w:ascii="Consolas" w:hAnsi="Consolas"/>
+          <w:sz w:val="21"/>
+          <w:szCs w:val="21"/>
+        </w:rPr>
+        <w:t>0 :</w:t>
+      </w:r>
+      <w:proofErr w:type="gramEnd"/>
+      <w:r>
+        <w:rPr>
+          <w:rFonts w:ascii="Consolas" w:hAnsi="Consolas"/>
+          <w:sz w:val="21"/>
+          <w:szCs w:val="21"/>
+        </w:rPr>
+        <w:t xml:space="preserve"> in STD_LOGIC;</w:t>
+      </w:r>
+    </w:p>
+    <w:p>
+      <w:pPr>
+        <w:pStyle w:val="NormalWeb"/>
+        <w:shd w:val="clear" w:color="auto" w:fill="FFFFFF"/>
+        <w:spacing w:beforeAutospacing="0" w:afterAutospacing="0"/>
+        <w:textAlignment w:val="baseline"/>
+        <w:rPr>
+          <w:rFonts w:ascii="Consolas" w:hAnsi="Consolas"/>
+          <w:sz w:val="21"/>
+          <w:szCs w:val="21"/>
+        </w:rPr>
+      </w:pPr>
+      <w:r>
+        <w:rPr>
+          <w:rFonts w:ascii="Consolas" w:hAnsi="Consolas"/>
+          <w:sz w:val="21"/>
+          <w:szCs w:val="21"/>
+        </w:rPr>
+        <w:t xml:space="preserve">        </w:t>
+      </w:r>
+      <w:proofErr w:type="spellStart"/>
+      <w:r>
+        <w:rPr>
+          <w:rFonts w:ascii="Consolas" w:hAnsi="Consolas"/>
+          <w:sz w:val="21"/>
+          <w:szCs w:val="21"/>
+        </w:rPr>
+        <w:t>A_more_B</w:t>
+      </w:r>
+      <w:proofErr w:type="spellEnd"/>
+      <w:r>
+        <w:rPr>
+          <w:rFonts w:ascii="Consolas" w:hAnsi="Consolas"/>
+          <w:sz w:val="21"/>
+          <w:szCs w:val="21"/>
+        </w:rPr>
+        <w:t xml:space="preserve"> </w:t>
+      </w:r>
+      <w:proofErr w:type="gramStart"/>
+      <w:r>
+        <w:rPr>
+          <w:rFonts w:ascii="Consolas" w:hAnsi="Consolas"/>
+          <w:sz w:val="21"/>
+          <w:szCs w:val="21"/>
+        </w:rPr>
+        <w:t>  :</w:t>
+      </w:r>
+      <w:proofErr w:type="gramEnd"/>
+      <w:r>
+        <w:rPr>
+          <w:rFonts w:ascii="Consolas" w:hAnsi="Consolas"/>
+          <w:sz w:val="21"/>
+          <w:szCs w:val="21"/>
+        </w:rPr>
+        <w:t xml:space="preserve"> out STD_LOGIC;</w:t>
+      </w:r>
+    </w:p>
+    <w:p>
+      <w:pPr>
+        <w:pStyle w:val="NormalWeb"/>
+        <w:shd w:val="clear" w:color="auto" w:fill="FFFFFF"/>
+        <w:spacing w:beforeAutospacing="0" w:afterAutospacing="0"/>
+        <w:textAlignment w:val="baseline"/>
+        <w:rPr>
+          <w:rFonts w:ascii="Consolas" w:hAnsi="Consolas"/>
+          <w:sz w:val="21"/>
+          <w:szCs w:val="21"/>
+        </w:rPr>
+      </w:pPr>
+      <w:r>
+        <w:rPr>
+          <w:rFonts w:ascii="Consolas" w:hAnsi="Consolas"/>
+          <w:sz w:val="21"/>
+          <w:szCs w:val="21"/>
+        </w:rPr>
+        <w:t xml:space="preserve">        </w:t>
+      </w:r>
+      <w:proofErr w:type="spellStart"/>
+      <w:r>
+        <w:rPr>
+          <w:rFonts w:ascii="Consolas" w:hAnsi="Consolas"/>
+          <w:sz w:val="21"/>
+          <w:szCs w:val="21"/>
+        </w:rPr>
+        <w:t>A_less_B</w:t>
+      </w:r>
+      <w:proofErr w:type="spellEnd"/>
+      <w:r>
+        <w:rPr>
+          <w:rFonts w:ascii="Consolas" w:hAnsi="Consolas"/>
+          <w:sz w:val="21"/>
+          <w:szCs w:val="21"/>
+        </w:rPr>
+        <w:t xml:space="preserve"> </w:t>
+      </w:r>
+      <w:proofErr w:type="gramStart"/>
+      <w:r>
+        <w:rPr>
+          <w:rFonts w:ascii="Consolas" w:hAnsi="Consolas"/>
+          <w:sz w:val="21"/>
+          <w:szCs w:val="21"/>
+        </w:rPr>
+        <w:t>  :</w:t>
+      </w:r>
+      <w:proofErr w:type="gramEnd"/>
+      <w:r>
+        <w:rPr>
+          <w:rFonts w:ascii="Consolas" w:hAnsi="Consolas"/>
+          <w:sz w:val="21"/>
+          <w:szCs w:val="21"/>
+        </w:rPr>
+        <w:t xml:space="preserve"> out STD_LOGIC;</w:t>
+      </w:r>
+    </w:p>
+    <w:p>
+      <w:pPr>
+        <w:pStyle w:val="NormalWeb"/>
+        <w:shd w:val="clear" w:color="auto" w:fill="FFFFFF"/>
+        <w:spacing w:beforeAutospacing="0" w:afterAutospacing="0"/>
+        <w:textAlignment w:val="baseline"/>
+        <w:rPr>
+          <w:rFonts w:ascii="Consolas" w:hAnsi="Consolas"/>
+          <w:sz w:val="21"/>
+          <w:szCs w:val="21"/>
+        </w:rPr>
+      </w:pPr>
+      <w:r>
+        <w:rPr>
+          <w:rFonts w:ascii="Consolas" w:hAnsi="Consolas"/>
+          <w:sz w:val="21"/>
+          <w:szCs w:val="21"/>
+        </w:rPr>
+        <w:t xml:space="preserve">        </w:t>
+      </w:r>
+      <w:proofErr w:type="spellStart"/>
+      <w:r>
+        <w:rPr>
+          <w:rFonts w:ascii="Consolas" w:hAnsi="Consolas"/>
+          <w:sz w:val="21"/>
+          <w:szCs w:val="21"/>
+        </w:rPr>
+        <w:t>A_equal_</w:t>
+      </w:r>
+      <w:proofErr w:type="gramStart"/>
+      <w:r>
+        <w:rPr>
+          <w:rFonts w:ascii="Consolas" w:hAnsi="Consolas"/>
+          <w:sz w:val="21"/>
+          <w:szCs w:val="21"/>
+        </w:rPr>
+        <w:t>B</w:t>
+      </w:r>
+      <w:proofErr w:type="spellEnd"/>
+      <w:r>
+        <w:rPr>
+          <w:rFonts w:ascii="Consolas" w:hAnsi="Consolas"/>
+          <w:sz w:val="21"/>
+          <w:szCs w:val="21"/>
+        </w:rPr>
+        <w:t xml:space="preserve">  :</w:t>
+      </w:r>
+      <w:proofErr w:type="gramEnd"/>
+      <w:r>
+        <w:rPr>
+          <w:rFonts w:ascii="Consolas" w:hAnsi="Consolas"/>
+          <w:sz w:val="21"/>
+          <w:szCs w:val="21"/>
+        </w:rPr>
+        <w:t xml:space="preserve"> out STD_LOGIC</w:t>
+      </w:r>
+    </w:p>
+    <w:p>
+      <w:pPr>
+        <w:pStyle w:val="NormalWeb"/>
+        <w:shd w:val="clear" w:color="auto" w:fill="FFFFFF"/>
+        <w:spacing w:beforeAutospacing="0" w:afterAutospacing="0"/>
+        <w:textAlignment w:val="baseline"/>
+        <w:rPr>
+          <w:rFonts w:ascii="Consolas" w:hAnsi="Consolas"/>
+          <w:sz w:val="21"/>
+          <w:szCs w:val="21"/>
+        </w:rPr>
+      </w:pPr>
+      <w:r>
+        <w:rPr>
+          <w:rFonts w:ascii="Consolas" w:hAnsi="Consolas"/>
+          <w:sz w:val="21"/>
+          <w:szCs w:val="21"/>
+        </w:rPr>
+        <w:t>    );</w:t>
+      </w:r>
+    </w:p>
+    <w:p>
+      <w:pPr>
+        <w:pStyle w:val="NormalWeb"/>
+        <w:shd w:val="clear" w:color="auto" w:fill="FFFFFF"/>
+        <w:spacing w:beforeAutospacing="0" w:afterAutospacing="0"/>
+        <w:textAlignment w:val="baseline"/>
+        <w:rPr>
+          <w:rFonts w:ascii="Consolas" w:hAnsi="Consolas"/>
+          <w:sz w:val="21"/>
+          <w:szCs w:val="21"/>
+        </w:rPr>
+      </w:pPr>
+      <w:r>
+        <w:rPr>
+          <w:rFonts w:ascii="Consolas" w:hAnsi="Consolas"/>
+          <w:sz w:val="21"/>
+          <w:szCs w:val="21"/>
+        </w:rPr>
+        <w:t>end test;</w:t>
+      </w:r>
+    </w:p>
+    <w:p>
+      <w:pPr>
+        <w:pStyle w:val="NormalWeb"/>
+        <w:shd w:val="clear" w:color="auto" w:fill="FFFFFF"/>
+        <w:spacing w:beforeAutospacing="0" w:afterAutospacing="0"/>
+        <w:textAlignment w:val="baseline"/>
+        <w:rPr>
+          <w:rFonts w:ascii="Consolas" w:hAnsi="Consolas"/>
+          <w:sz w:val="21"/>
+          <w:szCs w:val="21"/>
+        </w:rPr>
+      </w:pPr>
+      <w:r>
+        <w:rPr>
+          <w:rFonts w:ascii="Consolas" w:hAnsi="Consolas"/>
+          <w:sz w:val="21"/>
+          <w:szCs w:val="21"/>
+        </w:rPr>
+        <w:t>architecture Behavioral of test is</w:t>
+      </w:r>
+    </w:p>
+    <w:p>
+      <w:pPr>
+        <w:pStyle w:val="NormalWeb"/>
+        <w:shd w:val="clear" w:color="auto" w:fill="FFFFFF"/>
+        <w:spacing w:beforeAutospacing="0" w:afterAutospacing="0"/>
+        <w:textAlignment w:val="baseline"/>
+        <w:rPr>
+          <w:rFonts w:ascii="Consolas" w:hAnsi="Consolas"/>
+          <w:sz w:val="21"/>
+          <w:szCs w:val="21"/>
+        </w:rPr>
+      </w:pPr>
+      <w:r>
+        <w:rPr>
+          <w:rFonts w:ascii="Consolas" w:hAnsi="Consolas"/>
+          <w:sz w:val="21"/>
+          <w:szCs w:val="21"/>
+        </w:rPr>
+        <w:t>begin</w:t>
+      </w:r>
+    </w:p>
+    <w:p>
+      <w:pPr>
+        <w:pStyle w:val="NormalWeb"/>
+        <w:shd w:val="clear" w:color="auto" w:fill="FFFFFF"/>
+        <w:spacing w:beforeAutospacing="0" w:afterAutospacing="0"/>
+        <w:textAlignment w:val="baseline"/>
+        <w:rPr>
+          <w:rFonts w:ascii="Consolas" w:hAnsi="Consolas"/>
+          <w:sz w:val="21"/>
+          <w:szCs w:val="21"/>
+        </w:rPr>
+      </w:pPr>
+      <w:r>
+        <w:rPr>
+          <w:rFonts w:ascii="Consolas" w:hAnsi="Consolas"/>
+          <w:sz w:val="21"/>
+          <w:szCs w:val="21"/>
+        </w:rPr>
+        <w:t>    -- A&gt;B</w:t>
+      </w:r>
+    </w:p>
+    <w:p>
+      <w:pPr>
+        <w:pStyle w:val="NormalWeb"/>
+        <w:shd w:val="clear" w:color="auto" w:fill="FFFFFF"/>
+        <w:spacing w:beforeAutospacing="0" w:afterAutospacing="0"/>
+        <w:jc w:val="thaiDistribute"/>
+        <w:textAlignment w:val="baseline"/>
+        <w:rPr>
+          <w:rFonts w:ascii="Consolas" w:hAnsi="Consolas"/>
+          <w:sz w:val="21"/>
+          <w:szCs w:val="21"/>
+        </w:rPr>
+      </w:pPr>
+      <w:r>
+        <w:rPr>
+          <w:rFonts w:ascii="Consolas" w:hAnsi="Consolas"/>
+          <w:sz w:val="21"/>
+          <w:szCs w:val="21"/>
+        </w:rPr>
+        <w:t xml:space="preserve">    </w:t>
+      </w:r>
+      <w:proofErr w:type="spellStart"/>
+      <w:r>
+        <w:rPr>
+          <w:rFonts w:ascii="Consolas" w:hAnsi="Consolas"/>
+          <w:sz w:val="21"/>
+          <w:szCs w:val="21"/>
+        </w:rPr>
+        <w:t>A_more_</w:t>
+      </w:r>
+      <w:proofErr w:type="gramStart"/>
+      <w:r>
+        <w:rPr>
+          <w:rFonts w:ascii="Consolas" w:hAnsi="Consolas"/>
+          <w:sz w:val="21"/>
+          <w:szCs w:val="21"/>
+        </w:rPr>
+        <w:t>B</w:t>
+      </w:r>
+      <w:proofErr w:type="spellEnd"/>
+      <w:r>
+        <w:rPr>
+          <w:rFonts w:ascii="Consolas" w:hAnsi="Consolas"/>
+          <w:sz w:val="21"/>
+          <w:szCs w:val="21"/>
+        </w:rPr>
+        <w:t xml:space="preserve">  &lt;</w:t>
+      </w:r>
+      <w:proofErr w:type="gramEnd"/>
+      <w:r>
+        <w:rPr>
+          <w:rFonts w:ascii="Consolas" w:hAnsi="Consolas"/>
+          <w:sz w:val="21"/>
+          <w:szCs w:val="21"/>
+        </w:rPr>
+        <w:t>= (not A2 and not A1) and (A0 and not B2 and not B1 and not B</w:t>
+      </w:r>
+      <w:proofErr w:type="gramStart"/>
+      <w:r>
+        <w:rPr>
+          <w:rFonts w:ascii="Consolas" w:hAnsi="Consolas"/>
+          <w:sz w:val="21"/>
+          <w:szCs w:val="21"/>
+        </w:rPr>
+        <w:t>0)or</w:t>
+      </w:r>
+      <w:proofErr w:type="gramEnd"/>
+      <w:r>
+        <w:rPr>
+          <w:rFonts w:ascii="Consolas" w:hAnsi="Consolas"/>
+          <w:sz w:val="21"/>
+          <w:szCs w:val="21"/>
+        </w:rPr>
+        <w:t xml:space="preserve"> (not A2 and A1) </w:t>
+      </w:r>
+      <w:proofErr w:type="gramStart"/>
+      <w:r>
+        <w:rPr>
+          <w:rFonts w:ascii="Consolas" w:hAnsi="Consolas"/>
+          <w:sz w:val="21"/>
+          <w:szCs w:val="21"/>
+        </w:rPr>
+        <w:t>and(</w:t>
+      </w:r>
+      <w:proofErr w:type="gramEnd"/>
+      <w:r>
+        <w:rPr>
+          <w:rFonts w:ascii="Consolas" w:hAnsi="Consolas"/>
+          <w:sz w:val="21"/>
+          <w:szCs w:val="21"/>
+        </w:rPr>
+        <w:t xml:space="preserve">(not B2 and not B1) </w:t>
+      </w:r>
+      <w:proofErr w:type="gramStart"/>
+      <w:r>
+        <w:rPr>
+          <w:rFonts w:ascii="Consolas" w:hAnsi="Consolas"/>
+          <w:sz w:val="21"/>
+          <w:szCs w:val="21"/>
+        </w:rPr>
+        <w:t>or(</w:t>
+      </w:r>
+      <w:proofErr w:type="gramEnd"/>
+      <w:r>
+        <w:rPr>
+          <w:rFonts w:ascii="Consolas" w:hAnsi="Consolas"/>
+          <w:sz w:val="21"/>
+          <w:szCs w:val="21"/>
+        </w:rPr>
+        <w:t>A0 and not B2 and B1 and not B0</w:t>
+      </w:r>
+      <w:proofErr w:type="gramStart"/>
+      <w:r>
+        <w:rPr>
+          <w:rFonts w:ascii="Consolas" w:hAnsi="Consolas"/>
+          <w:sz w:val="21"/>
+          <w:szCs w:val="21"/>
+        </w:rPr>
+        <w:t>))or</w:t>
+      </w:r>
+      <w:proofErr w:type="gramEnd"/>
+      <w:r>
+        <w:rPr>
+          <w:rFonts w:ascii="Consolas" w:hAnsi="Consolas"/>
+          <w:sz w:val="21"/>
+          <w:szCs w:val="21"/>
+        </w:rPr>
+        <w:t xml:space="preserve"> </w:t>
+      </w:r>
+      <w:r>
+        <w:rPr>
+          <w:rFonts w:ascii="Consolas" w:hAnsi="Consolas"/>
+          <w:sz w:val="21"/>
+          <w:szCs w:val="21"/>
+        </w:rPr>
+        <w:t xml:space="preserve">(A2 and not A1) </w:t>
+      </w:r>
+      <w:proofErr w:type="gramStart"/>
+      <w:r>
+        <w:rPr>
+          <w:rFonts w:ascii="Consolas" w:hAnsi="Consolas"/>
+          <w:sz w:val="21"/>
+          <w:szCs w:val="21"/>
+        </w:rPr>
+        <w:t>and(</w:t>
+      </w:r>
+      <w:proofErr w:type="gramEnd"/>
+      <w:r>
+        <w:rPr>
+          <w:rFonts w:ascii="Consolas" w:hAnsi="Consolas"/>
+          <w:sz w:val="21"/>
+          <w:szCs w:val="21"/>
+        </w:rPr>
+        <w:t xml:space="preserve">B2 </w:t>
+      </w:r>
+      <w:proofErr w:type="gramStart"/>
+      <w:r>
+        <w:rPr>
+          <w:rFonts w:ascii="Consolas" w:hAnsi="Consolas"/>
+          <w:sz w:val="21"/>
+          <w:szCs w:val="21"/>
+        </w:rPr>
+        <w:t>or(</w:t>
+      </w:r>
+      <w:proofErr w:type="gramEnd"/>
+      <w:r>
+        <w:rPr>
+          <w:rFonts w:ascii="Consolas" w:hAnsi="Consolas"/>
+          <w:sz w:val="21"/>
+          <w:szCs w:val="21"/>
+        </w:rPr>
+        <w:t>A0 and B2 and not B1 and not B0</w:t>
+      </w:r>
+      <w:proofErr w:type="gramStart"/>
+      <w:r>
+        <w:rPr>
+          <w:rFonts w:ascii="Consolas" w:hAnsi="Consolas"/>
+          <w:sz w:val="21"/>
+          <w:szCs w:val="21"/>
+        </w:rPr>
+        <w:t>))or</w:t>
+      </w:r>
+      <w:proofErr w:type="gramEnd"/>
+      <w:r>
+        <w:rPr>
+          <w:rFonts w:ascii="Consolas" w:hAnsi="Consolas"/>
+          <w:sz w:val="21"/>
+          <w:szCs w:val="21"/>
+        </w:rPr>
+        <w:t xml:space="preserve"> </w:t>
+      </w:r>
+      <w:r>
+        <w:rPr>
+          <w:rFonts w:ascii="Consolas" w:hAnsi="Consolas"/>
+          <w:sz w:val="21"/>
+          <w:szCs w:val="21"/>
+        </w:rPr>
+        <w:t xml:space="preserve">(A2 and A1) </w:t>
+      </w:r>
+      <w:proofErr w:type="gramStart"/>
+      <w:r>
+        <w:rPr>
+          <w:rFonts w:ascii="Consolas" w:hAnsi="Consolas"/>
+          <w:sz w:val="21"/>
+          <w:szCs w:val="21"/>
+        </w:rPr>
+        <w:t>and(</w:t>
+      </w:r>
+      <w:proofErr w:type="gramEnd"/>
+      <w:r>
+        <w:rPr>
+          <w:rFonts w:ascii="Consolas" w:hAnsi="Consolas"/>
+          <w:sz w:val="21"/>
+          <w:szCs w:val="21"/>
+        </w:rPr>
+        <w:t xml:space="preserve">not B2 or not B1 </w:t>
+      </w:r>
+      <w:proofErr w:type="gramStart"/>
+      <w:r>
+        <w:rPr>
+          <w:rFonts w:ascii="Consolas" w:hAnsi="Consolas"/>
+          <w:sz w:val="21"/>
+          <w:szCs w:val="21"/>
+        </w:rPr>
+        <w:t>or(</w:t>
+      </w:r>
+      <w:proofErr w:type="gramEnd"/>
+      <w:r>
+        <w:rPr>
+          <w:rFonts w:ascii="Consolas" w:hAnsi="Consolas"/>
+          <w:sz w:val="21"/>
+          <w:szCs w:val="21"/>
+        </w:rPr>
+        <w:t>A0 and B2 and B1 and not B0));</w:t>
+      </w:r>
+    </w:p>
+    <w:p>
+      <w:pPr>
+        <w:pStyle w:val="NormalWeb"/>
+        <w:shd w:val="clear" w:color="auto" w:fill="FFFFFF"/>
+        <w:spacing w:beforeAutospacing="0" w:afterAutospacing="0"/>
+        <w:textAlignment w:val="baseline"/>
+        <w:rPr>
+          <w:rFonts w:ascii="Consolas" w:hAnsi="Consolas"/>
+          <w:sz w:val="21"/>
+          <w:szCs w:val="21"/>
+        </w:rPr>
+      </w:pPr>
+    </w:p>
+    <w:p>
+      <w:pPr>
+        <w:pStyle w:val="NormalWeb"/>
+        <w:shd w:val="clear" w:color="auto" w:fill="FFFFFF"/>
+        <w:spacing w:beforeAutospacing="0" w:afterAutospacing="0"/>
+        <w:textAlignment w:val="baseline"/>
+        <w:rPr>
+          <w:rFonts w:ascii="Consolas" w:hAnsi="Consolas"/>
+          <w:sz w:val="21"/>
+          <w:szCs w:val="21"/>
+        </w:rPr>
+      </w:pPr>
+      <w:r>
+        <w:rPr>
+          <w:rFonts w:ascii="Consolas" w:hAnsi="Consolas"/>
+          <w:sz w:val="21"/>
+          <w:szCs w:val="21"/>
+        </w:rPr>
+        <w:t>    -- A&lt;B</w:t>
+      </w:r>
+    </w:p>
+    <w:p>
+      <w:pPr>
+        <w:pStyle w:val="NormalWeb"/>
+        <w:shd w:val="clear" w:color="auto" w:fill="FFFFFF"/>
+        <w:spacing w:beforeAutospacing="0" w:afterAutospacing="0"/>
+        <w:jc w:val="thaiDistribute"/>
+        <w:textAlignment w:val="baseline"/>
+        <w:rPr>
+          <w:rFonts w:ascii="Consolas" w:hAnsi="Consolas"/>
+          <w:sz w:val="21"/>
+          <w:szCs w:val="21"/>
+        </w:rPr>
+      </w:pPr>
+      <w:r>
+        <w:rPr>
+          <w:rFonts w:ascii="Consolas" w:hAnsi="Consolas"/>
+          <w:sz w:val="21"/>
+          <w:szCs w:val="21"/>
+        </w:rPr>
+        <w:t xml:space="preserve">    </w:t>
+      </w:r>
+      <w:proofErr w:type="spellStart"/>
+      <w:r>
+        <w:rPr>
+          <w:rFonts w:ascii="Consolas" w:hAnsi="Consolas"/>
+          <w:sz w:val="21"/>
+          <w:szCs w:val="21"/>
+        </w:rPr>
+        <w:t>A_less_</w:t>
+      </w:r>
+      <w:proofErr w:type="gramStart"/>
+      <w:r>
+        <w:rPr>
+          <w:rFonts w:ascii="Consolas" w:hAnsi="Consolas"/>
+          <w:sz w:val="21"/>
+          <w:szCs w:val="21"/>
+        </w:rPr>
+        <w:t>B</w:t>
+      </w:r>
+      <w:proofErr w:type="spellEnd"/>
+      <w:r>
+        <w:rPr>
+          <w:rFonts w:ascii="Consolas" w:hAnsi="Consolas"/>
+          <w:sz w:val="21"/>
+          <w:szCs w:val="21"/>
+        </w:rPr>
+        <w:t xml:space="preserve">  &lt;</w:t>
+      </w:r>
+      <w:proofErr w:type="gramEnd"/>
+      <w:r>
+        <w:rPr>
+          <w:rFonts w:ascii="Consolas" w:hAnsi="Consolas"/>
+          <w:sz w:val="21"/>
+          <w:szCs w:val="21"/>
+        </w:rPr>
+        <w:t xml:space="preserve">= (not A2 and not A1) </w:t>
+      </w:r>
+      <w:proofErr w:type="gramStart"/>
+      <w:r>
+        <w:rPr>
+          <w:rFonts w:ascii="Consolas" w:hAnsi="Consolas"/>
+          <w:sz w:val="21"/>
+          <w:szCs w:val="21"/>
+        </w:rPr>
+        <w:t>and(</w:t>
+      </w:r>
+      <w:proofErr w:type="gramEnd"/>
+      <w:r>
+        <w:rPr>
+          <w:rFonts w:ascii="Consolas" w:hAnsi="Consolas"/>
+          <w:sz w:val="21"/>
+          <w:szCs w:val="21"/>
+        </w:rPr>
+        <w:t xml:space="preserve">B1 or B2 </w:t>
+      </w:r>
+      <w:proofErr w:type="gramStart"/>
+      <w:r>
+        <w:rPr>
+          <w:rFonts w:ascii="Consolas" w:hAnsi="Consolas"/>
+          <w:sz w:val="21"/>
+          <w:szCs w:val="21"/>
+        </w:rPr>
+        <w:t>or(</w:t>
+      </w:r>
+      <w:proofErr w:type="gramEnd"/>
+      <w:r>
+        <w:rPr>
+          <w:rFonts w:ascii="Consolas" w:hAnsi="Consolas"/>
+          <w:sz w:val="21"/>
+          <w:szCs w:val="21"/>
+        </w:rPr>
+        <w:t xml:space="preserve">not A0 and not B2 and not B1 and B0)) or (not A2 and A1) </w:t>
+      </w:r>
+      <w:proofErr w:type="gramStart"/>
+      <w:r>
+        <w:rPr>
+          <w:rFonts w:ascii="Consolas" w:hAnsi="Consolas"/>
+          <w:sz w:val="21"/>
+          <w:szCs w:val="21"/>
+        </w:rPr>
+        <w:t>and(</w:t>
+      </w:r>
+      <w:proofErr w:type="gramEnd"/>
+      <w:r>
+        <w:rPr>
+          <w:rFonts w:ascii="Consolas" w:hAnsi="Consolas"/>
+          <w:sz w:val="21"/>
+          <w:szCs w:val="21"/>
+        </w:rPr>
+        <w:t xml:space="preserve">B2 </w:t>
+      </w:r>
+      <w:proofErr w:type="gramStart"/>
+      <w:r>
+        <w:rPr>
+          <w:rFonts w:ascii="Consolas" w:hAnsi="Consolas"/>
+          <w:sz w:val="21"/>
+          <w:szCs w:val="21"/>
+        </w:rPr>
+        <w:t>or(</w:t>
+      </w:r>
+      <w:proofErr w:type="gramEnd"/>
+      <w:r>
+        <w:rPr>
+          <w:rFonts w:ascii="Consolas" w:hAnsi="Consolas"/>
+          <w:sz w:val="21"/>
+          <w:szCs w:val="21"/>
+        </w:rPr>
+        <w:t xml:space="preserve">not A0 and not B2 and B1)) or (A2 and not A1) </w:t>
+      </w:r>
+      <w:proofErr w:type="gramStart"/>
+      <w:r>
+        <w:rPr>
+          <w:rFonts w:ascii="Consolas" w:hAnsi="Consolas"/>
+          <w:sz w:val="21"/>
+          <w:szCs w:val="21"/>
+        </w:rPr>
+        <w:t>and(</w:t>
+      </w:r>
+      <w:proofErr w:type="gramEnd"/>
+      <w:r>
+        <w:rPr>
+          <w:rFonts w:ascii="Consolas" w:hAnsi="Consolas"/>
+          <w:sz w:val="21"/>
+          <w:szCs w:val="21"/>
+        </w:rPr>
+        <w:t xml:space="preserve">(B2 and B1) </w:t>
+      </w:r>
+      <w:proofErr w:type="gramStart"/>
+      <w:r>
+        <w:rPr>
+          <w:rFonts w:ascii="Consolas" w:hAnsi="Consolas"/>
+          <w:sz w:val="21"/>
+          <w:szCs w:val="21"/>
+        </w:rPr>
+        <w:t>or(</w:t>
+      </w:r>
+      <w:proofErr w:type="gramEnd"/>
+      <w:r>
+        <w:rPr>
+          <w:rFonts w:ascii="Consolas" w:hAnsi="Consolas"/>
+          <w:sz w:val="21"/>
+          <w:szCs w:val="21"/>
+        </w:rPr>
+        <w:t xml:space="preserve">not A0 and B2 and not B1 and B0)) or (A2 and A1) </w:t>
+      </w:r>
+      <w:proofErr w:type="gramStart"/>
+      <w:r>
+        <w:rPr>
+          <w:rFonts w:ascii="Consolas" w:hAnsi="Consolas"/>
+          <w:sz w:val="21"/>
+          <w:szCs w:val="21"/>
+        </w:rPr>
+        <w:t>and(</w:t>
+      </w:r>
+      <w:proofErr w:type="gramEnd"/>
+      <w:r>
+        <w:rPr>
+          <w:rFonts w:ascii="Consolas" w:hAnsi="Consolas"/>
+          <w:sz w:val="21"/>
+          <w:szCs w:val="21"/>
+        </w:rPr>
+        <w:t>not A0 and B2 and B1 and B0);</w:t>
+      </w:r>
+    </w:p>
+    <w:p>
+      <w:pPr>
+        <w:pStyle w:val="NormalWeb"/>
+        <w:shd w:val="clear" w:color="auto" w:fill="FFFFFF"/>
+        <w:spacing w:beforeAutospacing="0" w:afterAutospacing="0"/>
+        <w:textAlignment w:val="baseline"/>
+        <w:rPr>
+          <w:rFonts w:ascii="Consolas" w:hAnsi="Consolas"/>
+          <w:sz w:val="21"/>
+          <w:szCs w:val="21"/>
+        </w:rPr>
+      </w:pPr>
+    </w:p>
+    <w:p>
+      <w:pPr>
+        <w:pStyle w:val="NormalWeb"/>
+        <w:shd w:val="clear" w:color="auto" w:fill="FFFFFF"/>
+        <w:spacing w:beforeAutospacing="0" w:afterAutospacing="0"/>
+        <w:textAlignment w:val="baseline"/>
+        <w:rPr>
+          <w:rFonts w:ascii="Consolas" w:hAnsi="Consolas"/>
+          <w:sz w:val="21"/>
+          <w:szCs w:val="21"/>
+        </w:rPr>
+      </w:pPr>
+      <w:r>
+        <w:rPr>
+          <w:rFonts w:ascii="Consolas" w:hAnsi="Consolas"/>
+          <w:sz w:val="21"/>
+          <w:szCs w:val="21"/>
+        </w:rPr>
+        <w:t>    -- A=B</w:t>
+      </w:r>
+    </w:p>
+    <w:p>
+      <w:pPr>
+        <w:pStyle w:val="NormalWeb"/>
+        <w:shd w:val="clear" w:color="auto" w:fill="FFFFFF"/>
+        <w:spacing w:beforeAutospacing="0" w:afterAutospacing="0"/>
+        <w:jc w:val="thaiDistribute"/>
+        <w:textAlignment w:val="baseline"/>
+        <w:rPr>
+          <w:rFonts w:ascii="Consolas" w:hAnsi="Consolas"/>
+          <w:sz w:val="21"/>
+          <w:szCs w:val="21"/>
+        </w:rPr>
+      </w:pPr>
+      <w:r>
+        <w:rPr>
+          <w:rFonts w:ascii="Consolas" w:hAnsi="Consolas"/>
+          <w:sz w:val="21"/>
+          <w:szCs w:val="21"/>
+        </w:rPr>
+        <w:t xml:space="preserve">    </w:t>
+      </w:r>
+      <w:proofErr w:type="spellStart"/>
+      <w:r>
+        <w:rPr>
+          <w:rFonts w:ascii="Consolas" w:hAnsi="Consolas"/>
+          <w:sz w:val="21"/>
+          <w:szCs w:val="21"/>
+        </w:rPr>
+        <w:t>A_equal_B</w:t>
+      </w:r>
+      <w:proofErr w:type="spellEnd"/>
+      <w:r>
+        <w:rPr>
+          <w:rFonts w:ascii="Consolas" w:hAnsi="Consolas"/>
+          <w:sz w:val="21"/>
+          <w:szCs w:val="21"/>
+        </w:rPr>
+        <w:t xml:space="preserve"> &lt;= (not A2 and not A1) and((not A0 and not B2 and not B1 and not B0) or(A0 and not B2 and not B1 and B0)) or (not A2 and A1) and((A0 and not B2 and B1 and B0) or(not A0 and not B2 and B1 and not B0)) or (A2 and not A1) and((not A0 and B2 and not B1 and not B0) or(A0 and B2 and not B1 and B0)) or (A2 and A1) and((A0 and B2 and B1 and B0) or(not A0 and B2 and B1 and not B0));</w:t>
+      </w:r>
+    </w:p>
+    <w:p>
+      <w:pPr>
+        <w:pStyle w:val="NormalWeb"/>
+        <w:shd w:val="clear" w:color="auto" w:fill="FFFFFF"/>
+        <w:spacing w:beforeAutospacing="0" w:afterAutospacing="0"/>
+        <w:textAlignment w:val="baseline"/>
+        <w:rPr>
+          <w:rFonts w:ascii="Consolas" w:hAnsi="Consolas"/>
+          <w:sz w:val="21"/>
+          <w:szCs w:val="21"/>
+        </w:rPr>
+      </w:pPr>
+      <w:r>
+        <w:rPr>
+          <w:rFonts w:ascii="Consolas" w:hAnsi="Consolas"/>
+          <w:sz w:val="21"/>
+          <w:szCs w:val="21"/>
+        </w:rPr>
+        <w:t>end Behavioral;</w:t>
+      </w:r>
+    </w:p>
+    <w:p>
+      <w:pPr>
+        <w:pStyle w:val="NormalWeb"/>
+        <w:shd w:val="clear" w:color="auto" w:fill="FFFFFF"/>
+        <w:spacing w:beforeAutospacing="0" w:afterAutospacing="0"/>
+        <w:textAlignment w:val="baseline"/>
+        <w:rPr>
+          <w:sz w:val="21"/>
+          <w:szCs w:val="21"/>
+        </w:rPr>
+      </w:pPr>
     </w:p>
     <w:sectPr>
       <w:pgSz w:w="11906" w:h="16838"/>
@@ -22938,7 +25306,6 @@
   <w:style w:type="character" w:default="1" w:styleId="DefaultParagraphFont">
     <w:name w:val="Default Paragraph Font"/>
     <w:uiPriority w:val="1"/>
-    <w:semiHidden/>
     <w:unhideWhenUsed/>
   </w:style>
   <w:style w:type="table" w:default="1" w:styleId="TableNormal">
